--- a/templates/plananual/CYT 1° A 5°/CYT 2° - PROGRAMACIÓN  ANUAL.docx
+++ b/templates/plananual/CYT 1° A 5°/CYT 2° - PROGRAMACIÓN  ANUAL.docx
@@ -11905,7 +11905,7 @@
     <w:tbl>
       <w:tblPr>
         <w:tblStyle w:val="Tablaconcuadrcula"/>
-        <w:tblW w:w="14850" w:type="dxa"/>
+        <w:tblW w:w="14851" w:type="dxa"/>
         <w:jc w:val="center"/>
         <w:tblBorders>
           <w:top w:val="double" w:sz="4" w:space="0" w:color="47D459" w:themeColor="accent3" w:themeTint="99"/>
@@ -11919,7 +11919,7 @@
         <w:tblLook w:val="04A0" w:firstRow="1" w:lastRow="0" w:firstColumn="1" w:lastColumn="0" w:noHBand="0" w:noVBand="1"/>
       </w:tblPr>
       <w:tblGrid>
-        <w:gridCol w:w="874"/>
+        <w:gridCol w:w="875"/>
         <w:gridCol w:w="1095"/>
         <w:gridCol w:w="1726"/>
         <w:gridCol w:w="6169"/>
@@ -11935,32 +11935,27 @@
         <w:tc>
           <w:tcPr>
             <w:tcW w:w="875" w:type="dxa"/>
-            <w:tcBorders>
-              <w:top w:val="double" w:sz="4" w:space="0" w:color="47D459" w:themeColor="accent3" w:themeTint="99"/>
-              <w:left w:val="double" w:sz="4" w:space="0" w:color="47D459" w:themeColor="accent3" w:themeTint="99"/>
-              <w:bottom w:val="double" w:sz="4" w:space="0" w:color="47D459" w:themeColor="accent3" w:themeTint="99"/>
-              <w:right w:val="double" w:sz="4" w:space="0" w:color="47D459" w:themeColor="accent3" w:themeTint="99"/>
-            </w:tcBorders>
             <w:shd w:val="clear" w:color="auto" w:fill="C1F0C7" w:themeFill="accent3" w:themeFillTint="33"/>
             <w:vAlign w:val="center"/>
-            <w:hideMark/>
-          </w:tcPr>
-          <w:p>
-            <w:pPr>
-              <w:spacing w:after="160" w:line="276" w:lineRule="auto"/>
-              <w:ind w:right="-455"/>
-              <w:rPr>
-                <w:rFonts w:ascii="Arial Nova Cond Light" w:hAnsi="Arial Nova Cond Light" w:cs="Times New Roman"/>
-                <w:b/>
-                <w:bCs/>
-                <w:color w:val="000000" w:themeColor="text1"/>
-                <w:sz w:val="20"/>
-                <w:szCs w:val="20"/>
-              </w:rPr>
-            </w:pPr>
-            <w:r>
-              <w:rPr>
-                <w:rFonts w:ascii="Arial Nova Cond Light" w:hAnsi="Arial Nova Cond Light" w:cs="Times New Roman"/>
+          </w:tcPr>
+          <w:p>
+            <w:pPr>
+              <w:pStyle w:val="Prrafodelista"/>
+              <w:ind w:left="0"/>
+              <w:jc w:val="center"/>
+              <w:rPr>
+                <w:rFonts w:ascii="Arial Nova Cond" w:hAnsi="Arial Nova Cond" w:cs="Times New Roman"/>
+                <w:b/>
+                <w:bCs/>
+                <w:color w:val="000000" w:themeColor="text1"/>
+                <w:sz w:val="20"/>
+                <w:szCs w:val="20"/>
+              </w:rPr>
+            </w:pPr>
+            <w:bookmarkStart w:id="1" w:name="_Hlk227075175"/>
+            <w:r>
+              <w:rPr>
+                <w:rFonts w:ascii="Arial Nova Cond" w:hAnsi="Arial Nova Cond" w:cs="Times New Roman"/>
                 <w:b/>
                 <w:bCs/>
                 <w:color w:val="000000" w:themeColor="text1"/>
@@ -11974,32 +11969,26 @@
         <w:tc>
           <w:tcPr>
             <w:tcW w:w="1095" w:type="dxa"/>
-            <w:tcBorders>
-              <w:top w:val="double" w:sz="4" w:space="0" w:color="47D459" w:themeColor="accent3" w:themeTint="99"/>
-              <w:left w:val="double" w:sz="4" w:space="0" w:color="47D459" w:themeColor="accent3" w:themeTint="99"/>
-              <w:bottom w:val="double" w:sz="4" w:space="0" w:color="47D459" w:themeColor="accent3" w:themeTint="99"/>
-              <w:right w:val="double" w:sz="4" w:space="0" w:color="47D459" w:themeColor="accent3" w:themeTint="99"/>
-            </w:tcBorders>
             <w:shd w:val="clear" w:color="auto" w:fill="C1F0C7" w:themeFill="accent3" w:themeFillTint="33"/>
             <w:vAlign w:val="center"/>
-            <w:hideMark/>
-          </w:tcPr>
-          <w:p>
-            <w:pPr>
-              <w:spacing w:after="160" w:line="276" w:lineRule="auto"/>
-              <w:ind w:right="-455"/>
-              <w:rPr>
-                <w:rFonts w:ascii="Arial Nova Cond Light" w:hAnsi="Arial Nova Cond Light" w:cs="Times New Roman"/>
-                <w:b/>
-                <w:bCs/>
-                <w:color w:val="000000" w:themeColor="text1"/>
-                <w:sz w:val="20"/>
-                <w:szCs w:val="20"/>
-              </w:rPr>
-            </w:pPr>
-            <w:r>
-              <w:rPr>
-                <w:rFonts w:ascii="Arial Nova Cond Light" w:hAnsi="Arial Nova Cond Light" w:cs="Times New Roman"/>
+          </w:tcPr>
+          <w:p>
+            <w:pPr>
+              <w:pStyle w:val="Prrafodelista"/>
+              <w:ind w:left="0"/>
+              <w:jc w:val="center"/>
+              <w:rPr>
+                <w:rFonts w:ascii="Arial Nova Cond" w:hAnsi="Arial Nova Cond" w:cs="Times New Roman"/>
+                <w:b/>
+                <w:bCs/>
+                <w:color w:val="000000" w:themeColor="text1"/>
+                <w:sz w:val="20"/>
+                <w:szCs w:val="20"/>
+              </w:rPr>
+            </w:pPr>
+            <w:r>
+              <w:rPr>
+                <w:rFonts w:ascii="Arial Nova Cond" w:hAnsi="Arial Nova Cond" w:cs="Times New Roman"/>
                 <w:b/>
                 <w:bCs/>
                 <w:color w:val="000000" w:themeColor="text1"/>
@@ -12013,32 +12002,26 @@
         <w:tc>
           <w:tcPr>
             <w:tcW w:w="1726" w:type="dxa"/>
-            <w:tcBorders>
-              <w:top w:val="double" w:sz="4" w:space="0" w:color="47D459" w:themeColor="accent3" w:themeTint="99"/>
-              <w:left w:val="double" w:sz="4" w:space="0" w:color="47D459" w:themeColor="accent3" w:themeTint="99"/>
-              <w:bottom w:val="double" w:sz="4" w:space="0" w:color="47D459" w:themeColor="accent3" w:themeTint="99"/>
-              <w:right w:val="double" w:sz="4" w:space="0" w:color="47D459" w:themeColor="accent3" w:themeTint="99"/>
-            </w:tcBorders>
             <w:shd w:val="clear" w:color="auto" w:fill="C1F0C7" w:themeFill="accent3" w:themeFillTint="33"/>
             <w:vAlign w:val="center"/>
-            <w:hideMark/>
-          </w:tcPr>
-          <w:p>
-            <w:pPr>
-              <w:spacing w:after="160" w:line="276" w:lineRule="auto"/>
-              <w:ind w:right="-455"/>
-              <w:rPr>
-                <w:rFonts w:ascii="Arial Nova Cond Light" w:hAnsi="Arial Nova Cond Light" w:cs="Times New Roman"/>
-                <w:b/>
-                <w:bCs/>
-                <w:color w:val="000000" w:themeColor="text1"/>
-                <w:sz w:val="20"/>
-                <w:szCs w:val="20"/>
-              </w:rPr>
-            </w:pPr>
-            <w:r>
-              <w:rPr>
-                <w:rFonts w:ascii="Arial Nova Cond Light" w:hAnsi="Arial Nova Cond Light" w:cs="Times New Roman"/>
+          </w:tcPr>
+          <w:p>
+            <w:pPr>
+              <w:pStyle w:val="Prrafodelista"/>
+              <w:ind w:left="0"/>
+              <w:jc w:val="center"/>
+              <w:rPr>
+                <w:rFonts w:ascii="Arial Nova Cond" w:hAnsi="Arial Nova Cond" w:cs="Times New Roman"/>
+                <w:b/>
+                <w:bCs/>
+                <w:color w:val="000000" w:themeColor="text1"/>
+                <w:sz w:val="20"/>
+                <w:szCs w:val="20"/>
+              </w:rPr>
+            </w:pPr>
+            <w:r>
+              <w:rPr>
+                <w:rFonts w:ascii="Arial Nova Cond" w:hAnsi="Arial Nova Cond" w:cs="Times New Roman"/>
                 <w:b/>
                 <w:bCs/>
                 <w:color w:val="000000" w:themeColor="text1"/>
@@ -12052,110 +12035,147 @@
         <w:tc>
           <w:tcPr>
             <w:tcW w:w="6169" w:type="dxa"/>
-            <w:tcBorders>
-              <w:top w:val="double" w:sz="4" w:space="0" w:color="47D459" w:themeColor="accent3" w:themeTint="99"/>
-              <w:left w:val="double" w:sz="4" w:space="0" w:color="47D459" w:themeColor="accent3" w:themeTint="99"/>
-              <w:bottom w:val="double" w:sz="4" w:space="0" w:color="47D459" w:themeColor="accent3" w:themeTint="99"/>
-              <w:right w:val="double" w:sz="4" w:space="0" w:color="47D459" w:themeColor="accent3" w:themeTint="99"/>
-            </w:tcBorders>
             <w:shd w:val="clear" w:color="auto" w:fill="C1F0C7" w:themeFill="accent3" w:themeFillTint="33"/>
             <w:vAlign w:val="center"/>
-            <w:hideMark/>
-          </w:tcPr>
-          <w:p>
-            <w:pPr>
-              <w:spacing w:after="160" w:line="276" w:lineRule="auto"/>
-              <w:ind w:right="-455"/>
-              <w:rPr>
-                <w:rFonts w:ascii="Arial Nova Cond Light" w:hAnsi="Arial Nova Cond Light" w:cs="Times New Roman"/>
-                <w:b/>
-                <w:bCs/>
-                <w:color w:val="000000" w:themeColor="text1"/>
-                <w:sz w:val="20"/>
-                <w:szCs w:val="20"/>
-              </w:rPr>
-            </w:pPr>
-            <w:r>
-              <w:rPr>
-                <w:rFonts w:ascii="Arial Nova Cond Light" w:hAnsi="Arial Nova Cond Light" w:cs="Times New Roman"/>
-                <w:b/>
-                <w:bCs/>
-                <w:color w:val="000000" w:themeColor="text1"/>
-                <w:sz w:val="20"/>
-                <w:szCs w:val="20"/>
-              </w:rPr>
-              <w:t>SITUACIÓN SIGNIFICATIVA</w:t>
+          </w:tcPr>
+          <w:p>
+            <w:pPr>
+              <w:pStyle w:val="Prrafodelista"/>
+              <w:ind w:left="0"/>
+              <w:jc w:val="center"/>
+              <w:rPr>
+                <w:rFonts w:ascii="Arial Nova Cond" w:hAnsi="Arial Nova Cond" w:cs="Times New Roman"/>
+                <w:b/>
+                <w:bCs/>
+                <w:color w:val="000000" w:themeColor="text1"/>
+                <w:sz w:val="20"/>
+                <w:szCs w:val="20"/>
+              </w:rPr>
+            </w:pPr>
+            <w:r>
+              <w:rPr>
+                <w:rFonts w:ascii="Arial Nova Cond" w:hAnsi="Arial Nova Cond" w:cs="Times New Roman"/>
+                <w:b/>
+                <w:bCs/>
+                <w:color w:val="000000" w:themeColor="text1"/>
+                <w:sz w:val="20"/>
+                <w:szCs w:val="20"/>
+              </w:rPr>
+              <w:t>SITUACIÓN SIGNIF</w:t>
+            </w:r>
+            <w:r>
+              <w:rPr>
+                <w:rFonts w:ascii="Arial Nova Cond" w:hAnsi="Arial Nova Cond" w:cs="Times New Roman"/>
+                <w:b/>
+                <w:bCs/>
+                <w:color w:val="000000" w:themeColor="text1"/>
+                <w:sz w:val="20"/>
+                <w:szCs w:val="20"/>
+              </w:rPr>
+              <w:t>I</w:t>
+            </w:r>
+            <w:r>
+              <w:rPr>
+                <w:rFonts w:ascii="Arial Nova Cond" w:hAnsi="Arial Nova Cond" w:cs="Times New Roman"/>
+                <w:b/>
+                <w:bCs/>
+                <w:color w:val="000000" w:themeColor="text1"/>
+                <w:sz w:val="20"/>
+                <w:szCs w:val="20"/>
+              </w:rPr>
+              <w:t>CATIVA</w:t>
             </w:r>
           </w:p>
         </w:tc>
         <w:tc>
           <w:tcPr>
             <w:tcW w:w="2015" w:type="dxa"/>
-            <w:tcBorders>
-              <w:top w:val="double" w:sz="4" w:space="0" w:color="47D459" w:themeColor="accent3" w:themeTint="99"/>
-              <w:left w:val="double" w:sz="4" w:space="0" w:color="47D459" w:themeColor="accent3" w:themeTint="99"/>
-              <w:bottom w:val="double" w:sz="4" w:space="0" w:color="47D459" w:themeColor="accent3" w:themeTint="99"/>
-              <w:right w:val="double" w:sz="4" w:space="0" w:color="47D459" w:themeColor="accent3" w:themeTint="99"/>
-            </w:tcBorders>
             <w:shd w:val="clear" w:color="auto" w:fill="C1F0C7" w:themeFill="accent3" w:themeFillTint="33"/>
             <w:vAlign w:val="center"/>
-            <w:hideMark/>
-          </w:tcPr>
-          <w:p>
-            <w:pPr>
-              <w:spacing w:after="160" w:line="276" w:lineRule="auto"/>
-              <w:ind w:right="-455"/>
-              <w:rPr>
-                <w:rFonts w:ascii="Arial Nova Cond Light" w:hAnsi="Arial Nova Cond Light" w:cs="Times New Roman"/>
-                <w:b/>
-                <w:bCs/>
-                <w:color w:val="000000" w:themeColor="text1"/>
-                <w:sz w:val="20"/>
-                <w:szCs w:val="20"/>
-              </w:rPr>
-            </w:pPr>
-            <w:r>
-              <w:rPr>
-                <w:rFonts w:ascii="Arial Nova Cond Light" w:hAnsi="Arial Nova Cond Light" w:cs="Times New Roman"/>
-                <w:b/>
-                <w:bCs/>
-                <w:color w:val="000000" w:themeColor="text1"/>
-                <w:sz w:val="20"/>
-                <w:szCs w:val="20"/>
-              </w:rPr>
-              <w:t>TÍTULO DE LA UNIDAD DIDÁCTICA.</w:t>
+          </w:tcPr>
+          <w:p>
+            <w:pPr>
+              <w:pStyle w:val="Prrafodelista"/>
+              <w:ind w:left="0"/>
+              <w:jc w:val="center"/>
+              <w:rPr>
+                <w:rFonts w:ascii="Arial Nova Cond" w:hAnsi="Arial Nova Cond" w:cs="Times New Roman"/>
+                <w:b/>
+                <w:bCs/>
+                <w:color w:val="000000" w:themeColor="text1"/>
+                <w:sz w:val="20"/>
+                <w:szCs w:val="20"/>
+              </w:rPr>
+            </w:pPr>
+            <w:r>
+              <w:rPr>
+                <w:rFonts w:ascii="Arial Nova Cond" w:hAnsi="Arial Nova Cond" w:cs="Times New Roman"/>
+                <w:b/>
+                <w:bCs/>
+                <w:color w:val="000000" w:themeColor="text1"/>
+                <w:sz w:val="20"/>
+                <w:szCs w:val="20"/>
+              </w:rPr>
+              <w:t>TÍTULO DE LA UNIDAD DID</w:t>
+            </w:r>
+            <w:r>
+              <w:rPr>
+                <w:rFonts w:ascii="Arial Nova Cond" w:hAnsi="Arial Nova Cond" w:cs="Times New Roman"/>
+                <w:b/>
+                <w:bCs/>
+                <w:color w:val="000000" w:themeColor="text1"/>
+                <w:sz w:val="20"/>
+                <w:szCs w:val="20"/>
+              </w:rPr>
+              <w:t>Á</w:t>
+            </w:r>
+            <w:r>
+              <w:rPr>
+                <w:rFonts w:ascii="Arial Nova Cond" w:hAnsi="Arial Nova Cond" w:cs="Times New Roman"/>
+                <w:b/>
+                <w:bCs/>
+                <w:color w:val="000000" w:themeColor="text1"/>
+                <w:sz w:val="20"/>
+                <w:szCs w:val="20"/>
+              </w:rPr>
+              <w:t>CTICA</w:t>
+            </w:r>
+            <w:r>
+              <w:rPr>
+                <w:rFonts w:ascii="Arial Nova Cond" w:hAnsi="Arial Nova Cond" w:cs="Times New Roman"/>
+                <w:b/>
+                <w:bCs/>
+                <w:color w:val="000000" w:themeColor="text1"/>
+                <w:sz w:val="20"/>
+                <w:szCs w:val="20"/>
+              </w:rPr>
+              <w:t>.</w:t>
             </w:r>
           </w:p>
         </w:tc>
         <w:tc>
           <w:tcPr>
             <w:tcW w:w="1634" w:type="dxa"/>
-            <w:tcBorders>
-              <w:top w:val="double" w:sz="4" w:space="0" w:color="47D459" w:themeColor="accent3" w:themeTint="99"/>
-              <w:left w:val="double" w:sz="4" w:space="0" w:color="47D459" w:themeColor="accent3" w:themeTint="99"/>
-              <w:bottom w:val="double" w:sz="4" w:space="0" w:color="47D459" w:themeColor="accent3" w:themeTint="99"/>
-              <w:right w:val="double" w:sz="4" w:space="0" w:color="47D459" w:themeColor="accent3" w:themeTint="99"/>
-            </w:tcBorders>
             <w:shd w:val="clear" w:color="auto" w:fill="C1F0C7" w:themeFill="accent3" w:themeFillTint="33"/>
             <w:vAlign w:val="center"/>
-            <w:hideMark/>
-          </w:tcPr>
-          <w:p>
-            <w:pPr>
-              <w:spacing w:after="160" w:line="276" w:lineRule="auto"/>
-              <w:ind w:right="-455"/>
-              <w:rPr>
-                <w:rFonts w:ascii="Arial Nova Cond Light" w:hAnsi="Arial Nova Cond Light" w:cs="Times New Roman"/>
-                <w:b/>
-                <w:bCs/>
-                <w:color w:val="000000" w:themeColor="text1"/>
-                <w:sz w:val="20"/>
-                <w:szCs w:val="20"/>
-              </w:rPr>
-            </w:pPr>
-            <w:r>
-              <w:rPr>
-                <w:rFonts w:ascii="Arial Nova Cond Light" w:hAnsi="Arial Nova Cond Light" w:cs="Times New Roman"/>
+          </w:tcPr>
+          <w:p>
+            <w:pPr>
+              <w:pStyle w:val="Prrafodelista"/>
+              <w:ind w:left="0"/>
+              <w:jc w:val="center"/>
+              <w:rPr>
+                <w:rFonts w:ascii="Arial Nova Cond" w:hAnsi="Arial Nova Cond" w:cs="Times New Roman"/>
+                <w:b/>
+                <w:bCs/>
+                <w:color w:val="000000" w:themeColor="text1"/>
+                <w:sz w:val="20"/>
+                <w:szCs w:val="20"/>
+              </w:rPr>
+            </w:pPr>
+            <w:r>
+              <w:rPr>
+                <w:rFonts w:ascii="Arial Nova Cond" w:hAnsi="Arial Nova Cond" w:cs="Times New Roman"/>
                 <w:b/>
                 <w:bCs/>
                 <w:color w:val="000000" w:themeColor="text1"/>
@@ -12169,32 +12189,26 @@
         <w:tc>
           <w:tcPr>
             <w:tcW w:w="1337" w:type="dxa"/>
-            <w:tcBorders>
-              <w:top w:val="double" w:sz="4" w:space="0" w:color="47D459" w:themeColor="accent3" w:themeTint="99"/>
-              <w:left w:val="double" w:sz="4" w:space="0" w:color="47D459" w:themeColor="accent3" w:themeTint="99"/>
-              <w:bottom w:val="double" w:sz="4" w:space="0" w:color="47D459" w:themeColor="accent3" w:themeTint="99"/>
-              <w:right w:val="double" w:sz="4" w:space="0" w:color="47D459" w:themeColor="accent3" w:themeTint="99"/>
-            </w:tcBorders>
             <w:shd w:val="clear" w:color="auto" w:fill="C1F0C7" w:themeFill="accent3" w:themeFillTint="33"/>
             <w:vAlign w:val="center"/>
-            <w:hideMark/>
-          </w:tcPr>
-          <w:p>
-            <w:pPr>
-              <w:spacing w:after="160" w:line="276" w:lineRule="auto"/>
-              <w:ind w:right="-455"/>
-              <w:rPr>
-                <w:rFonts w:ascii="Arial Nova Cond Light" w:hAnsi="Arial Nova Cond Light" w:cs="Times New Roman"/>
-                <w:b/>
-                <w:bCs/>
-                <w:color w:val="000000" w:themeColor="text1"/>
-                <w:sz w:val="20"/>
-                <w:szCs w:val="20"/>
-              </w:rPr>
-            </w:pPr>
-            <w:r>
-              <w:rPr>
-                <w:rFonts w:ascii="Arial Nova Cond Light" w:hAnsi="Arial Nova Cond Light" w:cs="Times New Roman"/>
+          </w:tcPr>
+          <w:p>
+            <w:pPr>
+              <w:pStyle w:val="Prrafodelista"/>
+              <w:ind w:left="0"/>
+              <w:jc w:val="center"/>
+              <w:rPr>
+                <w:rFonts w:ascii="Arial Nova Cond" w:hAnsi="Arial Nova Cond" w:cs="Times New Roman"/>
+                <w:b/>
+                <w:bCs/>
+                <w:color w:val="000000" w:themeColor="text1"/>
+                <w:sz w:val="20"/>
+                <w:szCs w:val="20"/>
+              </w:rPr>
+            </w:pPr>
+            <w:r>
+              <w:rPr>
+                <w:rFonts w:ascii="Arial Nova Cond" w:hAnsi="Arial Nova Cond" w:cs="Times New Roman"/>
                 <w:b/>
                 <w:bCs/>
                 <w:color w:val="000000" w:themeColor="text1"/>
@@ -12215,24 +12229,23 @@
           <w:tcPr>
             <w:tcW w:w="875" w:type="dxa"/>
             <w:vMerge w:val="restart"/>
-            <w:tcBorders>
-              <w:top w:val="double" w:sz="4" w:space="0" w:color="47D459" w:themeColor="accent3" w:themeTint="99"/>
-              <w:left w:val="double" w:sz="4" w:space="0" w:color="47D459" w:themeColor="accent3" w:themeTint="99"/>
-              <w:bottom w:val="double" w:sz="4" w:space="0" w:color="47D459" w:themeColor="accent3" w:themeTint="99"/>
-              <w:right w:val="double" w:sz="4" w:space="0" w:color="47D459" w:themeColor="accent3" w:themeTint="99"/>
-            </w:tcBorders>
-            <w:vAlign w:val="center"/>
-            <w:hideMark/>
-          </w:tcPr>
-          <w:p>
-            <w:pPr>
-              <w:spacing w:after="160" w:line="276" w:lineRule="auto"/>
-              <w:ind w:right="-455"/>
-              <w:rPr>
-                <w:rFonts w:ascii="Arial Nova Cond Light" w:hAnsi="Arial Nova Cond Light" w:cs="Times New Roman"/>
-                <w:b/>
-                <w:bCs/>
-                <w:color w:val="000000" w:themeColor="text1"/>
+            <w:vAlign w:val="center"/>
+          </w:tcPr>
+          <w:p>
+            <w:pPr>
+              <w:pStyle w:val="Prrafodelista"/>
+              <w:tabs>
+                <w:tab w:val="left" w:pos="0"/>
+                <w:tab w:val="left" w:pos="142"/>
+                <w:tab w:val="left" w:pos="284"/>
+              </w:tabs>
+              <w:spacing w:line="276" w:lineRule="auto"/>
+              <w:ind w:left="0"/>
+              <w:jc w:val="center"/>
+              <w:rPr>
+                <w:rFonts w:ascii="Arial Nova Cond" w:eastAsia="Calibri" w:hAnsi="Arial Nova Cond" w:cs="Times New Roman"/>
+                <w:b/>
+                <w:bCs/>
                 <w:sz w:val="20"/>
                 <w:szCs w:val="20"/>
                 <w:lang w:val="es-ES_tradnl"/>
@@ -12240,10 +12253,9 @@
             </w:pPr>
             <w:r>
               <w:rPr>
-                <w:rFonts w:ascii="Arial Nova Cond Light" w:hAnsi="Arial Nova Cond Light" w:cs="Times New Roman"/>
-                <w:b/>
-                <w:bCs/>
-                <w:color w:val="000000" w:themeColor="text1"/>
+                <w:rFonts w:ascii="Arial Nova Cond" w:eastAsia="Calibri" w:hAnsi="Arial Nova Cond" w:cs="Times New Roman"/>
+                <w:b/>
+                <w:bCs/>
                 <w:sz w:val="20"/>
                 <w:szCs w:val="20"/>
                 <w:lang w:val="es-ES_tradnl"/>
@@ -12255,24 +12267,23 @@
         <w:tc>
           <w:tcPr>
             <w:tcW w:w="1095" w:type="dxa"/>
-            <w:tcBorders>
-              <w:top w:val="double" w:sz="4" w:space="0" w:color="47D459" w:themeColor="accent3" w:themeTint="99"/>
-              <w:left w:val="double" w:sz="4" w:space="0" w:color="47D459" w:themeColor="accent3" w:themeTint="99"/>
-              <w:bottom w:val="double" w:sz="4" w:space="0" w:color="47D459" w:themeColor="accent3" w:themeTint="99"/>
-              <w:right w:val="double" w:sz="4" w:space="0" w:color="47D459" w:themeColor="accent3" w:themeTint="99"/>
-            </w:tcBorders>
-            <w:vAlign w:val="center"/>
-            <w:hideMark/>
-          </w:tcPr>
-          <w:p>
-            <w:pPr>
-              <w:spacing w:after="160" w:line="276" w:lineRule="auto"/>
-              <w:ind w:right="-455"/>
-              <w:rPr>
-                <w:rFonts w:ascii="Arial Nova Cond Light" w:hAnsi="Arial Nova Cond Light" w:cs="Times New Roman"/>
-                <w:b/>
-                <w:bCs/>
-                <w:color w:val="000000" w:themeColor="text1"/>
+            <w:vAlign w:val="center"/>
+          </w:tcPr>
+          <w:p>
+            <w:pPr>
+              <w:pStyle w:val="Prrafodelista"/>
+              <w:tabs>
+                <w:tab w:val="left" w:pos="0"/>
+                <w:tab w:val="left" w:pos="142"/>
+                <w:tab w:val="left" w:pos="284"/>
+              </w:tabs>
+              <w:spacing w:line="276" w:lineRule="auto"/>
+              <w:ind w:left="0"/>
+              <w:jc w:val="center"/>
+              <w:rPr>
+                <w:rFonts w:ascii="Arial Nova Cond" w:eastAsia="Calibri" w:hAnsi="Arial Nova Cond" w:cs="Times New Roman"/>
+                <w:b/>
+                <w:bCs/>
                 <w:sz w:val="20"/>
                 <w:szCs w:val="20"/>
                 <w:lang w:val="es-ES_tradnl"/>
@@ -12280,10 +12291,9 @@
             </w:pPr>
             <w:r>
               <w:rPr>
-                <w:rFonts w:ascii="Arial Nova Cond Light" w:hAnsi="Arial Nova Cond Light" w:cs="Times New Roman"/>
-                <w:b/>
-                <w:bCs/>
-                <w:color w:val="000000" w:themeColor="text1"/>
+                <w:rFonts w:ascii="Arial Nova Cond" w:eastAsia="Calibri" w:hAnsi="Arial Nova Cond" w:cs="Times New Roman"/>
+                <w:b/>
+                <w:bCs/>
                 <w:sz w:val="20"/>
                 <w:szCs w:val="20"/>
                 <w:lang w:val="es-ES_tradnl"/>
@@ -12295,24 +12305,21 @@
         <w:tc>
           <w:tcPr>
             <w:tcW w:w="1726" w:type="dxa"/>
-            <w:tcBorders>
-              <w:top w:val="double" w:sz="4" w:space="0" w:color="47D459" w:themeColor="accent3" w:themeTint="99"/>
-              <w:left w:val="double" w:sz="4" w:space="0" w:color="47D459" w:themeColor="accent3" w:themeTint="99"/>
-              <w:bottom w:val="double" w:sz="4" w:space="0" w:color="47D459" w:themeColor="accent3" w:themeTint="99"/>
-              <w:right w:val="double" w:sz="4" w:space="0" w:color="47D459" w:themeColor="accent3" w:themeTint="99"/>
-            </w:tcBorders>
-            <w:vAlign w:val="center"/>
-            <w:hideMark/>
-          </w:tcPr>
-          <w:p>
-            <w:pPr>
-              <w:spacing w:after="160" w:line="276" w:lineRule="auto"/>
-              <w:ind w:right="-455"/>
-              <w:rPr>
-                <w:rFonts w:ascii="Arial Nova Cond Light" w:hAnsi="Arial Nova Cond Light" w:cs="Times New Roman"/>
-                <w:b/>
-                <w:bCs/>
-                <w:color w:val="000000" w:themeColor="text1"/>
+            <w:vAlign w:val="center"/>
+          </w:tcPr>
+          <w:p>
+            <w:pPr>
+              <w:pStyle w:val="Prrafodelista"/>
+              <w:tabs>
+                <w:tab w:val="left" w:pos="0"/>
+                <w:tab w:val="left" w:pos="142"/>
+                <w:tab w:val="left" w:pos="284"/>
+              </w:tabs>
+              <w:spacing w:line="276" w:lineRule="auto"/>
+              <w:ind w:left="0"/>
+              <w:jc w:val="both"/>
+              <w:rPr>
+                <w:rFonts w:ascii="Arial Nova Cond" w:eastAsia="Calibri" w:hAnsi="Arial Nova Cond" w:cs="Times New Roman"/>
                 <w:sz w:val="20"/>
                 <w:szCs w:val="20"/>
                 <w:lang w:val="es-ES_tradnl"/>
@@ -12320,10 +12327,7 @@
             </w:pPr>
             <w:r>
               <w:rPr>
-                <w:rFonts w:ascii="Arial Nova Cond Light" w:hAnsi="Arial Nova Cond Light" w:cs="Times New Roman"/>
-                <w:b/>
-                <w:bCs/>
-                <w:color w:val="000000" w:themeColor="text1"/>
+                <w:rFonts w:ascii="Arial Nova Cond" w:eastAsia="Calibri" w:hAnsi="Arial Nova Cond" w:cs="Times New Roman"/>
                 <w:sz w:val="20"/>
                 <w:szCs w:val="20"/>
                 <w:lang w:val="es-ES_tradnl"/>
@@ -12335,24 +12339,21 @@
         <w:tc>
           <w:tcPr>
             <w:tcW w:w="6169" w:type="dxa"/>
-            <w:tcBorders>
-              <w:top w:val="double" w:sz="4" w:space="0" w:color="47D459" w:themeColor="accent3" w:themeTint="99"/>
-              <w:left w:val="double" w:sz="4" w:space="0" w:color="47D459" w:themeColor="accent3" w:themeTint="99"/>
-              <w:bottom w:val="double" w:sz="4" w:space="0" w:color="47D459" w:themeColor="accent3" w:themeTint="99"/>
-              <w:right w:val="double" w:sz="4" w:space="0" w:color="47D459" w:themeColor="accent3" w:themeTint="99"/>
-            </w:tcBorders>
-            <w:vAlign w:val="center"/>
-            <w:hideMark/>
-          </w:tcPr>
-          <w:p>
-            <w:pPr>
-              <w:spacing w:after="160" w:line="276" w:lineRule="auto"/>
-              <w:ind w:right="-455"/>
-              <w:rPr>
-                <w:rFonts w:ascii="Arial Nova Cond Light" w:hAnsi="Arial Nova Cond Light" w:cs="Times New Roman"/>
-                <w:b/>
-                <w:bCs/>
-                <w:color w:val="000000" w:themeColor="text1"/>
+            <w:vAlign w:val="center"/>
+          </w:tcPr>
+          <w:p>
+            <w:pPr>
+              <w:pStyle w:val="Prrafodelista"/>
+              <w:tabs>
+                <w:tab w:val="left" w:pos="0"/>
+                <w:tab w:val="left" w:pos="142"/>
+                <w:tab w:val="left" w:pos="284"/>
+              </w:tabs>
+              <w:spacing w:line="276" w:lineRule="auto"/>
+              <w:ind w:left="0"/>
+              <w:jc w:val="both"/>
+              <w:rPr>
+                <w:rFonts w:ascii="Arial Nova Cond" w:eastAsia="Calibri" w:hAnsi="Arial Nova Cond" w:cs="Times New Roman"/>
                 <w:sz w:val="20"/>
                 <w:szCs w:val="20"/>
                 <w:lang w:val="es-ES_tradnl"/>
@@ -12360,10 +12361,7 @@
             </w:pPr>
             <w:r>
               <w:rPr>
-                <w:rFonts w:ascii="Arial Nova Cond Light" w:hAnsi="Arial Nova Cond Light" w:cs="Times New Roman"/>
-                <w:b/>
-                <w:bCs/>
-                <w:color w:val="000000" w:themeColor="text1"/>
+                <w:rFonts w:ascii="Arial Nova Cond" w:eastAsia="Calibri" w:hAnsi="Arial Nova Cond" w:cs="Times New Roman"/>
                 <w:sz w:val="20"/>
                 <w:szCs w:val="20"/>
                 <w:lang w:val="es-ES_tradnl"/>
@@ -12375,34 +12373,27 @@
         <w:tc>
           <w:tcPr>
             <w:tcW w:w="2015" w:type="dxa"/>
-            <w:tcBorders>
-              <w:top w:val="double" w:sz="4" w:space="0" w:color="47D459" w:themeColor="accent3" w:themeTint="99"/>
-              <w:left w:val="double" w:sz="4" w:space="0" w:color="47D459" w:themeColor="accent3" w:themeTint="99"/>
-              <w:bottom w:val="double" w:sz="4" w:space="0" w:color="47D459" w:themeColor="accent3" w:themeTint="99"/>
-              <w:right w:val="double" w:sz="4" w:space="0" w:color="47D459" w:themeColor="accent3" w:themeTint="99"/>
-            </w:tcBorders>
-            <w:vAlign w:val="center"/>
-            <w:hideMark/>
-          </w:tcPr>
-          <w:p>
-            <w:pPr>
-              <w:spacing w:after="160" w:line="276" w:lineRule="auto"/>
-              <w:ind w:right="-455"/>
-              <w:rPr>
-                <w:rFonts w:ascii="Arial Nova Cond Light" w:hAnsi="Arial Nova Cond Light" w:cs="Times New Roman"/>
-                <w:b/>
-                <w:bCs/>
-                <w:color w:val="000000" w:themeColor="text1"/>
-                <w:sz w:val="20"/>
-                <w:szCs w:val="20"/>
-              </w:rPr>
-            </w:pPr>
-            <w:r>
-              <w:rPr>
-                <w:rFonts w:ascii="Arial Nova Cond Light" w:hAnsi="Arial Nova Cond Light" w:cs="Times New Roman"/>
-                <w:b/>
-                <w:bCs/>
-                <w:color w:val="000000" w:themeColor="text1"/>
+            <w:vAlign w:val="center"/>
+          </w:tcPr>
+          <w:p>
+            <w:pPr>
+              <w:autoSpaceDE w:val="0"/>
+              <w:autoSpaceDN w:val="0"/>
+              <w:adjustRightInd w:val="0"/>
+              <w:jc w:val="center"/>
+              <w:rPr>
+                <w:rFonts w:ascii="Arial Nova Cond" w:hAnsi="Arial Nova Cond" w:cs="Arial"/>
+                <w:color w:val="000000"/>
+                <w:kern w:val="0"/>
+                <w:sz w:val="20"/>
+                <w:szCs w:val="20"/>
+              </w:rPr>
+            </w:pPr>
+            <w:r>
+              <w:rPr>
+                <w:rFonts w:ascii="Arial Nova Cond" w:hAnsi="Arial Nova Cond" w:cs="Arial"/>
+                <w:color w:val="000000"/>
+                <w:kern w:val="0"/>
                 <w:sz w:val="20"/>
                 <w:szCs w:val="20"/>
               </w:rPr>
@@ -12413,34 +12404,27 @@
         <w:tc>
           <w:tcPr>
             <w:tcW w:w="1634" w:type="dxa"/>
-            <w:tcBorders>
-              <w:top w:val="double" w:sz="4" w:space="0" w:color="47D459" w:themeColor="accent3" w:themeTint="99"/>
-              <w:left w:val="double" w:sz="4" w:space="0" w:color="47D459" w:themeColor="accent3" w:themeTint="99"/>
-              <w:bottom w:val="double" w:sz="4" w:space="0" w:color="47D459" w:themeColor="accent3" w:themeTint="99"/>
-              <w:right w:val="double" w:sz="4" w:space="0" w:color="47D459" w:themeColor="accent3" w:themeTint="99"/>
-            </w:tcBorders>
-            <w:vAlign w:val="center"/>
-            <w:hideMark/>
-          </w:tcPr>
-          <w:p>
-            <w:pPr>
-              <w:spacing w:after="160" w:line="276" w:lineRule="auto"/>
-              <w:ind w:right="-455"/>
-              <w:rPr>
-                <w:rFonts w:ascii="Arial Nova Cond Light" w:hAnsi="Arial Nova Cond Light" w:cs="Times New Roman"/>
-                <w:b/>
-                <w:bCs/>
-                <w:color w:val="000000" w:themeColor="text1"/>
-                <w:sz w:val="20"/>
-                <w:szCs w:val="20"/>
-              </w:rPr>
-            </w:pPr>
-            <w:r>
-              <w:rPr>
-                <w:rFonts w:ascii="Arial Nova Cond Light" w:hAnsi="Arial Nova Cond Light" w:cs="Times New Roman"/>
-                <w:b/>
-                <w:bCs/>
-                <w:color w:val="000000" w:themeColor="text1"/>
+            <w:vAlign w:val="center"/>
+          </w:tcPr>
+          <w:p>
+            <w:pPr>
+              <w:autoSpaceDE w:val="0"/>
+              <w:autoSpaceDN w:val="0"/>
+              <w:adjustRightInd w:val="0"/>
+              <w:jc w:val="both"/>
+              <w:rPr>
+                <w:rFonts w:ascii="Arial Nova Cond" w:hAnsi="Arial Nova Cond" w:cs="Arial"/>
+                <w:color w:val="000000"/>
+                <w:kern w:val="0"/>
+                <w:sz w:val="20"/>
+                <w:szCs w:val="20"/>
+              </w:rPr>
+            </w:pPr>
+            <w:r>
+              <w:rPr>
+                <w:rFonts w:ascii="Arial Nova Cond" w:hAnsi="Arial Nova Cond" w:cs="Arial"/>
+                <w:color w:val="000000"/>
+                <w:kern w:val="0"/>
                 <w:sz w:val="20"/>
                 <w:szCs w:val="20"/>
               </w:rPr>
@@ -12451,34 +12435,27 @@
         <w:tc>
           <w:tcPr>
             <w:tcW w:w="1337" w:type="dxa"/>
-            <w:tcBorders>
-              <w:top w:val="double" w:sz="4" w:space="0" w:color="47D459" w:themeColor="accent3" w:themeTint="99"/>
-              <w:left w:val="double" w:sz="4" w:space="0" w:color="47D459" w:themeColor="accent3" w:themeTint="99"/>
-              <w:bottom w:val="double" w:sz="4" w:space="0" w:color="47D459" w:themeColor="accent3" w:themeTint="99"/>
-              <w:right w:val="double" w:sz="4" w:space="0" w:color="47D459" w:themeColor="accent3" w:themeTint="99"/>
-            </w:tcBorders>
-            <w:vAlign w:val="center"/>
-            <w:hideMark/>
-          </w:tcPr>
-          <w:p>
-            <w:pPr>
-              <w:spacing w:after="160" w:line="276" w:lineRule="auto"/>
-              <w:ind w:right="-455"/>
-              <w:rPr>
-                <w:rFonts w:ascii="Arial Nova Cond Light" w:hAnsi="Arial Nova Cond Light" w:cs="Times New Roman"/>
-                <w:b/>
-                <w:bCs/>
-                <w:color w:val="000000" w:themeColor="text1"/>
-                <w:sz w:val="20"/>
-                <w:szCs w:val="20"/>
-              </w:rPr>
-            </w:pPr>
-            <w:r>
-              <w:rPr>
-                <w:rFonts w:ascii="Arial Nova Cond Light" w:hAnsi="Arial Nova Cond Light" w:cs="Times New Roman"/>
-                <w:b/>
-                <w:bCs/>
-                <w:color w:val="000000" w:themeColor="text1"/>
+            <w:vAlign w:val="center"/>
+          </w:tcPr>
+          <w:p>
+            <w:pPr>
+              <w:autoSpaceDE w:val="0"/>
+              <w:autoSpaceDN w:val="0"/>
+              <w:adjustRightInd w:val="0"/>
+              <w:jc w:val="center"/>
+              <w:rPr>
+                <w:rFonts w:ascii="Arial Nova Cond" w:hAnsi="Arial Nova Cond" w:cs="Arial"/>
+                <w:color w:val="000000"/>
+                <w:kern w:val="0"/>
+                <w:sz w:val="20"/>
+                <w:szCs w:val="20"/>
+              </w:rPr>
+            </w:pPr>
+            <w:r>
+              <w:rPr>
+                <w:rFonts w:ascii="Arial Nova Cond" w:hAnsi="Arial Nova Cond" w:cs="Arial"/>
+                <w:color w:val="000000"/>
+                <w:kern w:val="0"/>
                 <w:sz w:val="20"/>
                 <w:szCs w:val="20"/>
               </w:rPr>
@@ -12496,24 +12473,23 @@
           <w:tcPr>
             <w:tcW w:w="875" w:type="dxa"/>
             <w:vMerge/>
-            <w:tcBorders>
-              <w:top w:val="double" w:sz="4" w:space="0" w:color="47D459" w:themeColor="accent3" w:themeTint="99"/>
-              <w:left w:val="double" w:sz="4" w:space="0" w:color="47D459" w:themeColor="accent3" w:themeTint="99"/>
-              <w:bottom w:val="double" w:sz="4" w:space="0" w:color="47D459" w:themeColor="accent3" w:themeTint="99"/>
-              <w:right w:val="double" w:sz="4" w:space="0" w:color="47D459" w:themeColor="accent3" w:themeTint="99"/>
-            </w:tcBorders>
-            <w:vAlign w:val="center"/>
-            <w:hideMark/>
-          </w:tcPr>
-          <w:p>
-            <w:pPr>
-              <w:spacing w:after="160" w:line="276" w:lineRule="auto"/>
-              <w:ind w:right="-455"/>
-              <w:rPr>
-                <w:rFonts w:ascii="Arial Nova Cond Light" w:hAnsi="Arial Nova Cond Light" w:cs="Times New Roman"/>
-                <w:b/>
-                <w:bCs/>
-                <w:color w:val="000000" w:themeColor="text1"/>
+            <w:vAlign w:val="center"/>
+          </w:tcPr>
+          <w:p>
+            <w:pPr>
+              <w:pStyle w:val="Prrafodelista"/>
+              <w:tabs>
+                <w:tab w:val="left" w:pos="0"/>
+                <w:tab w:val="left" w:pos="142"/>
+                <w:tab w:val="left" w:pos="284"/>
+              </w:tabs>
+              <w:spacing w:line="276" w:lineRule="auto"/>
+              <w:ind w:left="0"/>
+              <w:jc w:val="center"/>
+              <w:rPr>
+                <w:rFonts w:ascii="Arial Nova Cond" w:eastAsia="Calibri" w:hAnsi="Arial Nova Cond" w:cs="Times New Roman"/>
+                <w:b/>
+                <w:bCs/>
                 <w:sz w:val="20"/>
                 <w:szCs w:val="20"/>
                 <w:lang w:val="es-ES_tradnl"/>
@@ -12524,24 +12500,23 @@
         <w:tc>
           <w:tcPr>
             <w:tcW w:w="1095" w:type="dxa"/>
-            <w:tcBorders>
-              <w:top w:val="double" w:sz="4" w:space="0" w:color="47D459" w:themeColor="accent3" w:themeTint="99"/>
-              <w:left w:val="double" w:sz="4" w:space="0" w:color="47D459" w:themeColor="accent3" w:themeTint="99"/>
-              <w:bottom w:val="double" w:sz="4" w:space="0" w:color="47D459" w:themeColor="accent3" w:themeTint="99"/>
-              <w:right w:val="double" w:sz="4" w:space="0" w:color="47D459" w:themeColor="accent3" w:themeTint="99"/>
-            </w:tcBorders>
-            <w:vAlign w:val="center"/>
-            <w:hideMark/>
-          </w:tcPr>
-          <w:p>
-            <w:pPr>
-              <w:spacing w:after="160" w:line="276" w:lineRule="auto"/>
-              <w:ind w:right="-455"/>
-              <w:rPr>
-                <w:rFonts w:ascii="Arial Nova Cond Light" w:hAnsi="Arial Nova Cond Light" w:cs="Times New Roman"/>
-                <w:b/>
-                <w:bCs/>
-                <w:color w:val="000000" w:themeColor="text1"/>
+            <w:vAlign w:val="center"/>
+          </w:tcPr>
+          <w:p>
+            <w:pPr>
+              <w:pStyle w:val="Prrafodelista"/>
+              <w:tabs>
+                <w:tab w:val="left" w:pos="0"/>
+                <w:tab w:val="left" w:pos="142"/>
+                <w:tab w:val="left" w:pos="284"/>
+              </w:tabs>
+              <w:spacing w:line="276" w:lineRule="auto"/>
+              <w:ind w:left="0"/>
+              <w:jc w:val="center"/>
+              <w:rPr>
+                <w:rFonts w:ascii="Arial Nova Cond" w:eastAsia="Calibri" w:hAnsi="Arial Nova Cond" w:cs="Times New Roman"/>
+                <w:b/>
+                <w:bCs/>
                 <w:sz w:val="20"/>
                 <w:szCs w:val="20"/>
                 <w:lang w:val="es-ES_tradnl"/>
@@ -12549,10 +12524,9 @@
             </w:pPr>
             <w:r>
               <w:rPr>
-                <w:rFonts w:ascii="Arial Nova Cond Light" w:hAnsi="Arial Nova Cond Light" w:cs="Times New Roman"/>
-                <w:b/>
-                <w:bCs/>
-                <w:color w:val="000000" w:themeColor="text1"/>
+                <w:rFonts w:ascii="Arial Nova Cond" w:eastAsia="Calibri" w:hAnsi="Arial Nova Cond" w:cs="Times New Roman"/>
+                <w:b/>
+                <w:bCs/>
                 <w:sz w:val="20"/>
                 <w:szCs w:val="20"/>
                 <w:lang w:val="es-ES_tradnl"/>
@@ -12564,34 +12538,21 @@
         <w:tc>
           <w:tcPr>
             <w:tcW w:w="1726" w:type="dxa"/>
-            <w:tcBorders>
-              <w:top w:val="double" w:sz="4" w:space="0" w:color="47D459" w:themeColor="accent3" w:themeTint="99"/>
-              <w:left w:val="double" w:sz="4" w:space="0" w:color="47D459" w:themeColor="accent3" w:themeTint="99"/>
-              <w:bottom w:val="double" w:sz="4" w:space="0" w:color="47D459" w:themeColor="accent3" w:themeTint="99"/>
-              <w:right w:val="double" w:sz="4" w:space="0" w:color="47D459" w:themeColor="accent3" w:themeTint="99"/>
-            </w:tcBorders>
-            <w:vAlign w:val="center"/>
-            <w:hideMark/>
-          </w:tcPr>
-          <w:p>
-            <w:pPr>
-              <w:spacing w:after="160" w:line="276" w:lineRule="auto"/>
-              <w:ind w:right="-455"/>
-              <w:rPr>
-                <w:rFonts w:ascii="Arial Nova Cond Light" w:hAnsi="Arial Nova Cond Light" w:cs="Times New Roman"/>
-                <w:b/>
-                <w:bCs/>
-                <w:color w:val="000000" w:themeColor="text1"/>
-                <w:sz w:val="20"/>
-                <w:szCs w:val="20"/>
-              </w:rPr>
-            </w:pPr>
-            <w:r>
-              <w:rPr>
-                <w:rFonts w:ascii="Arial Nova Cond Light" w:hAnsi="Arial Nova Cond Light" w:cs="Times New Roman"/>
-                <w:b/>
-                <w:bCs/>
-                <w:color w:val="000000" w:themeColor="text1"/>
+            <w:vAlign w:val="center"/>
+          </w:tcPr>
+          <w:p>
+            <w:pPr>
+              <w:pStyle w:val="NormalWeb"/>
+              <w:jc w:val="both"/>
+              <w:rPr>
+                <w:rFonts w:ascii="Arial Nova Cond" w:hAnsi="Arial Nova Cond"/>
+                <w:sz w:val="20"/>
+                <w:szCs w:val="20"/>
+              </w:rPr>
+            </w:pPr>
+            <w:r>
+              <w:rPr>
+                <w:rFonts w:ascii="Arial Nova Cond" w:eastAsia="Calibri" w:hAnsi="Arial Nova Cond"/>
                 <w:sz w:val="20"/>
                 <w:szCs w:val="20"/>
                 <w:lang w:val="es-ES_tradnl"/>
@@ -12603,24 +12564,21 @@
         <w:tc>
           <w:tcPr>
             <w:tcW w:w="6169" w:type="dxa"/>
-            <w:tcBorders>
-              <w:top w:val="double" w:sz="4" w:space="0" w:color="47D459" w:themeColor="accent3" w:themeTint="99"/>
-              <w:left w:val="double" w:sz="4" w:space="0" w:color="47D459" w:themeColor="accent3" w:themeTint="99"/>
-              <w:bottom w:val="double" w:sz="4" w:space="0" w:color="47D459" w:themeColor="accent3" w:themeTint="99"/>
-              <w:right w:val="double" w:sz="4" w:space="0" w:color="47D459" w:themeColor="accent3" w:themeTint="99"/>
-            </w:tcBorders>
-            <w:vAlign w:val="center"/>
-            <w:hideMark/>
-          </w:tcPr>
-          <w:p>
-            <w:pPr>
-              <w:spacing w:after="160" w:line="276" w:lineRule="auto"/>
-              <w:ind w:right="-455"/>
-              <w:rPr>
-                <w:rFonts w:ascii="Arial Nova Cond Light" w:hAnsi="Arial Nova Cond Light" w:cs="Times New Roman"/>
-                <w:b/>
-                <w:bCs/>
-                <w:color w:val="000000" w:themeColor="text1"/>
+            <w:vAlign w:val="center"/>
+          </w:tcPr>
+          <w:p>
+            <w:pPr>
+              <w:pStyle w:val="Prrafodelista"/>
+              <w:tabs>
+                <w:tab w:val="left" w:pos="0"/>
+                <w:tab w:val="left" w:pos="142"/>
+                <w:tab w:val="left" w:pos="284"/>
+              </w:tabs>
+              <w:spacing w:line="276" w:lineRule="auto"/>
+              <w:ind w:left="0"/>
+              <w:jc w:val="both"/>
+              <w:rPr>
+                <w:rFonts w:ascii="Arial Nova Cond" w:eastAsia="Calibri" w:hAnsi="Arial Nova Cond" w:cs="Times New Roman"/>
                 <w:sz w:val="20"/>
                 <w:szCs w:val="20"/>
                 <w:lang w:val="es-ES_tradnl"/>
@@ -12628,10 +12586,7 @@
             </w:pPr>
             <w:r>
               <w:rPr>
-                <w:rFonts w:ascii="Arial Nova Cond Light" w:hAnsi="Arial Nova Cond Light" w:cs="Times New Roman"/>
-                <w:b/>
-                <w:bCs/>
-                <w:color w:val="000000" w:themeColor="text1"/>
+                <w:rFonts w:ascii="Arial Nova Cond" w:eastAsia="Calibri" w:hAnsi="Arial Nova Cond" w:cs="Times New Roman"/>
                 <w:sz w:val="20"/>
                 <w:szCs w:val="20"/>
                 <w:lang w:val="es-ES_tradnl"/>
@@ -12643,34 +12598,27 @@
         <w:tc>
           <w:tcPr>
             <w:tcW w:w="2015" w:type="dxa"/>
-            <w:tcBorders>
-              <w:top w:val="double" w:sz="4" w:space="0" w:color="47D459" w:themeColor="accent3" w:themeTint="99"/>
-              <w:left w:val="double" w:sz="4" w:space="0" w:color="47D459" w:themeColor="accent3" w:themeTint="99"/>
-              <w:bottom w:val="double" w:sz="4" w:space="0" w:color="47D459" w:themeColor="accent3" w:themeTint="99"/>
-              <w:right w:val="double" w:sz="4" w:space="0" w:color="47D459" w:themeColor="accent3" w:themeTint="99"/>
-            </w:tcBorders>
-            <w:vAlign w:val="center"/>
-            <w:hideMark/>
-          </w:tcPr>
-          <w:p>
-            <w:pPr>
-              <w:spacing w:after="160" w:line="276" w:lineRule="auto"/>
-              <w:ind w:right="-455"/>
-              <w:rPr>
-                <w:rFonts w:ascii="Arial Nova Cond Light" w:hAnsi="Arial Nova Cond Light" w:cs="Times New Roman"/>
-                <w:b/>
-                <w:bCs/>
-                <w:color w:val="000000" w:themeColor="text1"/>
-                <w:sz w:val="20"/>
-                <w:szCs w:val="20"/>
-              </w:rPr>
-            </w:pPr>
-            <w:r>
-              <w:rPr>
-                <w:rFonts w:ascii="Arial Nova Cond Light" w:hAnsi="Arial Nova Cond Light" w:cs="Times New Roman"/>
-                <w:b/>
-                <w:bCs/>
-                <w:color w:val="000000" w:themeColor="text1"/>
+            <w:vAlign w:val="center"/>
+          </w:tcPr>
+          <w:p>
+            <w:pPr>
+              <w:autoSpaceDE w:val="0"/>
+              <w:autoSpaceDN w:val="0"/>
+              <w:adjustRightInd w:val="0"/>
+              <w:jc w:val="center"/>
+              <w:rPr>
+                <w:rFonts w:ascii="Arial Nova Cond" w:hAnsi="Arial Nova Cond" w:cs="Arial"/>
+                <w:color w:val="000000" w:themeColor="text1"/>
+                <w:kern w:val="0"/>
+                <w:sz w:val="20"/>
+                <w:szCs w:val="20"/>
+              </w:rPr>
+            </w:pPr>
+            <w:r>
+              <w:rPr>
+                <w:rFonts w:ascii="Arial Nova Cond" w:hAnsi="Arial Nova Cond" w:cs="Arial"/>
+                <w:color w:val="000000"/>
+                <w:kern w:val="0"/>
                 <w:sz w:val="20"/>
                 <w:szCs w:val="20"/>
               </w:rPr>
@@ -12681,34 +12629,27 @@
         <w:tc>
           <w:tcPr>
             <w:tcW w:w="1634" w:type="dxa"/>
-            <w:tcBorders>
-              <w:top w:val="double" w:sz="4" w:space="0" w:color="47D459" w:themeColor="accent3" w:themeTint="99"/>
-              <w:left w:val="double" w:sz="4" w:space="0" w:color="47D459" w:themeColor="accent3" w:themeTint="99"/>
-              <w:bottom w:val="double" w:sz="4" w:space="0" w:color="47D459" w:themeColor="accent3" w:themeTint="99"/>
-              <w:right w:val="double" w:sz="4" w:space="0" w:color="47D459" w:themeColor="accent3" w:themeTint="99"/>
-            </w:tcBorders>
-            <w:vAlign w:val="center"/>
-            <w:hideMark/>
-          </w:tcPr>
-          <w:p>
-            <w:pPr>
-              <w:spacing w:after="160" w:line="276" w:lineRule="auto"/>
-              <w:ind w:right="-455"/>
-              <w:rPr>
-                <w:rFonts w:ascii="Arial Nova Cond Light" w:hAnsi="Arial Nova Cond Light" w:cs="Times New Roman"/>
-                <w:b/>
-                <w:bCs/>
-                <w:color w:val="000000" w:themeColor="text1"/>
-                <w:sz w:val="20"/>
-                <w:szCs w:val="20"/>
-              </w:rPr>
-            </w:pPr>
-            <w:r>
-              <w:rPr>
-                <w:rFonts w:ascii="Arial Nova Cond Light" w:hAnsi="Arial Nova Cond Light" w:cs="Times New Roman"/>
-                <w:b/>
-                <w:bCs/>
-                <w:color w:val="000000" w:themeColor="text1"/>
+            <w:vAlign w:val="center"/>
+          </w:tcPr>
+          <w:p>
+            <w:pPr>
+              <w:autoSpaceDE w:val="0"/>
+              <w:autoSpaceDN w:val="0"/>
+              <w:adjustRightInd w:val="0"/>
+              <w:jc w:val="both"/>
+              <w:rPr>
+                <w:rFonts w:ascii="Arial Nova Cond" w:hAnsi="Arial Nova Cond" w:cs="Arial"/>
+                <w:color w:val="000000"/>
+                <w:kern w:val="0"/>
+                <w:sz w:val="20"/>
+                <w:szCs w:val="20"/>
+              </w:rPr>
+            </w:pPr>
+            <w:r>
+              <w:rPr>
+                <w:rFonts w:ascii="Arial Nova Cond" w:hAnsi="Arial Nova Cond" w:cs="Arial"/>
+                <w:color w:val="000000"/>
+                <w:kern w:val="0"/>
                 <w:sz w:val="20"/>
                 <w:szCs w:val="20"/>
               </w:rPr>
@@ -12719,34 +12660,27 @@
         <w:tc>
           <w:tcPr>
             <w:tcW w:w="1337" w:type="dxa"/>
-            <w:tcBorders>
-              <w:top w:val="double" w:sz="4" w:space="0" w:color="47D459" w:themeColor="accent3" w:themeTint="99"/>
-              <w:left w:val="double" w:sz="4" w:space="0" w:color="47D459" w:themeColor="accent3" w:themeTint="99"/>
-              <w:bottom w:val="double" w:sz="4" w:space="0" w:color="47D459" w:themeColor="accent3" w:themeTint="99"/>
-              <w:right w:val="double" w:sz="4" w:space="0" w:color="47D459" w:themeColor="accent3" w:themeTint="99"/>
-            </w:tcBorders>
-            <w:vAlign w:val="center"/>
-            <w:hideMark/>
-          </w:tcPr>
-          <w:p>
-            <w:pPr>
-              <w:spacing w:after="160" w:line="276" w:lineRule="auto"/>
-              <w:ind w:right="-455"/>
-              <w:rPr>
-                <w:rFonts w:ascii="Arial Nova Cond Light" w:hAnsi="Arial Nova Cond Light" w:cs="Times New Roman"/>
-                <w:b/>
-                <w:bCs/>
-                <w:color w:val="000000" w:themeColor="text1"/>
-                <w:sz w:val="20"/>
-                <w:szCs w:val="20"/>
-              </w:rPr>
-            </w:pPr>
-            <w:r>
-              <w:rPr>
-                <w:rFonts w:ascii="Arial Nova Cond Light" w:hAnsi="Arial Nova Cond Light" w:cs="Times New Roman"/>
-                <w:b/>
-                <w:bCs/>
-                <w:color w:val="000000" w:themeColor="text1"/>
+            <w:vAlign w:val="center"/>
+          </w:tcPr>
+          <w:p>
+            <w:pPr>
+              <w:autoSpaceDE w:val="0"/>
+              <w:autoSpaceDN w:val="0"/>
+              <w:adjustRightInd w:val="0"/>
+              <w:jc w:val="center"/>
+              <w:rPr>
+                <w:rFonts w:ascii="Arial Nova Cond" w:hAnsi="Arial Nova Cond" w:cs="Arial"/>
+                <w:color w:val="000000"/>
+                <w:kern w:val="0"/>
+                <w:sz w:val="20"/>
+                <w:szCs w:val="20"/>
+              </w:rPr>
+            </w:pPr>
+            <w:r>
+              <w:rPr>
+                <w:rFonts w:ascii="Arial Nova Cond" w:hAnsi="Arial Nova Cond" w:cs="Arial"/>
+                <w:color w:val="000000"/>
+                <w:kern w:val="0"/>
                 <w:sz w:val="20"/>
                 <w:szCs w:val="20"/>
               </w:rPr>
@@ -12764,24 +12698,23 @@
           <w:tcPr>
             <w:tcW w:w="875" w:type="dxa"/>
             <w:vMerge/>
-            <w:tcBorders>
-              <w:top w:val="double" w:sz="4" w:space="0" w:color="47D459" w:themeColor="accent3" w:themeTint="99"/>
-              <w:left w:val="double" w:sz="4" w:space="0" w:color="47D459" w:themeColor="accent3" w:themeTint="99"/>
-              <w:bottom w:val="double" w:sz="4" w:space="0" w:color="47D459" w:themeColor="accent3" w:themeTint="99"/>
-              <w:right w:val="double" w:sz="4" w:space="0" w:color="47D459" w:themeColor="accent3" w:themeTint="99"/>
-            </w:tcBorders>
-            <w:vAlign w:val="center"/>
-            <w:hideMark/>
-          </w:tcPr>
-          <w:p>
-            <w:pPr>
-              <w:spacing w:after="160" w:line="276" w:lineRule="auto"/>
-              <w:ind w:right="-455"/>
-              <w:rPr>
-                <w:rFonts w:ascii="Arial Nova Cond Light" w:hAnsi="Arial Nova Cond Light" w:cs="Times New Roman"/>
-                <w:b/>
-                <w:bCs/>
-                <w:color w:val="000000" w:themeColor="text1"/>
+            <w:vAlign w:val="center"/>
+          </w:tcPr>
+          <w:p>
+            <w:pPr>
+              <w:pStyle w:val="Prrafodelista"/>
+              <w:tabs>
+                <w:tab w:val="left" w:pos="0"/>
+                <w:tab w:val="left" w:pos="142"/>
+                <w:tab w:val="left" w:pos="284"/>
+              </w:tabs>
+              <w:spacing w:line="276" w:lineRule="auto"/>
+              <w:ind w:left="0"/>
+              <w:jc w:val="center"/>
+              <w:rPr>
+                <w:rFonts w:ascii="Arial Nova Cond" w:eastAsia="Calibri" w:hAnsi="Arial Nova Cond" w:cs="Times New Roman"/>
+                <w:b/>
+                <w:bCs/>
                 <w:sz w:val="20"/>
                 <w:szCs w:val="20"/>
                 <w:lang w:val="es-ES_tradnl"/>
@@ -12792,24 +12725,23 @@
         <w:tc>
           <w:tcPr>
             <w:tcW w:w="1095" w:type="dxa"/>
-            <w:tcBorders>
-              <w:top w:val="double" w:sz="4" w:space="0" w:color="47D459" w:themeColor="accent3" w:themeTint="99"/>
-              <w:left w:val="double" w:sz="4" w:space="0" w:color="47D459" w:themeColor="accent3" w:themeTint="99"/>
-              <w:bottom w:val="double" w:sz="4" w:space="0" w:color="47D459" w:themeColor="accent3" w:themeTint="99"/>
-              <w:right w:val="double" w:sz="4" w:space="0" w:color="47D459" w:themeColor="accent3" w:themeTint="99"/>
-            </w:tcBorders>
-            <w:vAlign w:val="center"/>
-            <w:hideMark/>
-          </w:tcPr>
-          <w:p>
-            <w:pPr>
-              <w:spacing w:after="160" w:line="276" w:lineRule="auto"/>
-              <w:ind w:right="-455"/>
-              <w:rPr>
-                <w:rFonts w:ascii="Arial Nova Cond Light" w:hAnsi="Arial Nova Cond Light" w:cs="Times New Roman"/>
-                <w:b/>
-                <w:bCs/>
-                <w:color w:val="000000" w:themeColor="text1"/>
+            <w:vAlign w:val="center"/>
+          </w:tcPr>
+          <w:p>
+            <w:pPr>
+              <w:pStyle w:val="Prrafodelista"/>
+              <w:tabs>
+                <w:tab w:val="left" w:pos="0"/>
+                <w:tab w:val="left" w:pos="142"/>
+                <w:tab w:val="left" w:pos="284"/>
+              </w:tabs>
+              <w:spacing w:line="276" w:lineRule="auto"/>
+              <w:ind w:left="0"/>
+              <w:jc w:val="center"/>
+              <w:rPr>
+                <w:rFonts w:ascii="Arial Nova Cond" w:eastAsia="Calibri" w:hAnsi="Arial Nova Cond" w:cs="Times New Roman"/>
+                <w:b/>
+                <w:bCs/>
                 <w:sz w:val="20"/>
                 <w:szCs w:val="20"/>
                 <w:lang w:val="es-ES_tradnl"/>
@@ -12817,10 +12749,9 @@
             </w:pPr>
             <w:r>
               <w:rPr>
-                <w:rFonts w:ascii="Arial Nova Cond Light" w:hAnsi="Arial Nova Cond Light" w:cs="Times New Roman"/>
-                <w:b/>
-                <w:bCs/>
-                <w:color w:val="000000" w:themeColor="text1"/>
+                <w:rFonts w:ascii="Arial Nova Cond" w:eastAsia="Calibri" w:hAnsi="Arial Nova Cond" w:cs="Times New Roman"/>
+                <w:b/>
+                <w:bCs/>
                 <w:sz w:val="20"/>
                 <w:szCs w:val="20"/>
                 <w:lang w:val="es-ES_tradnl"/>
@@ -12832,34 +12763,21 @@
         <w:tc>
           <w:tcPr>
             <w:tcW w:w="1726" w:type="dxa"/>
-            <w:tcBorders>
-              <w:top w:val="double" w:sz="4" w:space="0" w:color="47D459" w:themeColor="accent3" w:themeTint="99"/>
-              <w:left w:val="double" w:sz="4" w:space="0" w:color="47D459" w:themeColor="accent3" w:themeTint="99"/>
-              <w:bottom w:val="double" w:sz="4" w:space="0" w:color="47D459" w:themeColor="accent3" w:themeTint="99"/>
-              <w:right w:val="double" w:sz="4" w:space="0" w:color="47D459" w:themeColor="accent3" w:themeTint="99"/>
-            </w:tcBorders>
-            <w:vAlign w:val="center"/>
-            <w:hideMark/>
-          </w:tcPr>
-          <w:p>
-            <w:pPr>
-              <w:spacing w:after="160" w:line="276" w:lineRule="auto"/>
-              <w:ind w:right="-455"/>
-              <w:rPr>
-                <w:rFonts w:ascii="Arial Nova Cond Light" w:hAnsi="Arial Nova Cond Light" w:cs="Times New Roman"/>
-                <w:b/>
-                <w:bCs/>
-                <w:color w:val="000000" w:themeColor="text1"/>
-                <w:sz w:val="20"/>
-                <w:szCs w:val="20"/>
-              </w:rPr>
-            </w:pPr>
-            <w:r>
-              <w:rPr>
-                <w:rFonts w:ascii="Arial Nova Cond Light" w:hAnsi="Arial Nova Cond Light" w:cs="Times New Roman"/>
-                <w:b/>
-                <w:bCs/>
-                <w:color w:val="000000" w:themeColor="text1"/>
+            <w:vAlign w:val="center"/>
+          </w:tcPr>
+          <w:p>
+            <w:pPr>
+              <w:pStyle w:val="NormalWeb"/>
+              <w:jc w:val="both"/>
+              <w:rPr>
+                <w:rFonts w:ascii="Arial Nova Cond" w:eastAsia="Calibri" w:hAnsi="Arial Nova Cond"/>
+                <w:sz w:val="20"/>
+                <w:szCs w:val="20"/>
+              </w:rPr>
+            </w:pPr>
+            <w:r>
+              <w:rPr>
+                <w:rFonts w:ascii="Arial Nova Cond" w:eastAsia="Calibri" w:hAnsi="Arial Nova Cond"/>
                 <w:sz w:val="20"/>
                 <w:szCs w:val="20"/>
                 <w:lang w:val="es-ES_tradnl"/>
@@ -12871,24 +12789,21 @@
         <w:tc>
           <w:tcPr>
             <w:tcW w:w="6169" w:type="dxa"/>
-            <w:tcBorders>
-              <w:top w:val="double" w:sz="4" w:space="0" w:color="47D459" w:themeColor="accent3" w:themeTint="99"/>
-              <w:left w:val="double" w:sz="4" w:space="0" w:color="47D459" w:themeColor="accent3" w:themeTint="99"/>
-              <w:bottom w:val="double" w:sz="4" w:space="0" w:color="47D459" w:themeColor="accent3" w:themeTint="99"/>
-              <w:right w:val="double" w:sz="4" w:space="0" w:color="47D459" w:themeColor="accent3" w:themeTint="99"/>
-            </w:tcBorders>
-            <w:vAlign w:val="center"/>
-            <w:hideMark/>
-          </w:tcPr>
-          <w:p>
-            <w:pPr>
-              <w:spacing w:after="160" w:line="276" w:lineRule="auto"/>
-              <w:ind w:right="-455"/>
-              <w:rPr>
-                <w:rFonts w:ascii="Arial Nova Cond Light" w:hAnsi="Arial Nova Cond Light" w:cs="Times New Roman"/>
-                <w:b/>
-                <w:bCs/>
-                <w:color w:val="000000" w:themeColor="text1"/>
+            <w:vAlign w:val="center"/>
+          </w:tcPr>
+          <w:p>
+            <w:pPr>
+              <w:pStyle w:val="Prrafodelista"/>
+              <w:tabs>
+                <w:tab w:val="left" w:pos="0"/>
+                <w:tab w:val="left" w:pos="142"/>
+                <w:tab w:val="left" w:pos="284"/>
+              </w:tabs>
+              <w:spacing w:line="276" w:lineRule="auto"/>
+              <w:ind w:left="0"/>
+              <w:jc w:val="both"/>
+              <w:rPr>
+                <w:rFonts w:ascii="Arial Nova Cond" w:eastAsia="Calibri" w:hAnsi="Arial Nova Cond" w:cs="Times New Roman"/>
                 <w:sz w:val="20"/>
                 <w:szCs w:val="20"/>
                 <w:lang w:val="es-ES_tradnl"/>
@@ -12896,10 +12811,7 @@
             </w:pPr>
             <w:r>
               <w:rPr>
-                <w:rFonts w:ascii="Arial Nova Cond Light" w:hAnsi="Arial Nova Cond Light" w:cs="Times New Roman"/>
-                <w:b/>
-                <w:bCs/>
-                <w:color w:val="000000" w:themeColor="text1"/>
+                <w:rFonts w:ascii="Arial Nova Cond" w:eastAsia="Calibri" w:hAnsi="Arial Nova Cond" w:cs="Times New Roman"/>
                 <w:sz w:val="20"/>
                 <w:szCs w:val="20"/>
                 <w:lang w:val="es-ES_tradnl"/>
@@ -12911,34 +12823,27 @@
         <w:tc>
           <w:tcPr>
             <w:tcW w:w="2015" w:type="dxa"/>
-            <w:tcBorders>
-              <w:top w:val="double" w:sz="4" w:space="0" w:color="47D459" w:themeColor="accent3" w:themeTint="99"/>
-              <w:left w:val="double" w:sz="4" w:space="0" w:color="47D459" w:themeColor="accent3" w:themeTint="99"/>
-              <w:bottom w:val="double" w:sz="4" w:space="0" w:color="47D459" w:themeColor="accent3" w:themeTint="99"/>
-              <w:right w:val="double" w:sz="4" w:space="0" w:color="47D459" w:themeColor="accent3" w:themeTint="99"/>
-            </w:tcBorders>
-            <w:vAlign w:val="center"/>
-            <w:hideMark/>
-          </w:tcPr>
-          <w:p>
-            <w:pPr>
-              <w:spacing w:after="160" w:line="276" w:lineRule="auto"/>
-              <w:ind w:right="-455"/>
-              <w:rPr>
-                <w:rFonts w:ascii="Arial Nova Cond Light" w:hAnsi="Arial Nova Cond Light" w:cs="Times New Roman"/>
-                <w:b/>
-                <w:bCs/>
-                <w:color w:val="000000" w:themeColor="text1"/>
-                <w:sz w:val="20"/>
-                <w:szCs w:val="20"/>
-              </w:rPr>
-            </w:pPr>
-            <w:r>
-              <w:rPr>
-                <w:rFonts w:ascii="Arial Nova Cond Light" w:hAnsi="Arial Nova Cond Light" w:cs="Times New Roman"/>
-                <w:b/>
-                <w:bCs/>
-                <w:color w:val="000000" w:themeColor="text1"/>
+            <w:vAlign w:val="center"/>
+          </w:tcPr>
+          <w:p>
+            <w:pPr>
+              <w:autoSpaceDE w:val="0"/>
+              <w:autoSpaceDN w:val="0"/>
+              <w:adjustRightInd w:val="0"/>
+              <w:jc w:val="center"/>
+              <w:rPr>
+                <w:rFonts w:ascii="Arial Nova Cond" w:hAnsi="Arial Nova Cond" w:cs="Arial"/>
+                <w:color w:val="000000"/>
+                <w:kern w:val="0"/>
+                <w:sz w:val="20"/>
+                <w:szCs w:val="20"/>
+              </w:rPr>
+            </w:pPr>
+            <w:r>
+              <w:rPr>
+                <w:rFonts w:ascii="Arial Nova Cond" w:hAnsi="Arial Nova Cond" w:cs="Arial"/>
+                <w:color w:val="000000"/>
+                <w:kern w:val="0"/>
                 <w:sz w:val="20"/>
                 <w:szCs w:val="20"/>
               </w:rPr>
@@ -12949,34 +12854,27 @@
         <w:tc>
           <w:tcPr>
             <w:tcW w:w="1634" w:type="dxa"/>
-            <w:tcBorders>
-              <w:top w:val="double" w:sz="4" w:space="0" w:color="47D459" w:themeColor="accent3" w:themeTint="99"/>
-              <w:left w:val="double" w:sz="4" w:space="0" w:color="47D459" w:themeColor="accent3" w:themeTint="99"/>
-              <w:bottom w:val="double" w:sz="4" w:space="0" w:color="47D459" w:themeColor="accent3" w:themeTint="99"/>
-              <w:right w:val="double" w:sz="4" w:space="0" w:color="47D459" w:themeColor="accent3" w:themeTint="99"/>
-            </w:tcBorders>
-            <w:vAlign w:val="center"/>
-            <w:hideMark/>
-          </w:tcPr>
-          <w:p>
-            <w:pPr>
-              <w:spacing w:after="160" w:line="276" w:lineRule="auto"/>
-              <w:ind w:right="-455"/>
-              <w:rPr>
-                <w:rFonts w:ascii="Arial Nova Cond Light" w:hAnsi="Arial Nova Cond Light" w:cs="Times New Roman"/>
-                <w:b/>
-                <w:bCs/>
-                <w:color w:val="000000" w:themeColor="text1"/>
-                <w:sz w:val="20"/>
-                <w:szCs w:val="20"/>
-              </w:rPr>
-            </w:pPr>
-            <w:r>
-              <w:rPr>
-                <w:rFonts w:ascii="Arial Nova Cond Light" w:hAnsi="Arial Nova Cond Light" w:cs="Times New Roman"/>
-                <w:b/>
-                <w:bCs/>
-                <w:color w:val="000000" w:themeColor="text1"/>
+            <w:vAlign w:val="center"/>
+          </w:tcPr>
+          <w:p>
+            <w:pPr>
+              <w:autoSpaceDE w:val="0"/>
+              <w:autoSpaceDN w:val="0"/>
+              <w:adjustRightInd w:val="0"/>
+              <w:jc w:val="both"/>
+              <w:rPr>
+                <w:rFonts w:ascii="Arial Nova Cond" w:hAnsi="Arial Nova Cond" w:cs="Arial"/>
+                <w:color w:val="000000"/>
+                <w:kern w:val="0"/>
+                <w:sz w:val="20"/>
+                <w:szCs w:val="20"/>
+              </w:rPr>
+            </w:pPr>
+            <w:r>
+              <w:rPr>
+                <w:rFonts w:ascii="Arial Nova Cond" w:hAnsi="Arial Nova Cond" w:cs="Arial"/>
+                <w:color w:val="000000"/>
+                <w:kern w:val="0"/>
                 <w:sz w:val="20"/>
                 <w:szCs w:val="20"/>
               </w:rPr>
@@ -12987,34 +12885,27 @@
         <w:tc>
           <w:tcPr>
             <w:tcW w:w="1337" w:type="dxa"/>
-            <w:tcBorders>
-              <w:top w:val="double" w:sz="4" w:space="0" w:color="47D459" w:themeColor="accent3" w:themeTint="99"/>
-              <w:left w:val="double" w:sz="4" w:space="0" w:color="47D459" w:themeColor="accent3" w:themeTint="99"/>
-              <w:bottom w:val="double" w:sz="4" w:space="0" w:color="47D459" w:themeColor="accent3" w:themeTint="99"/>
-              <w:right w:val="double" w:sz="4" w:space="0" w:color="47D459" w:themeColor="accent3" w:themeTint="99"/>
-            </w:tcBorders>
-            <w:vAlign w:val="center"/>
-            <w:hideMark/>
-          </w:tcPr>
-          <w:p>
-            <w:pPr>
-              <w:spacing w:after="160" w:line="276" w:lineRule="auto"/>
-              <w:ind w:right="-455"/>
-              <w:rPr>
-                <w:rFonts w:ascii="Arial Nova Cond Light" w:hAnsi="Arial Nova Cond Light" w:cs="Times New Roman"/>
-                <w:b/>
-                <w:bCs/>
-                <w:color w:val="000000" w:themeColor="text1"/>
-                <w:sz w:val="20"/>
-                <w:szCs w:val="20"/>
-              </w:rPr>
-            </w:pPr>
-            <w:r>
-              <w:rPr>
-                <w:rFonts w:ascii="Arial Nova Cond Light" w:hAnsi="Arial Nova Cond Light" w:cs="Times New Roman"/>
-                <w:b/>
-                <w:bCs/>
-                <w:color w:val="000000" w:themeColor="text1"/>
+            <w:vAlign w:val="center"/>
+          </w:tcPr>
+          <w:p>
+            <w:pPr>
+              <w:autoSpaceDE w:val="0"/>
+              <w:autoSpaceDN w:val="0"/>
+              <w:adjustRightInd w:val="0"/>
+              <w:jc w:val="center"/>
+              <w:rPr>
+                <w:rFonts w:ascii="Arial Nova Cond" w:hAnsi="Arial Nova Cond" w:cs="Arial"/>
+                <w:color w:val="000000"/>
+                <w:kern w:val="0"/>
+                <w:sz w:val="20"/>
+                <w:szCs w:val="20"/>
+              </w:rPr>
+            </w:pPr>
+            <w:r>
+              <w:rPr>
+                <w:rFonts w:ascii="Arial Nova Cond" w:hAnsi="Arial Nova Cond" w:cs="Arial"/>
+                <w:color w:val="000000"/>
+                <w:kern w:val="0"/>
                 <w:sz w:val="20"/>
                 <w:szCs w:val="20"/>
               </w:rPr>
@@ -13032,24 +12923,23 @@
           <w:tcPr>
             <w:tcW w:w="875" w:type="dxa"/>
             <w:vMerge w:val="restart"/>
-            <w:tcBorders>
-              <w:top w:val="double" w:sz="4" w:space="0" w:color="47D459" w:themeColor="accent3" w:themeTint="99"/>
-              <w:left w:val="double" w:sz="4" w:space="0" w:color="47D459" w:themeColor="accent3" w:themeTint="99"/>
-              <w:bottom w:val="double" w:sz="4" w:space="0" w:color="47D459" w:themeColor="accent3" w:themeTint="99"/>
-              <w:right w:val="double" w:sz="4" w:space="0" w:color="47D459" w:themeColor="accent3" w:themeTint="99"/>
-            </w:tcBorders>
-            <w:vAlign w:val="center"/>
-            <w:hideMark/>
-          </w:tcPr>
-          <w:p>
-            <w:pPr>
-              <w:spacing w:after="160" w:line="276" w:lineRule="auto"/>
-              <w:ind w:right="-455"/>
-              <w:rPr>
-                <w:rFonts w:ascii="Arial Nova Cond Light" w:hAnsi="Arial Nova Cond Light" w:cs="Times New Roman"/>
-                <w:b/>
-                <w:bCs/>
-                <w:color w:val="000000" w:themeColor="text1"/>
+            <w:vAlign w:val="center"/>
+          </w:tcPr>
+          <w:p>
+            <w:pPr>
+              <w:pStyle w:val="Prrafodelista"/>
+              <w:tabs>
+                <w:tab w:val="left" w:pos="0"/>
+                <w:tab w:val="left" w:pos="142"/>
+                <w:tab w:val="left" w:pos="284"/>
+              </w:tabs>
+              <w:spacing w:line="276" w:lineRule="auto"/>
+              <w:ind w:left="0"/>
+              <w:jc w:val="center"/>
+              <w:rPr>
+                <w:rFonts w:ascii="Arial Nova Cond" w:eastAsia="Calibri" w:hAnsi="Arial Nova Cond" w:cs="Times New Roman"/>
+                <w:b/>
+                <w:bCs/>
                 <w:sz w:val="20"/>
                 <w:szCs w:val="20"/>
                 <w:lang w:val="es-ES_tradnl"/>
@@ -13057,10 +12947,9 @@
             </w:pPr>
             <w:r>
               <w:rPr>
-                <w:rFonts w:ascii="Arial Nova Cond Light" w:hAnsi="Arial Nova Cond Light" w:cs="Times New Roman"/>
-                <w:b/>
-                <w:bCs/>
-                <w:color w:val="000000" w:themeColor="text1"/>
+                <w:rFonts w:ascii="Arial Nova Cond" w:eastAsia="Calibri" w:hAnsi="Arial Nova Cond" w:cs="Times New Roman"/>
+                <w:b/>
+                <w:bCs/>
                 <w:sz w:val="20"/>
                 <w:szCs w:val="20"/>
                 <w:lang w:val="es-ES_tradnl"/>
@@ -13072,24 +12961,23 @@
         <w:tc>
           <w:tcPr>
             <w:tcW w:w="1095" w:type="dxa"/>
-            <w:tcBorders>
-              <w:top w:val="double" w:sz="4" w:space="0" w:color="47D459" w:themeColor="accent3" w:themeTint="99"/>
-              <w:left w:val="double" w:sz="4" w:space="0" w:color="47D459" w:themeColor="accent3" w:themeTint="99"/>
-              <w:bottom w:val="double" w:sz="4" w:space="0" w:color="47D459" w:themeColor="accent3" w:themeTint="99"/>
-              <w:right w:val="double" w:sz="4" w:space="0" w:color="47D459" w:themeColor="accent3" w:themeTint="99"/>
-            </w:tcBorders>
-            <w:vAlign w:val="center"/>
-            <w:hideMark/>
-          </w:tcPr>
-          <w:p>
-            <w:pPr>
-              <w:spacing w:after="160" w:line="276" w:lineRule="auto"/>
-              <w:ind w:right="-455"/>
-              <w:rPr>
-                <w:rFonts w:ascii="Arial Nova Cond Light" w:hAnsi="Arial Nova Cond Light" w:cs="Times New Roman"/>
-                <w:b/>
-                <w:bCs/>
-                <w:color w:val="000000" w:themeColor="text1"/>
+            <w:vAlign w:val="center"/>
+          </w:tcPr>
+          <w:p>
+            <w:pPr>
+              <w:pStyle w:val="Prrafodelista"/>
+              <w:tabs>
+                <w:tab w:val="left" w:pos="0"/>
+                <w:tab w:val="left" w:pos="142"/>
+                <w:tab w:val="left" w:pos="284"/>
+              </w:tabs>
+              <w:spacing w:line="276" w:lineRule="auto"/>
+              <w:ind w:left="0"/>
+              <w:jc w:val="center"/>
+              <w:rPr>
+                <w:rFonts w:ascii="Arial Nova Cond" w:eastAsia="Calibri" w:hAnsi="Arial Nova Cond" w:cs="Times New Roman"/>
+                <w:b/>
+                <w:bCs/>
                 <w:sz w:val="20"/>
                 <w:szCs w:val="20"/>
                 <w:lang w:val="es-ES_tradnl"/>
@@ -13097,10 +12985,9 @@
             </w:pPr>
             <w:r>
               <w:rPr>
-                <w:rFonts w:ascii="Arial Nova Cond Light" w:hAnsi="Arial Nova Cond Light" w:cs="Times New Roman"/>
-                <w:b/>
-                <w:bCs/>
-                <w:color w:val="000000" w:themeColor="text1"/>
+                <w:rFonts w:ascii="Arial Nova Cond" w:eastAsia="Calibri" w:hAnsi="Arial Nova Cond" w:cs="Times New Roman"/>
+                <w:b/>
+                <w:bCs/>
                 <w:sz w:val="20"/>
                 <w:szCs w:val="20"/>
                 <w:lang w:val="es-ES_tradnl"/>
@@ -13112,34 +12999,21 @@
         <w:tc>
           <w:tcPr>
             <w:tcW w:w="1726" w:type="dxa"/>
-            <w:tcBorders>
-              <w:top w:val="double" w:sz="4" w:space="0" w:color="47D459" w:themeColor="accent3" w:themeTint="99"/>
-              <w:left w:val="double" w:sz="4" w:space="0" w:color="47D459" w:themeColor="accent3" w:themeTint="99"/>
-              <w:bottom w:val="double" w:sz="4" w:space="0" w:color="47D459" w:themeColor="accent3" w:themeTint="99"/>
-              <w:right w:val="double" w:sz="4" w:space="0" w:color="47D459" w:themeColor="accent3" w:themeTint="99"/>
-            </w:tcBorders>
-            <w:vAlign w:val="center"/>
-            <w:hideMark/>
-          </w:tcPr>
-          <w:p>
-            <w:pPr>
-              <w:spacing w:after="160" w:line="276" w:lineRule="auto"/>
-              <w:ind w:right="-455"/>
-              <w:rPr>
-                <w:rFonts w:ascii="Arial Nova Cond Light" w:hAnsi="Arial Nova Cond Light" w:cs="Times New Roman"/>
-                <w:b/>
-                <w:bCs/>
-                <w:color w:val="000000" w:themeColor="text1"/>
-                <w:sz w:val="20"/>
-                <w:szCs w:val="20"/>
-              </w:rPr>
-            </w:pPr>
-            <w:r>
-              <w:rPr>
-                <w:rFonts w:ascii="Arial Nova Cond Light" w:hAnsi="Arial Nova Cond Light" w:cs="Times New Roman"/>
-                <w:b/>
-                <w:bCs/>
-                <w:color w:val="000000" w:themeColor="text1"/>
+            <w:vAlign w:val="center"/>
+          </w:tcPr>
+          <w:p>
+            <w:pPr>
+              <w:pStyle w:val="Sinespaciado"/>
+              <w:jc w:val="both"/>
+              <w:rPr>
+                <w:rFonts w:ascii="Arial Nova Cond" w:eastAsia="Times New Roman" w:hAnsi="Arial Nova Cond" w:cs="Times New Roman"/>
+                <w:sz w:val="20"/>
+                <w:szCs w:val="20"/>
+              </w:rPr>
+            </w:pPr>
+            <w:r>
+              <w:rPr>
+                <w:rFonts w:ascii="Arial Nova Cond" w:eastAsia="Calibri" w:hAnsi="Arial Nova Cond" w:cs="Times New Roman"/>
                 <w:sz w:val="20"/>
                 <w:szCs w:val="20"/>
                 <w:lang w:val="es-ES_tradnl"/>
@@ -13151,23 +13025,21 @@
         <w:tc>
           <w:tcPr>
             <w:tcW w:w="6169" w:type="dxa"/>
-            <w:tcBorders>
-              <w:top w:val="double" w:sz="4" w:space="0" w:color="47D459" w:themeColor="accent3" w:themeTint="99"/>
-              <w:left w:val="double" w:sz="4" w:space="0" w:color="47D459" w:themeColor="accent3" w:themeTint="99"/>
-              <w:bottom w:val="double" w:sz="4" w:space="0" w:color="47D459" w:themeColor="accent3" w:themeTint="99"/>
-              <w:right w:val="double" w:sz="4" w:space="0" w:color="47D459" w:themeColor="accent3" w:themeTint="99"/>
-            </w:tcBorders>
-            <w:vAlign w:val="center"/>
-            <w:hideMark/>
-          </w:tcPr>
-          <w:p>
-            <w:pPr>
-              <w:spacing w:after="160" w:line="276" w:lineRule="auto"/>
-              <w:ind w:right="-455"/>
-              <w:rPr>
-                <w:rFonts w:ascii="Arial Nova Cond Light" w:hAnsi="Arial Nova Cond Light" w:cs="Times New Roman"/>
-                <w:b/>
-                <w:bCs/>
+            <w:vAlign w:val="center"/>
+          </w:tcPr>
+          <w:p>
+            <w:pPr>
+              <w:pStyle w:val="Prrafodelista"/>
+              <w:tabs>
+                <w:tab w:val="left" w:pos="0"/>
+                <w:tab w:val="left" w:pos="142"/>
+                <w:tab w:val="left" w:pos="284"/>
+              </w:tabs>
+              <w:spacing w:line="276" w:lineRule="auto"/>
+              <w:ind w:left="0"/>
+              <w:jc w:val="both"/>
+              <w:rPr>
+                <w:rFonts w:ascii="Arial Nova Cond" w:eastAsia="Calibri" w:hAnsi="Arial Nova Cond" w:cs="Times New Roman"/>
                 <w:color w:val="000000" w:themeColor="text1"/>
                 <w:sz w:val="20"/>
                 <w:szCs w:val="20"/>
@@ -13176,10 +13048,7 @@
             </w:pPr>
             <w:r>
               <w:rPr>
-                <w:rFonts w:ascii="Arial Nova Cond Light" w:hAnsi="Arial Nova Cond Light" w:cs="Times New Roman"/>
-                <w:b/>
-                <w:bCs/>
-                <w:color w:val="000000" w:themeColor="text1"/>
+                <w:rFonts w:ascii="Arial Nova Cond" w:eastAsia="Calibri" w:hAnsi="Arial Nova Cond" w:cs="Times New Roman"/>
                 <w:sz w:val="20"/>
                 <w:szCs w:val="20"/>
                 <w:lang w:val="es-ES_tradnl"/>
@@ -13191,34 +13060,27 @@
         <w:tc>
           <w:tcPr>
             <w:tcW w:w="2015" w:type="dxa"/>
-            <w:tcBorders>
-              <w:top w:val="double" w:sz="4" w:space="0" w:color="47D459" w:themeColor="accent3" w:themeTint="99"/>
-              <w:left w:val="double" w:sz="4" w:space="0" w:color="47D459" w:themeColor="accent3" w:themeTint="99"/>
-              <w:bottom w:val="double" w:sz="4" w:space="0" w:color="47D459" w:themeColor="accent3" w:themeTint="99"/>
-              <w:right w:val="double" w:sz="4" w:space="0" w:color="47D459" w:themeColor="accent3" w:themeTint="99"/>
-            </w:tcBorders>
-            <w:vAlign w:val="center"/>
-            <w:hideMark/>
-          </w:tcPr>
-          <w:p>
-            <w:pPr>
-              <w:spacing w:after="160" w:line="276" w:lineRule="auto"/>
-              <w:ind w:right="-455"/>
-              <w:rPr>
-                <w:rFonts w:ascii="Arial Nova Cond Light" w:hAnsi="Arial Nova Cond Light" w:cs="Times New Roman"/>
-                <w:b/>
-                <w:bCs/>
-                <w:color w:val="000000" w:themeColor="text1"/>
-                <w:sz w:val="20"/>
-                <w:szCs w:val="20"/>
-              </w:rPr>
-            </w:pPr>
-            <w:r>
-              <w:rPr>
-                <w:rFonts w:ascii="Arial Nova Cond Light" w:hAnsi="Arial Nova Cond Light" w:cs="Times New Roman"/>
-                <w:b/>
-                <w:bCs/>
-                <w:color w:val="000000" w:themeColor="text1"/>
+            <w:vAlign w:val="center"/>
+          </w:tcPr>
+          <w:p>
+            <w:pPr>
+              <w:autoSpaceDE w:val="0"/>
+              <w:autoSpaceDN w:val="0"/>
+              <w:adjustRightInd w:val="0"/>
+              <w:jc w:val="center"/>
+              <w:rPr>
+                <w:rFonts w:ascii="Arial Nova Cond" w:hAnsi="Arial Nova Cond" w:cs="Arial"/>
+                <w:color w:val="215E99" w:themeColor="text2" w:themeTint="BF"/>
+                <w:kern w:val="0"/>
+                <w:sz w:val="20"/>
+                <w:szCs w:val="20"/>
+              </w:rPr>
+            </w:pPr>
+            <w:r>
+              <w:rPr>
+                <w:rFonts w:ascii="Arial Nova Cond" w:hAnsi="Arial Nova Cond" w:cs="Arial"/>
+                <w:color w:val="000000"/>
+                <w:kern w:val="0"/>
                 <w:sz w:val="20"/>
                 <w:szCs w:val="20"/>
               </w:rPr>
@@ -13229,34 +13091,27 @@
         <w:tc>
           <w:tcPr>
             <w:tcW w:w="1634" w:type="dxa"/>
-            <w:tcBorders>
-              <w:top w:val="double" w:sz="4" w:space="0" w:color="47D459" w:themeColor="accent3" w:themeTint="99"/>
-              <w:left w:val="double" w:sz="4" w:space="0" w:color="47D459" w:themeColor="accent3" w:themeTint="99"/>
-              <w:bottom w:val="double" w:sz="4" w:space="0" w:color="47D459" w:themeColor="accent3" w:themeTint="99"/>
-              <w:right w:val="double" w:sz="4" w:space="0" w:color="47D459" w:themeColor="accent3" w:themeTint="99"/>
-            </w:tcBorders>
-            <w:vAlign w:val="center"/>
-            <w:hideMark/>
-          </w:tcPr>
-          <w:p>
-            <w:pPr>
-              <w:spacing w:after="160" w:line="276" w:lineRule="auto"/>
-              <w:ind w:right="-455"/>
-              <w:rPr>
-                <w:rFonts w:ascii="Arial Nova Cond Light" w:hAnsi="Arial Nova Cond Light" w:cs="Times New Roman"/>
-                <w:b/>
-                <w:bCs/>
-                <w:color w:val="000000" w:themeColor="text1"/>
-                <w:sz w:val="20"/>
-                <w:szCs w:val="20"/>
-              </w:rPr>
-            </w:pPr>
-            <w:r>
-              <w:rPr>
-                <w:rFonts w:ascii="Arial Nova Cond Light" w:hAnsi="Arial Nova Cond Light" w:cs="Times New Roman"/>
-                <w:b/>
-                <w:bCs/>
-                <w:color w:val="000000" w:themeColor="text1"/>
+            <w:vAlign w:val="center"/>
+          </w:tcPr>
+          <w:p>
+            <w:pPr>
+              <w:autoSpaceDE w:val="0"/>
+              <w:autoSpaceDN w:val="0"/>
+              <w:adjustRightInd w:val="0"/>
+              <w:jc w:val="both"/>
+              <w:rPr>
+                <w:rFonts w:ascii="Arial Nova Cond" w:hAnsi="Arial Nova Cond" w:cs="Arial"/>
+                <w:color w:val="000000"/>
+                <w:kern w:val="0"/>
+                <w:sz w:val="20"/>
+                <w:szCs w:val="20"/>
+              </w:rPr>
+            </w:pPr>
+            <w:r>
+              <w:rPr>
+                <w:rFonts w:ascii="Arial Nova Cond" w:hAnsi="Arial Nova Cond" w:cs="Arial"/>
+                <w:color w:val="000000"/>
+                <w:kern w:val="0"/>
                 <w:sz w:val="20"/>
                 <w:szCs w:val="20"/>
               </w:rPr>
@@ -13267,34 +13122,27 @@
         <w:tc>
           <w:tcPr>
             <w:tcW w:w="1337" w:type="dxa"/>
-            <w:tcBorders>
-              <w:top w:val="double" w:sz="4" w:space="0" w:color="47D459" w:themeColor="accent3" w:themeTint="99"/>
-              <w:left w:val="double" w:sz="4" w:space="0" w:color="47D459" w:themeColor="accent3" w:themeTint="99"/>
-              <w:bottom w:val="double" w:sz="4" w:space="0" w:color="47D459" w:themeColor="accent3" w:themeTint="99"/>
-              <w:right w:val="double" w:sz="4" w:space="0" w:color="47D459" w:themeColor="accent3" w:themeTint="99"/>
-            </w:tcBorders>
-            <w:vAlign w:val="center"/>
-            <w:hideMark/>
-          </w:tcPr>
-          <w:p>
-            <w:pPr>
-              <w:spacing w:after="160" w:line="276" w:lineRule="auto"/>
-              <w:ind w:right="-455"/>
-              <w:rPr>
-                <w:rFonts w:ascii="Arial Nova Cond Light" w:hAnsi="Arial Nova Cond Light" w:cs="Times New Roman"/>
-                <w:b/>
-                <w:bCs/>
-                <w:color w:val="000000" w:themeColor="text1"/>
-                <w:sz w:val="20"/>
-                <w:szCs w:val="20"/>
-              </w:rPr>
-            </w:pPr>
-            <w:r>
-              <w:rPr>
-                <w:rFonts w:ascii="Arial Nova Cond Light" w:hAnsi="Arial Nova Cond Light" w:cs="Times New Roman"/>
-                <w:b/>
-                <w:bCs/>
-                <w:color w:val="000000" w:themeColor="text1"/>
+            <w:vAlign w:val="center"/>
+          </w:tcPr>
+          <w:p>
+            <w:pPr>
+              <w:autoSpaceDE w:val="0"/>
+              <w:autoSpaceDN w:val="0"/>
+              <w:adjustRightInd w:val="0"/>
+              <w:jc w:val="center"/>
+              <w:rPr>
+                <w:rFonts w:ascii="Arial Nova Cond" w:hAnsi="Arial Nova Cond" w:cs="Arial"/>
+                <w:color w:val="000000"/>
+                <w:kern w:val="0"/>
+                <w:sz w:val="20"/>
+                <w:szCs w:val="20"/>
+              </w:rPr>
+            </w:pPr>
+            <w:r>
+              <w:rPr>
+                <w:rFonts w:ascii="Arial Nova Cond" w:hAnsi="Arial Nova Cond" w:cs="Arial"/>
+                <w:color w:val="000000"/>
+                <w:kern w:val="0"/>
                 <w:sz w:val="20"/>
                 <w:szCs w:val="20"/>
               </w:rPr>
@@ -13312,24 +13160,23 @@
           <w:tcPr>
             <w:tcW w:w="875" w:type="dxa"/>
             <w:vMerge/>
-            <w:tcBorders>
-              <w:top w:val="double" w:sz="4" w:space="0" w:color="47D459" w:themeColor="accent3" w:themeTint="99"/>
-              <w:left w:val="double" w:sz="4" w:space="0" w:color="47D459" w:themeColor="accent3" w:themeTint="99"/>
-              <w:bottom w:val="double" w:sz="4" w:space="0" w:color="47D459" w:themeColor="accent3" w:themeTint="99"/>
-              <w:right w:val="double" w:sz="4" w:space="0" w:color="47D459" w:themeColor="accent3" w:themeTint="99"/>
-            </w:tcBorders>
-            <w:vAlign w:val="center"/>
-            <w:hideMark/>
-          </w:tcPr>
-          <w:p>
-            <w:pPr>
-              <w:spacing w:after="160" w:line="276" w:lineRule="auto"/>
-              <w:ind w:right="-455"/>
-              <w:rPr>
-                <w:rFonts w:ascii="Arial Nova Cond Light" w:hAnsi="Arial Nova Cond Light" w:cs="Times New Roman"/>
-                <w:b/>
-                <w:bCs/>
-                <w:color w:val="000000" w:themeColor="text1"/>
+            <w:vAlign w:val="center"/>
+          </w:tcPr>
+          <w:p>
+            <w:pPr>
+              <w:pStyle w:val="Prrafodelista"/>
+              <w:tabs>
+                <w:tab w:val="left" w:pos="0"/>
+                <w:tab w:val="left" w:pos="142"/>
+                <w:tab w:val="left" w:pos="284"/>
+              </w:tabs>
+              <w:spacing w:line="276" w:lineRule="auto"/>
+              <w:ind w:left="0"/>
+              <w:jc w:val="center"/>
+              <w:rPr>
+                <w:rFonts w:ascii="Arial Nova Cond" w:eastAsia="Calibri" w:hAnsi="Arial Nova Cond" w:cs="Times New Roman"/>
+                <w:b/>
+                <w:bCs/>
                 <w:sz w:val="20"/>
                 <w:szCs w:val="20"/>
                 <w:lang w:val="es-ES_tradnl"/>
@@ -13340,24 +13187,23 @@
         <w:tc>
           <w:tcPr>
             <w:tcW w:w="1095" w:type="dxa"/>
-            <w:tcBorders>
-              <w:top w:val="double" w:sz="4" w:space="0" w:color="47D459" w:themeColor="accent3" w:themeTint="99"/>
-              <w:left w:val="double" w:sz="4" w:space="0" w:color="47D459" w:themeColor="accent3" w:themeTint="99"/>
-              <w:bottom w:val="double" w:sz="4" w:space="0" w:color="47D459" w:themeColor="accent3" w:themeTint="99"/>
-              <w:right w:val="double" w:sz="4" w:space="0" w:color="47D459" w:themeColor="accent3" w:themeTint="99"/>
-            </w:tcBorders>
-            <w:vAlign w:val="center"/>
-            <w:hideMark/>
-          </w:tcPr>
-          <w:p>
-            <w:pPr>
-              <w:spacing w:after="160" w:line="276" w:lineRule="auto"/>
-              <w:ind w:right="-455"/>
-              <w:rPr>
-                <w:rFonts w:ascii="Arial Nova Cond Light" w:hAnsi="Arial Nova Cond Light" w:cs="Times New Roman"/>
-                <w:b/>
-                <w:bCs/>
-                <w:color w:val="000000" w:themeColor="text1"/>
+            <w:vAlign w:val="center"/>
+          </w:tcPr>
+          <w:p>
+            <w:pPr>
+              <w:pStyle w:val="Prrafodelista"/>
+              <w:tabs>
+                <w:tab w:val="left" w:pos="0"/>
+                <w:tab w:val="left" w:pos="142"/>
+                <w:tab w:val="left" w:pos="284"/>
+              </w:tabs>
+              <w:spacing w:line="276" w:lineRule="auto"/>
+              <w:ind w:left="0"/>
+              <w:jc w:val="center"/>
+              <w:rPr>
+                <w:rFonts w:ascii="Arial Nova Cond" w:eastAsia="Calibri" w:hAnsi="Arial Nova Cond" w:cs="Times New Roman"/>
+                <w:b/>
+                <w:bCs/>
                 <w:sz w:val="20"/>
                 <w:szCs w:val="20"/>
                 <w:lang w:val="es-ES_tradnl"/>
@@ -13365,10 +13211,9 @@
             </w:pPr>
             <w:r>
               <w:rPr>
-                <w:rFonts w:ascii="Arial Nova Cond Light" w:hAnsi="Arial Nova Cond Light" w:cs="Times New Roman"/>
-                <w:b/>
-                <w:bCs/>
-                <w:color w:val="000000" w:themeColor="text1"/>
+                <w:rFonts w:ascii="Arial Nova Cond" w:eastAsia="Calibri" w:hAnsi="Arial Nova Cond" w:cs="Times New Roman"/>
+                <w:b/>
+                <w:bCs/>
                 <w:sz w:val="20"/>
                 <w:szCs w:val="20"/>
                 <w:lang w:val="es-ES_tradnl"/>
@@ -13380,34 +13225,21 @@
         <w:tc>
           <w:tcPr>
             <w:tcW w:w="1726" w:type="dxa"/>
-            <w:tcBorders>
-              <w:top w:val="double" w:sz="4" w:space="0" w:color="47D459" w:themeColor="accent3" w:themeTint="99"/>
-              <w:left w:val="double" w:sz="4" w:space="0" w:color="47D459" w:themeColor="accent3" w:themeTint="99"/>
-              <w:bottom w:val="double" w:sz="4" w:space="0" w:color="47D459" w:themeColor="accent3" w:themeTint="99"/>
-              <w:right w:val="double" w:sz="4" w:space="0" w:color="47D459" w:themeColor="accent3" w:themeTint="99"/>
-            </w:tcBorders>
-            <w:vAlign w:val="center"/>
-            <w:hideMark/>
-          </w:tcPr>
-          <w:p>
-            <w:pPr>
-              <w:spacing w:after="160" w:line="276" w:lineRule="auto"/>
-              <w:ind w:right="-455"/>
-              <w:rPr>
-                <w:rFonts w:ascii="Arial Nova Cond Light" w:hAnsi="Arial Nova Cond Light" w:cs="Times New Roman"/>
-                <w:b/>
-                <w:bCs/>
-                <w:color w:val="000000" w:themeColor="text1"/>
-                <w:sz w:val="20"/>
-                <w:szCs w:val="20"/>
-              </w:rPr>
-            </w:pPr>
-            <w:r>
-              <w:rPr>
-                <w:rFonts w:ascii="Arial Nova Cond Light" w:hAnsi="Arial Nova Cond Light" w:cs="Times New Roman"/>
-                <w:b/>
-                <w:bCs/>
-                <w:color w:val="000000" w:themeColor="text1"/>
+            <w:vAlign w:val="center"/>
+          </w:tcPr>
+          <w:p>
+            <w:pPr>
+              <w:pStyle w:val="Sinespaciado"/>
+              <w:jc w:val="both"/>
+              <w:rPr>
+                <w:rFonts w:ascii="Arial Nova Cond" w:hAnsi="Arial Nova Cond"/>
+                <w:sz w:val="20"/>
+                <w:szCs w:val="20"/>
+              </w:rPr>
+            </w:pPr>
+            <w:r>
+              <w:rPr>
+                <w:rFonts w:ascii="Arial Nova Cond" w:eastAsia="Calibri" w:hAnsi="Arial Nova Cond" w:cs="Times New Roman"/>
                 <w:sz w:val="20"/>
                 <w:szCs w:val="20"/>
                 <w:lang w:val="es-ES_tradnl"/>
@@ -13419,23 +13251,21 @@
         <w:tc>
           <w:tcPr>
             <w:tcW w:w="6169" w:type="dxa"/>
-            <w:tcBorders>
-              <w:top w:val="double" w:sz="4" w:space="0" w:color="47D459" w:themeColor="accent3" w:themeTint="99"/>
-              <w:left w:val="double" w:sz="4" w:space="0" w:color="47D459" w:themeColor="accent3" w:themeTint="99"/>
-              <w:bottom w:val="double" w:sz="4" w:space="0" w:color="47D459" w:themeColor="accent3" w:themeTint="99"/>
-              <w:right w:val="double" w:sz="4" w:space="0" w:color="47D459" w:themeColor="accent3" w:themeTint="99"/>
-            </w:tcBorders>
-            <w:vAlign w:val="center"/>
-            <w:hideMark/>
-          </w:tcPr>
-          <w:p>
-            <w:pPr>
-              <w:spacing w:after="160" w:line="276" w:lineRule="auto"/>
-              <w:ind w:right="-455"/>
-              <w:rPr>
-                <w:rFonts w:ascii="Arial Nova Cond Light" w:hAnsi="Arial Nova Cond Light" w:cs="Times New Roman"/>
-                <w:b/>
-                <w:bCs/>
+            <w:vAlign w:val="center"/>
+          </w:tcPr>
+          <w:p>
+            <w:pPr>
+              <w:pStyle w:val="Prrafodelista"/>
+              <w:tabs>
+                <w:tab w:val="left" w:pos="0"/>
+                <w:tab w:val="left" w:pos="142"/>
+                <w:tab w:val="left" w:pos="284"/>
+              </w:tabs>
+              <w:spacing w:line="276" w:lineRule="auto"/>
+              <w:ind w:left="0"/>
+              <w:jc w:val="both"/>
+              <w:rPr>
+                <w:rFonts w:ascii="Arial Nova Cond" w:eastAsia="Calibri" w:hAnsi="Arial Nova Cond" w:cs="Times New Roman"/>
                 <w:color w:val="000000" w:themeColor="text1"/>
                 <w:sz w:val="20"/>
                 <w:szCs w:val="20"/>
@@ -13444,10 +13274,7 @@
             </w:pPr>
             <w:r>
               <w:rPr>
-                <w:rFonts w:ascii="Arial Nova Cond Light" w:hAnsi="Arial Nova Cond Light" w:cs="Times New Roman"/>
-                <w:b/>
-                <w:bCs/>
-                <w:color w:val="000000" w:themeColor="text1"/>
+                <w:rFonts w:ascii="Arial Nova Cond" w:eastAsia="Calibri" w:hAnsi="Arial Nova Cond" w:cs="Times New Roman"/>
                 <w:sz w:val="20"/>
                 <w:szCs w:val="20"/>
                 <w:lang w:val="es-ES_tradnl"/>
@@ -13459,34 +13286,27 @@
         <w:tc>
           <w:tcPr>
             <w:tcW w:w="2015" w:type="dxa"/>
-            <w:tcBorders>
-              <w:top w:val="double" w:sz="4" w:space="0" w:color="47D459" w:themeColor="accent3" w:themeTint="99"/>
-              <w:left w:val="double" w:sz="4" w:space="0" w:color="47D459" w:themeColor="accent3" w:themeTint="99"/>
-              <w:bottom w:val="double" w:sz="4" w:space="0" w:color="47D459" w:themeColor="accent3" w:themeTint="99"/>
-              <w:right w:val="double" w:sz="4" w:space="0" w:color="47D459" w:themeColor="accent3" w:themeTint="99"/>
-            </w:tcBorders>
-            <w:vAlign w:val="center"/>
-            <w:hideMark/>
-          </w:tcPr>
-          <w:p>
-            <w:pPr>
-              <w:spacing w:after="160" w:line="276" w:lineRule="auto"/>
-              <w:ind w:right="-455"/>
-              <w:rPr>
-                <w:rFonts w:ascii="Arial Nova Cond Light" w:hAnsi="Arial Nova Cond Light" w:cs="Times New Roman"/>
-                <w:b/>
-                <w:bCs/>
-                <w:color w:val="000000" w:themeColor="text1"/>
-                <w:sz w:val="20"/>
-                <w:szCs w:val="20"/>
-              </w:rPr>
-            </w:pPr>
-            <w:r>
-              <w:rPr>
-                <w:rFonts w:ascii="Arial Nova Cond Light" w:hAnsi="Arial Nova Cond Light" w:cs="Times New Roman"/>
-                <w:b/>
-                <w:bCs/>
-                <w:color w:val="000000" w:themeColor="text1"/>
+            <w:vAlign w:val="center"/>
+          </w:tcPr>
+          <w:p>
+            <w:pPr>
+              <w:autoSpaceDE w:val="0"/>
+              <w:autoSpaceDN w:val="0"/>
+              <w:adjustRightInd w:val="0"/>
+              <w:jc w:val="center"/>
+              <w:rPr>
+                <w:rFonts w:ascii="Arial Nova Cond" w:hAnsi="Arial Nova Cond" w:cs="Arial"/>
+                <w:color w:val="000000" w:themeColor="text1"/>
+                <w:kern w:val="0"/>
+                <w:sz w:val="20"/>
+                <w:szCs w:val="20"/>
+              </w:rPr>
+            </w:pPr>
+            <w:r>
+              <w:rPr>
+                <w:rFonts w:ascii="Arial Nova Cond" w:hAnsi="Arial Nova Cond" w:cs="Arial"/>
+                <w:color w:val="000000"/>
+                <w:kern w:val="0"/>
                 <w:sz w:val="20"/>
                 <w:szCs w:val="20"/>
               </w:rPr>
@@ -13497,34 +13317,27 @@
         <w:tc>
           <w:tcPr>
             <w:tcW w:w="1634" w:type="dxa"/>
-            <w:tcBorders>
-              <w:top w:val="double" w:sz="4" w:space="0" w:color="47D459" w:themeColor="accent3" w:themeTint="99"/>
-              <w:left w:val="double" w:sz="4" w:space="0" w:color="47D459" w:themeColor="accent3" w:themeTint="99"/>
-              <w:bottom w:val="double" w:sz="4" w:space="0" w:color="47D459" w:themeColor="accent3" w:themeTint="99"/>
-              <w:right w:val="double" w:sz="4" w:space="0" w:color="47D459" w:themeColor="accent3" w:themeTint="99"/>
-            </w:tcBorders>
-            <w:vAlign w:val="center"/>
-            <w:hideMark/>
-          </w:tcPr>
-          <w:p>
-            <w:pPr>
-              <w:spacing w:after="160" w:line="276" w:lineRule="auto"/>
-              <w:ind w:right="-455"/>
-              <w:rPr>
-                <w:rFonts w:ascii="Arial Nova Cond Light" w:hAnsi="Arial Nova Cond Light" w:cs="Times New Roman"/>
-                <w:b/>
-                <w:bCs/>
-                <w:color w:val="000000" w:themeColor="text1"/>
-                <w:sz w:val="20"/>
-                <w:szCs w:val="20"/>
-              </w:rPr>
-            </w:pPr>
-            <w:r>
-              <w:rPr>
-                <w:rFonts w:ascii="Arial Nova Cond Light" w:hAnsi="Arial Nova Cond Light" w:cs="Times New Roman"/>
-                <w:b/>
-                <w:bCs/>
-                <w:color w:val="000000" w:themeColor="text1"/>
+            <w:vAlign w:val="center"/>
+          </w:tcPr>
+          <w:p>
+            <w:pPr>
+              <w:autoSpaceDE w:val="0"/>
+              <w:autoSpaceDN w:val="0"/>
+              <w:adjustRightInd w:val="0"/>
+              <w:jc w:val="both"/>
+              <w:rPr>
+                <w:rFonts w:ascii="Arial Nova Cond" w:hAnsi="Arial Nova Cond" w:cs="Arial"/>
+                <w:color w:val="000000"/>
+                <w:kern w:val="0"/>
+                <w:sz w:val="20"/>
+                <w:szCs w:val="20"/>
+              </w:rPr>
+            </w:pPr>
+            <w:r>
+              <w:rPr>
+                <w:rFonts w:ascii="Arial Nova Cond" w:hAnsi="Arial Nova Cond" w:cs="Arial"/>
+                <w:color w:val="000000"/>
+                <w:kern w:val="0"/>
                 <w:sz w:val="20"/>
                 <w:szCs w:val="20"/>
               </w:rPr>
@@ -13535,34 +13348,27 @@
         <w:tc>
           <w:tcPr>
             <w:tcW w:w="1337" w:type="dxa"/>
-            <w:tcBorders>
-              <w:top w:val="double" w:sz="4" w:space="0" w:color="47D459" w:themeColor="accent3" w:themeTint="99"/>
-              <w:left w:val="double" w:sz="4" w:space="0" w:color="47D459" w:themeColor="accent3" w:themeTint="99"/>
-              <w:bottom w:val="double" w:sz="4" w:space="0" w:color="47D459" w:themeColor="accent3" w:themeTint="99"/>
-              <w:right w:val="double" w:sz="4" w:space="0" w:color="47D459" w:themeColor="accent3" w:themeTint="99"/>
-            </w:tcBorders>
-            <w:vAlign w:val="center"/>
-            <w:hideMark/>
-          </w:tcPr>
-          <w:p>
-            <w:pPr>
-              <w:spacing w:after="160" w:line="276" w:lineRule="auto"/>
-              <w:ind w:right="-455"/>
-              <w:rPr>
-                <w:rFonts w:ascii="Arial Nova Cond Light" w:hAnsi="Arial Nova Cond Light" w:cs="Times New Roman"/>
-                <w:b/>
-                <w:bCs/>
-                <w:color w:val="000000" w:themeColor="text1"/>
-                <w:sz w:val="20"/>
-                <w:szCs w:val="20"/>
-              </w:rPr>
-            </w:pPr>
-            <w:r>
-              <w:rPr>
-                <w:rFonts w:ascii="Arial Nova Cond Light" w:hAnsi="Arial Nova Cond Light" w:cs="Times New Roman"/>
-                <w:b/>
-                <w:bCs/>
-                <w:color w:val="000000" w:themeColor="text1"/>
+            <w:vAlign w:val="center"/>
+          </w:tcPr>
+          <w:p>
+            <w:pPr>
+              <w:autoSpaceDE w:val="0"/>
+              <w:autoSpaceDN w:val="0"/>
+              <w:adjustRightInd w:val="0"/>
+              <w:jc w:val="center"/>
+              <w:rPr>
+                <w:rFonts w:ascii="Arial Nova Cond" w:hAnsi="Arial Nova Cond" w:cs="Arial"/>
+                <w:color w:val="000000"/>
+                <w:kern w:val="0"/>
+                <w:sz w:val="20"/>
+                <w:szCs w:val="20"/>
+              </w:rPr>
+            </w:pPr>
+            <w:r>
+              <w:rPr>
+                <w:rFonts w:ascii="Arial Nova Cond" w:hAnsi="Arial Nova Cond" w:cs="Arial"/>
+                <w:color w:val="000000"/>
+                <w:kern w:val="0"/>
                 <w:sz w:val="20"/>
                 <w:szCs w:val="20"/>
               </w:rPr>
@@ -13580,24 +13386,23 @@
           <w:tcPr>
             <w:tcW w:w="875" w:type="dxa"/>
             <w:vMerge w:val="restart"/>
-            <w:tcBorders>
-              <w:top w:val="double" w:sz="4" w:space="0" w:color="47D459" w:themeColor="accent3" w:themeTint="99"/>
-              <w:left w:val="double" w:sz="4" w:space="0" w:color="47D459" w:themeColor="accent3" w:themeTint="99"/>
-              <w:bottom w:val="double" w:sz="4" w:space="0" w:color="47D459" w:themeColor="accent3" w:themeTint="99"/>
-              <w:right w:val="double" w:sz="4" w:space="0" w:color="47D459" w:themeColor="accent3" w:themeTint="99"/>
-            </w:tcBorders>
-            <w:vAlign w:val="center"/>
-            <w:hideMark/>
-          </w:tcPr>
-          <w:p>
-            <w:pPr>
-              <w:spacing w:after="160" w:line="276" w:lineRule="auto"/>
-              <w:ind w:right="-455"/>
-              <w:rPr>
-                <w:rFonts w:ascii="Arial Nova Cond Light" w:hAnsi="Arial Nova Cond Light" w:cs="Times New Roman"/>
-                <w:b/>
-                <w:bCs/>
-                <w:color w:val="000000" w:themeColor="text1"/>
+            <w:vAlign w:val="center"/>
+          </w:tcPr>
+          <w:p>
+            <w:pPr>
+              <w:pStyle w:val="Prrafodelista"/>
+              <w:tabs>
+                <w:tab w:val="left" w:pos="0"/>
+                <w:tab w:val="left" w:pos="142"/>
+                <w:tab w:val="left" w:pos="284"/>
+              </w:tabs>
+              <w:spacing w:line="276" w:lineRule="auto"/>
+              <w:ind w:left="0"/>
+              <w:jc w:val="center"/>
+              <w:rPr>
+                <w:rFonts w:ascii="Arial Nova Cond" w:eastAsia="Calibri" w:hAnsi="Arial Nova Cond" w:cs="Times New Roman"/>
+                <w:b/>
+                <w:bCs/>
                 <w:sz w:val="20"/>
                 <w:szCs w:val="20"/>
                 <w:lang w:val="es-ES_tradnl"/>
@@ -13605,10 +13410,9 @@
             </w:pPr>
             <w:r>
               <w:rPr>
-                <w:rFonts w:ascii="Arial Nova Cond Light" w:hAnsi="Arial Nova Cond Light" w:cs="Times New Roman"/>
-                <w:b/>
-                <w:bCs/>
-                <w:color w:val="000000" w:themeColor="text1"/>
+                <w:rFonts w:ascii="Arial Nova Cond" w:eastAsia="Calibri" w:hAnsi="Arial Nova Cond" w:cs="Times New Roman"/>
+                <w:b/>
+                <w:bCs/>
                 <w:sz w:val="20"/>
                 <w:szCs w:val="20"/>
                 <w:lang w:val="es-ES_tradnl"/>
@@ -13620,24 +13424,23 @@
         <w:tc>
           <w:tcPr>
             <w:tcW w:w="1095" w:type="dxa"/>
-            <w:tcBorders>
-              <w:top w:val="double" w:sz="4" w:space="0" w:color="47D459" w:themeColor="accent3" w:themeTint="99"/>
-              <w:left w:val="double" w:sz="4" w:space="0" w:color="47D459" w:themeColor="accent3" w:themeTint="99"/>
-              <w:bottom w:val="double" w:sz="4" w:space="0" w:color="47D459" w:themeColor="accent3" w:themeTint="99"/>
-              <w:right w:val="double" w:sz="4" w:space="0" w:color="47D459" w:themeColor="accent3" w:themeTint="99"/>
-            </w:tcBorders>
-            <w:vAlign w:val="center"/>
-            <w:hideMark/>
-          </w:tcPr>
-          <w:p>
-            <w:pPr>
-              <w:spacing w:after="160" w:line="276" w:lineRule="auto"/>
-              <w:ind w:right="-455"/>
-              <w:rPr>
-                <w:rFonts w:ascii="Arial Nova Cond Light" w:hAnsi="Arial Nova Cond Light" w:cs="Times New Roman"/>
-                <w:b/>
-                <w:bCs/>
-                <w:color w:val="000000" w:themeColor="text1"/>
+            <w:vAlign w:val="center"/>
+          </w:tcPr>
+          <w:p>
+            <w:pPr>
+              <w:pStyle w:val="Prrafodelista"/>
+              <w:tabs>
+                <w:tab w:val="left" w:pos="0"/>
+                <w:tab w:val="left" w:pos="142"/>
+                <w:tab w:val="left" w:pos="284"/>
+              </w:tabs>
+              <w:spacing w:line="276" w:lineRule="auto"/>
+              <w:ind w:left="0"/>
+              <w:jc w:val="center"/>
+              <w:rPr>
+                <w:rFonts w:ascii="Arial Nova Cond" w:eastAsia="Calibri" w:hAnsi="Arial Nova Cond" w:cs="Times New Roman"/>
+                <w:b/>
+                <w:bCs/>
                 <w:sz w:val="20"/>
                 <w:szCs w:val="20"/>
                 <w:lang w:val="es-ES_tradnl"/>
@@ -13645,10 +13448,9 @@
             </w:pPr>
             <w:r>
               <w:rPr>
-                <w:rFonts w:ascii="Arial Nova Cond Light" w:hAnsi="Arial Nova Cond Light" w:cs="Times New Roman"/>
-                <w:b/>
-                <w:bCs/>
-                <w:color w:val="000000" w:themeColor="text1"/>
+                <w:rFonts w:ascii="Arial Nova Cond" w:eastAsia="Calibri" w:hAnsi="Arial Nova Cond" w:cs="Times New Roman"/>
+                <w:b/>
+                <w:bCs/>
                 <w:sz w:val="20"/>
                 <w:szCs w:val="20"/>
                 <w:lang w:val="es-ES_tradnl"/>
@@ -13660,34 +13462,22 @@
         <w:tc>
           <w:tcPr>
             <w:tcW w:w="1726" w:type="dxa"/>
-            <w:tcBorders>
-              <w:top w:val="double" w:sz="4" w:space="0" w:color="47D459" w:themeColor="accent3" w:themeTint="99"/>
-              <w:left w:val="double" w:sz="4" w:space="0" w:color="47D459" w:themeColor="accent3" w:themeTint="99"/>
-              <w:bottom w:val="double" w:sz="4" w:space="0" w:color="47D459" w:themeColor="accent3" w:themeTint="99"/>
-              <w:right w:val="double" w:sz="4" w:space="0" w:color="47D459" w:themeColor="accent3" w:themeTint="99"/>
-            </w:tcBorders>
-            <w:vAlign w:val="center"/>
-            <w:hideMark/>
-          </w:tcPr>
-          <w:p>
-            <w:pPr>
-              <w:spacing w:after="160" w:line="276" w:lineRule="auto"/>
-              <w:ind w:right="-455"/>
-              <w:rPr>
-                <w:rFonts w:ascii="Arial Nova Cond Light" w:hAnsi="Arial Nova Cond Light" w:cs="Times New Roman"/>
-                <w:b/>
-                <w:bCs/>
-                <w:color w:val="000000" w:themeColor="text1"/>
-                <w:sz w:val="20"/>
-                <w:szCs w:val="20"/>
-              </w:rPr>
-            </w:pPr>
-            <w:r>
-              <w:rPr>
-                <w:rFonts w:ascii="Arial Nova Cond Light" w:hAnsi="Arial Nova Cond Light" w:cs="Times New Roman"/>
-                <w:b/>
-                <w:bCs/>
-                <w:color w:val="000000" w:themeColor="text1"/>
+            <w:vAlign w:val="center"/>
+          </w:tcPr>
+          <w:p>
+            <w:pPr>
+              <w:pStyle w:val="Sinespaciado"/>
+              <w:jc w:val="both"/>
+              <w:rPr>
+                <w:rFonts w:ascii="Arial Nova Cond" w:hAnsi="Arial Nova Cond"/>
+                <w:color w:val="000000" w:themeColor="text1"/>
+                <w:sz w:val="20"/>
+                <w:szCs w:val="20"/>
+              </w:rPr>
+            </w:pPr>
+            <w:r>
+              <w:rPr>
+                <w:rFonts w:ascii="Arial Nova Cond" w:eastAsia="Calibri" w:hAnsi="Arial Nova Cond" w:cs="Times New Roman"/>
                 <w:sz w:val="20"/>
                 <w:szCs w:val="20"/>
                 <w:lang w:val="es-ES_tradnl"/>
@@ -13699,23 +13489,21 @@
         <w:tc>
           <w:tcPr>
             <w:tcW w:w="6169" w:type="dxa"/>
-            <w:tcBorders>
-              <w:top w:val="double" w:sz="4" w:space="0" w:color="47D459" w:themeColor="accent3" w:themeTint="99"/>
-              <w:left w:val="double" w:sz="4" w:space="0" w:color="47D459" w:themeColor="accent3" w:themeTint="99"/>
-              <w:bottom w:val="double" w:sz="4" w:space="0" w:color="47D459" w:themeColor="accent3" w:themeTint="99"/>
-              <w:right w:val="double" w:sz="4" w:space="0" w:color="47D459" w:themeColor="accent3" w:themeTint="99"/>
-            </w:tcBorders>
-            <w:vAlign w:val="center"/>
-            <w:hideMark/>
-          </w:tcPr>
-          <w:p>
-            <w:pPr>
-              <w:spacing w:after="160" w:line="276" w:lineRule="auto"/>
-              <w:ind w:right="-455"/>
-              <w:rPr>
-                <w:rFonts w:ascii="Arial Nova Cond Light" w:hAnsi="Arial Nova Cond Light" w:cs="Times New Roman"/>
-                <w:b/>
-                <w:bCs/>
+            <w:vAlign w:val="center"/>
+          </w:tcPr>
+          <w:p>
+            <w:pPr>
+              <w:pStyle w:val="Prrafodelista"/>
+              <w:tabs>
+                <w:tab w:val="left" w:pos="0"/>
+                <w:tab w:val="left" w:pos="142"/>
+                <w:tab w:val="left" w:pos="284"/>
+              </w:tabs>
+              <w:spacing w:line="276" w:lineRule="auto"/>
+              <w:ind w:left="0"/>
+              <w:jc w:val="both"/>
+              <w:rPr>
+                <w:rFonts w:ascii="Arial Nova Cond" w:eastAsia="Calibri" w:hAnsi="Arial Nova Cond" w:cs="Times New Roman"/>
                 <w:color w:val="000000" w:themeColor="text1"/>
                 <w:sz w:val="20"/>
                 <w:szCs w:val="20"/>
@@ -13724,10 +13512,7 @@
             </w:pPr>
             <w:r>
               <w:rPr>
-                <w:rFonts w:ascii="Arial Nova Cond Light" w:hAnsi="Arial Nova Cond Light" w:cs="Times New Roman"/>
-                <w:b/>
-                <w:bCs/>
-                <w:color w:val="000000" w:themeColor="text1"/>
+                <w:rFonts w:ascii="Arial Nova Cond" w:eastAsia="Calibri" w:hAnsi="Arial Nova Cond" w:cs="Times New Roman"/>
                 <w:sz w:val="20"/>
                 <w:szCs w:val="20"/>
                 <w:lang w:val="es-ES_tradnl"/>
@@ -13739,34 +13524,27 @@
         <w:tc>
           <w:tcPr>
             <w:tcW w:w="2015" w:type="dxa"/>
-            <w:tcBorders>
-              <w:top w:val="double" w:sz="4" w:space="0" w:color="47D459" w:themeColor="accent3" w:themeTint="99"/>
-              <w:left w:val="double" w:sz="4" w:space="0" w:color="47D459" w:themeColor="accent3" w:themeTint="99"/>
-              <w:bottom w:val="double" w:sz="4" w:space="0" w:color="47D459" w:themeColor="accent3" w:themeTint="99"/>
-              <w:right w:val="double" w:sz="4" w:space="0" w:color="47D459" w:themeColor="accent3" w:themeTint="99"/>
-            </w:tcBorders>
-            <w:vAlign w:val="center"/>
-            <w:hideMark/>
-          </w:tcPr>
-          <w:p>
-            <w:pPr>
-              <w:spacing w:after="160" w:line="276" w:lineRule="auto"/>
-              <w:ind w:right="-455"/>
-              <w:rPr>
-                <w:rFonts w:ascii="Arial Nova Cond Light" w:hAnsi="Arial Nova Cond Light" w:cs="Times New Roman"/>
-                <w:b/>
-                <w:bCs/>
-                <w:color w:val="000000" w:themeColor="text1"/>
-                <w:sz w:val="20"/>
-                <w:szCs w:val="20"/>
-              </w:rPr>
-            </w:pPr>
-            <w:r>
-              <w:rPr>
-                <w:rFonts w:ascii="Arial Nova Cond Light" w:hAnsi="Arial Nova Cond Light" w:cs="Times New Roman"/>
-                <w:b/>
-                <w:bCs/>
-                <w:color w:val="000000" w:themeColor="text1"/>
+            <w:vAlign w:val="center"/>
+          </w:tcPr>
+          <w:p>
+            <w:pPr>
+              <w:autoSpaceDE w:val="0"/>
+              <w:autoSpaceDN w:val="0"/>
+              <w:adjustRightInd w:val="0"/>
+              <w:jc w:val="center"/>
+              <w:rPr>
+                <w:rFonts w:ascii="Arial Nova Cond" w:hAnsi="Arial Nova Cond" w:cs="Arial"/>
+                <w:color w:val="000000" w:themeColor="text1"/>
+                <w:kern w:val="0"/>
+                <w:sz w:val="20"/>
+                <w:szCs w:val="20"/>
+              </w:rPr>
+            </w:pPr>
+            <w:r>
+              <w:rPr>
+                <w:rFonts w:ascii="Arial Nova Cond" w:hAnsi="Arial Nova Cond" w:cs="Arial"/>
+                <w:color w:val="000000"/>
+                <w:kern w:val="0"/>
                 <w:sz w:val="20"/>
                 <w:szCs w:val="20"/>
               </w:rPr>
@@ -13777,34 +13555,27 @@
         <w:tc>
           <w:tcPr>
             <w:tcW w:w="1634" w:type="dxa"/>
-            <w:tcBorders>
-              <w:top w:val="double" w:sz="4" w:space="0" w:color="47D459" w:themeColor="accent3" w:themeTint="99"/>
-              <w:left w:val="double" w:sz="4" w:space="0" w:color="47D459" w:themeColor="accent3" w:themeTint="99"/>
-              <w:bottom w:val="double" w:sz="4" w:space="0" w:color="47D459" w:themeColor="accent3" w:themeTint="99"/>
-              <w:right w:val="double" w:sz="4" w:space="0" w:color="47D459" w:themeColor="accent3" w:themeTint="99"/>
-            </w:tcBorders>
-            <w:vAlign w:val="center"/>
-            <w:hideMark/>
-          </w:tcPr>
-          <w:p>
-            <w:pPr>
-              <w:spacing w:after="160" w:line="276" w:lineRule="auto"/>
-              <w:ind w:right="-455"/>
-              <w:rPr>
-                <w:rFonts w:ascii="Arial Nova Cond Light" w:hAnsi="Arial Nova Cond Light" w:cs="Times New Roman"/>
-                <w:b/>
-                <w:bCs/>
-                <w:color w:val="000000" w:themeColor="text1"/>
-                <w:sz w:val="20"/>
-                <w:szCs w:val="20"/>
-              </w:rPr>
-            </w:pPr>
-            <w:r>
-              <w:rPr>
-                <w:rFonts w:ascii="Arial Nova Cond Light" w:hAnsi="Arial Nova Cond Light" w:cs="Times New Roman"/>
-                <w:b/>
-                <w:bCs/>
-                <w:color w:val="000000" w:themeColor="text1"/>
+            <w:vAlign w:val="center"/>
+          </w:tcPr>
+          <w:p>
+            <w:pPr>
+              <w:autoSpaceDE w:val="0"/>
+              <w:autoSpaceDN w:val="0"/>
+              <w:adjustRightInd w:val="0"/>
+              <w:jc w:val="both"/>
+              <w:rPr>
+                <w:rFonts w:ascii="Arial Nova Cond" w:hAnsi="Arial Nova Cond" w:cs="Arial"/>
+                <w:color w:val="000000"/>
+                <w:kern w:val="0"/>
+                <w:sz w:val="20"/>
+                <w:szCs w:val="20"/>
+              </w:rPr>
+            </w:pPr>
+            <w:r>
+              <w:rPr>
+                <w:rFonts w:ascii="Arial Nova Cond" w:hAnsi="Arial Nova Cond" w:cs="Arial"/>
+                <w:color w:val="000000"/>
+                <w:kern w:val="0"/>
                 <w:sz w:val="20"/>
                 <w:szCs w:val="20"/>
               </w:rPr>
@@ -13815,34 +13586,27 @@
         <w:tc>
           <w:tcPr>
             <w:tcW w:w="1337" w:type="dxa"/>
-            <w:tcBorders>
-              <w:top w:val="double" w:sz="4" w:space="0" w:color="47D459" w:themeColor="accent3" w:themeTint="99"/>
-              <w:left w:val="double" w:sz="4" w:space="0" w:color="47D459" w:themeColor="accent3" w:themeTint="99"/>
-              <w:bottom w:val="double" w:sz="4" w:space="0" w:color="47D459" w:themeColor="accent3" w:themeTint="99"/>
-              <w:right w:val="double" w:sz="4" w:space="0" w:color="47D459" w:themeColor="accent3" w:themeTint="99"/>
-            </w:tcBorders>
-            <w:vAlign w:val="center"/>
-            <w:hideMark/>
-          </w:tcPr>
-          <w:p>
-            <w:pPr>
-              <w:spacing w:after="160" w:line="276" w:lineRule="auto"/>
-              <w:ind w:right="-455"/>
-              <w:rPr>
-                <w:rFonts w:ascii="Arial Nova Cond Light" w:hAnsi="Arial Nova Cond Light" w:cs="Times New Roman"/>
-                <w:b/>
-                <w:bCs/>
-                <w:color w:val="000000" w:themeColor="text1"/>
-                <w:sz w:val="20"/>
-                <w:szCs w:val="20"/>
-              </w:rPr>
-            </w:pPr>
-            <w:r>
-              <w:rPr>
-                <w:rFonts w:ascii="Arial Nova Cond Light" w:hAnsi="Arial Nova Cond Light" w:cs="Times New Roman"/>
-                <w:b/>
-                <w:bCs/>
-                <w:color w:val="000000" w:themeColor="text1"/>
+            <w:vAlign w:val="center"/>
+          </w:tcPr>
+          <w:p>
+            <w:pPr>
+              <w:autoSpaceDE w:val="0"/>
+              <w:autoSpaceDN w:val="0"/>
+              <w:adjustRightInd w:val="0"/>
+              <w:jc w:val="center"/>
+              <w:rPr>
+                <w:rFonts w:ascii="Arial Nova Cond" w:hAnsi="Arial Nova Cond" w:cs="Arial"/>
+                <w:color w:val="000000"/>
+                <w:kern w:val="0"/>
+                <w:sz w:val="20"/>
+                <w:szCs w:val="20"/>
+              </w:rPr>
+            </w:pPr>
+            <w:r>
+              <w:rPr>
+                <w:rFonts w:ascii="Arial Nova Cond" w:hAnsi="Arial Nova Cond" w:cs="Arial"/>
+                <w:color w:val="000000"/>
+                <w:kern w:val="0"/>
                 <w:sz w:val="20"/>
                 <w:szCs w:val="20"/>
               </w:rPr>
@@ -13860,24 +13624,23 @@
           <w:tcPr>
             <w:tcW w:w="875" w:type="dxa"/>
             <w:vMerge/>
-            <w:tcBorders>
-              <w:top w:val="double" w:sz="4" w:space="0" w:color="47D459" w:themeColor="accent3" w:themeTint="99"/>
-              <w:left w:val="double" w:sz="4" w:space="0" w:color="47D459" w:themeColor="accent3" w:themeTint="99"/>
-              <w:bottom w:val="double" w:sz="4" w:space="0" w:color="47D459" w:themeColor="accent3" w:themeTint="99"/>
-              <w:right w:val="double" w:sz="4" w:space="0" w:color="47D459" w:themeColor="accent3" w:themeTint="99"/>
-            </w:tcBorders>
-            <w:vAlign w:val="center"/>
-            <w:hideMark/>
-          </w:tcPr>
-          <w:p>
-            <w:pPr>
-              <w:spacing w:after="160" w:line="276" w:lineRule="auto"/>
-              <w:ind w:right="-455"/>
-              <w:rPr>
-                <w:rFonts w:ascii="Arial Nova Cond Light" w:hAnsi="Arial Nova Cond Light" w:cs="Times New Roman"/>
-                <w:b/>
-                <w:bCs/>
-                <w:color w:val="000000" w:themeColor="text1"/>
+            <w:vAlign w:val="center"/>
+          </w:tcPr>
+          <w:p>
+            <w:pPr>
+              <w:pStyle w:val="Prrafodelista"/>
+              <w:tabs>
+                <w:tab w:val="left" w:pos="0"/>
+                <w:tab w:val="left" w:pos="142"/>
+                <w:tab w:val="left" w:pos="284"/>
+              </w:tabs>
+              <w:spacing w:line="276" w:lineRule="auto"/>
+              <w:ind w:left="0"/>
+              <w:jc w:val="center"/>
+              <w:rPr>
+                <w:rFonts w:ascii="Arial Nova Cond" w:eastAsia="Calibri" w:hAnsi="Arial Nova Cond" w:cs="Times New Roman"/>
+                <w:b/>
+                <w:bCs/>
                 <w:sz w:val="20"/>
                 <w:szCs w:val="20"/>
                 <w:lang w:val="es-ES_tradnl"/>
@@ -13888,24 +13651,23 @@
         <w:tc>
           <w:tcPr>
             <w:tcW w:w="1095" w:type="dxa"/>
-            <w:tcBorders>
-              <w:top w:val="double" w:sz="4" w:space="0" w:color="47D459" w:themeColor="accent3" w:themeTint="99"/>
-              <w:left w:val="double" w:sz="4" w:space="0" w:color="47D459" w:themeColor="accent3" w:themeTint="99"/>
-              <w:bottom w:val="double" w:sz="4" w:space="0" w:color="47D459" w:themeColor="accent3" w:themeTint="99"/>
-              <w:right w:val="double" w:sz="4" w:space="0" w:color="47D459" w:themeColor="accent3" w:themeTint="99"/>
-            </w:tcBorders>
-            <w:vAlign w:val="center"/>
-            <w:hideMark/>
-          </w:tcPr>
-          <w:p>
-            <w:pPr>
-              <w:spacing w:after="160" w:line="276" w:lineRule="auto"/>
-              <w:ind w:right="-455"/>
-              <w:rPr>
-                <w:rFonts w:ascii="Arial Nova Cond Light" w:hAnsi="Arial Nova Cond Light" w:cs="Times New Roman"/>
-                <w:b/>
-                <w:bCs/>
-                <w:color w:val="000000" w:themeColor="text1"/>
+            <w:vAlign w:val="center"/>
+          </w:tcPr>
+          <w:p>
+            <w:pPr>
+              <w:pStyle w:val="Prrafodelista"/>
+              <w:tabs>
+                <w:tab w:val="left" w:pos="0"/>
+                <w:tab w:val="left" w:pos="142"/>
+                <w:tab w:val="left" w:pos="284"/>
+              </w:tabs>
+              <w:spacing w:line="276" w:lineRule="auto"/>
+              <w:ind w:left="0"/>
+              <w:jc w:val="center"/>
+              <w:rPr>
+                <w:rFonts w:ascii="Arial Nova Cond" w:eastAsia="Calibri" w:hAnsi="Arial Nova Cond" w:cs="Times New Roman"/>
+                <w:b/>
+                <w:bCs/>
                 <w:sz w:val="20"/>
                 <w:szCs w:val="20"/>
                 <w:lang w:val="es-ES_tradnl"/>
@@ -13913,10 +13675,9 @@
             </w:pPr>
             <w:r>
               <w:rPr>
-                <w:rFonts w:ascii="Arial Nova Cond Light" w:hAnsi="Arial Nova Cond Light" w:cs="Times New Roman"/>
-                <w:b/>
-                <w:bCs/>
-                <w:color w:val="000000" w:themeColor="text1"/>
+                <w:rFonts w:ascii="Arial Nova Cond" w:eastAsia="Calibri" w:hAnsi="Arial Nova Cond" w:cs="Times New Roman"/>
+                <w:b/>
+                <w:bCs/>
                 <w:sz w:val="20"/>
                 <w:szCs w:val="20"/>
                 <w:lang w:val="es-ES_tradnl"/>
@@ -13928,34 +13689,21 @@
         <w:tc>
           <w:tcPr>
             <w:tcW w:w="1726" w:type="dxa"/>
-            <w:tcBorders>
-              <w:top w:val="double" w:sz="4" w:space="0" w:color="47D459" w:themeColor="accent3" w:themeTint="99"/>
-              <w:left w:val="double" w:sz="4" w:space="0" w:color="47D459" w:themeColor="accent3" w:themeTint="99"/>
-              <w:bottom w:val="double" w:sz="4" w:space="0" w:color="47D459" w:themeColor="accent3" w:themeTint="99"/>
-              <w:right w:val="double" w:sz="4" w:space="0" w:color="47D459" w:themeColor="accent3" w:themeTint="99"/>
-            </w:tcBorders>
-            <w:vAlign w:val="center"/>
-            <w:hideMark/>
-          </w:tcPr>
-          <w:p>
-            <w:pPr>
-              <w:spacing w:after="160" w:line="276" w:lineRule="auto"/>
-              <w:ind w:right="-455"/>
-              <w:rPr>
-                <w:rFonts w:ascii="Arial Nova Cond Light" w:hAnsi="Arial Nova Cond Light" w:cs="Times New Roman"/>
-                <w:b/>
-                <w:bCs/>
-                <w:color w:val="000000" w:themeColor="text1"/>
-                <w:sz w:val="20"/>
-                <w:szCs w:val="20"/>
-              </w:rPr>
-            </w:pPr>
-            <w:r>
-              <w:rPr>
-                <w:rFonts w:ascii="Arial Nova Cond Light" w:hAnsi="Arial Nova Cond Light" w:cs="Times New Roman"/>
-                <w:b/>
-                <w:bCs/>
-                <w:color w:val="000000" w:themeColor="text1"/>
+            <w:vAlign w:val="center"/>
+          </w:tcPr>
+          <w:p>
+            <w:pPr>
+              <w:pStyle w:val="Sinespaciado"/>
+              <w:jc w:val="both"/>
+              <w:rPr>
+                <w:rFonts w:ascii="Arial Nova Cond" w:hAnsi="Arial Nova Cond"/>
+                <w:sz w:val="20"/>
+                <w:szCs w:val="20"/>
+              </w:rPr>
+            </w:pPr>
+            <w:r>
+              <w:rPr>
+                <w:rFonts w:ascii="Arial Nova Cond" w:eastAsia="Calibri" w:hAnsi="Arial Nova Cond" w:cs="Times New Roman"/>
                 <w:sz w:val="20"/>
                 <w:szCs w:val="20"/>
                 <w:lang w:val="es-ES_tradnl"/>
@@ -13967,24 +13715,21 @@
         <w:tc>
           <w:tcPr>
             <w:tcW w:w="6169" w:type="dxa"/>
-            <w:tcBorders>
-              <w:top w:val="double" w:sz="4" w:space="0" w:color="47D459" w:themeColor="accent3" w:themeTint="99"/>
-              <w:left w:val="double" w:sz="4" w:space="0" w:color="47D459" w:themeColor="accent3" w:themeTint="99"/>
-              <w:bottom w:val="double" w:sz="4" w:space="0" w:color="47D459" w:themeColor="accent3" w:themeTint="99"/>
-              <w:right w:val="double" w:sz="4" w:space="0" w:color="47D459" w:themeColor="accent3" w:themeTint="99"/>
-            </w:tcBorders>
-            <w:vAlign w:val="center"/>
-            <w:hideMark/>
-          </w:tcPr>
-          <w:p>
-            <w:pPr>
-              <w:spacing w:after="160" w:line="276" w:lineRule="auto"/>
-              <w:ind w:right="-455"/>
-              <w:rPr>
-                <w:rFonts w:ascii="Arial Nova Cond Light" w:hAnsi="Arial Nova Cond Light" w:cs="Times New Roman"/>
-                <w:b/>
-                <w:bCs/>
-                <w:color w:val="000000" w:themeColor="text1"/>
+            <w:vAlign w:val="center"/>
+          </w:tcPr>
+          <w:p>
+            <w:pPr>
+              <w:pStyle w:val="Prrafodelista"/>
+              <w:tabs>
+                <w:tab w:val="left" w:pos="0"/>
+                <w:tab w:val="left" w:pos="142"/>
+                <w:tab w:val="left" w:pos="284"/>
+              </w:tabs>
+              <w:spacing w:line="276" w:lineRule="auto"/>
+              <w:ind w:left="0"/>
+              <w:jc w:val="both"/>
+              <w:rPr>
+                <w:rFonts w:ascii="Arial Nova Cond" w:eastAsia="Calibri" w:hAnsi="Arial Nova Cond" w:cs="Times New Roman"/>
                 <w:sz w:val="20"/>
                 <w:szCs w:val="20"/>
                 <w:lang w:val="es-ES_tradnl"/>
@@ -13992,10 +13737,7 @@
             </w:pPr>
             <w:r>
               <w:rPr>
-                <w:rFonts w:ascii="Arial Nova Cond Light" w:hAnsi="Arial Nova Cond Light" w:cs="Times New Roman"/>
-                <w:b/>
-                <w:bCs/>
-                <w:color w:val="000000" w:themeColor="text1"/>
+                <w:rFonts w:ascii="Arial Nova Cond" w:eastAsia="Calibri" w:hAnsi="Arial Nova Cond" w:cs="Times New Roman"/>
                 <w:sz w:val="20"/>
                 <w:szCs w:val="20"/>
                 <w:lang w:val="es-ES_tradnl"/>
@@ -14007,34 +13749,27 @@
         <w:tc>
           <w:tcPr>
             <w:tcW w:w="2015" w:type="dxa"/>
-            <w:tcBorders>
-              <w:top w:val="double" w:sz="4" w:space="0" w:color="47D459" w:themeColor="accent3" w:themeTint="99"/>
-              <w:left w:val="double" w:sz="4" w:space="0" w:color="47D459" w:themeColor="accent3" w:themeTint="99"/>
-              <w:bottom w:val="double" w:sz="4" w:space="0" w:color="47D459" w:themeColor="accent3" w:themeTint="99"/>
-              <w:right w:val="double" w:sz="4" w:space="0" w:color="47D459" w:themeColor="accent3" w:themeTint="99"/>
-            </w:tcBorders>
-            <w:vAlign w:val="center"/>
-            <w:hideMark/>
-          </w:tcPr>
-          <w:p>
-            <w:pPr>
-              <w:spacing w:after="160" w:line="276" w:lineRule="auto"/>
-              <w:ind w:right="-455"/>
-              <w:rPr>
-                <w:rFonts w:ascii="Arial Nova Cond Light" w:hAnsi="Arial Nova Cond Light" w:cs="Times New Roman"/>
-                <w:b/>
-                <w:bCs/>
-                <w:color w:val="000000" w:themeColor="text1"/>
-                <w:sz w:val="20"/>
-                <w:szCs w:val="20"/>
-              </w:rPr>
-            </w:pPr>
-            <w:r>
-              <w:rPr>
-                <w:rFonts w:ascii="Arial Nova Cond Light" w:hAnsi="Arial Nova Cond Light" w:cs="Times New Roman"/>
-                <w:b/>
-                <w:bCs/>
-                <w:color w:val="000000" w:themeColor="text1"/>
+            <w:vAlign w:val="center"/>
+          </w:tcPr>
+          <w:p>
+            <w:pPr>
+              <w:autoSpaceDE w:val="0"/>
+              <w:autoSpaceDN w:val="0"/>
+              <w:adjustRightInd w:val="0"/>
+              <w:jc w:val="center"/>
+              <w:rPr>
+                <w:rFonts w:ascii="Arial Nova Cond" w:hAnsi="Arial Nova Cond" w:cs="Arial"/>
+                <w:color w:val="0070C0"/>
+                <w:kern w:val="0"/>
+                <w:sz w:val="20"/>
+                <w:szCs w:val="20"/>
+              </w:rPr>
+            </w:pPr>
+            <w:r>
+              <w:rPr>
+                <w:rFonts w:ascii="Arial Nova Cond" w:hAnsi="Arial Nova Cond" w:cs="Arial"/>
+                <w:color w:val="000000"/>
+                <w:kern w:val="0"/>
                 <w:sz w:val="20"/>
                 <w:szCs w:val="20"/>
               </w:rPr>
@@ -14045,34 +13780,27 @@
         <w:tc>
           <w:tcPr>
             <w:tcW w:w="1634" w:type="dxa"/>
-            <w:tcBorders>
-              <w:top w:val="double" w:sz="4" w:space="0" w:color="47D459" w:themeColor="accent3" w:themeTint="99"/>
-              <w:left w:val="double" w:sz="4" w:space="0" w:color="47D459" w:themeColor="accent3" w:themeTint="99"/>
-              <w:bottom w:val="double" w:sz="4" w:space="0" w:color="47D459" w:themeColor="accent3" w:themeTint="99"/>
-              <w:right w:val="double" w:sz="4" w:space="0" w:color="47D459" w:themeColor="accent3" w:themeTint="99"/>
-            </w:tcBorders>
-            <w:vAlign w:val="center"/>
-            <w:hideMark/>
-          </w:tcPr>
-          <w:p>
-            <w:pPr>
-              <w:spacing w:after="160" w:line="276" w:lineRule="auto"/>
-              <w:ind w:right="-455"/>
-              <w:rPr>
-                <w:rFonts w:ascii="Arial Nova Cond Light" w:hAnsi="Arial Nova Cond Light" w:cs="Times New Roman"/>
-                <w:b/>
-                <w:bCs/>
-                <w:color w:val="000000" w:themeColor="text1"/>
-                <w:sz w:val="20"/>
-                <w:szCs w:val="20"/>
-              </w:rPr>
-            </w:pPr>
-            <w:r>
-              <w:rPr>
-                <w:rFonts w:ascii="Arial Nova Cond Light" w:hAnsi="Arial Nova Cond Light" w:cs="Times New Roman"/>
-                <w:b/>
-                <w:bCs/>
-                <w:color w:val="000000" w:themeColor="text1"/>
+            <w:vAlign w:val="center"/>
+          </w:tcPr>
+          <w:p>
+            <w:pPr>
+              <w:autoSpaceDE w:val="0"/>
+              <w:autoSpaceDN w:val="0"/>
+              <w:adjustRightInd w:val="0"/>
+              <w:jc w:val="both"/>
+              <w:rPr>
+                <w:rFonts w:ascii="Arial Nova Cond" w:hAnsi="Arial Nova Cond" w:cs="Arial"/>
+                <w:color w:val="000000"/>
+                <w:kern w:val="0"/>
+                <w:sz w:val="20"/>
+                <w:szCs w:val="20"/>
+              </w:rPr>
+            </w:pPr>
+            <w:r>
+              <w:rPr>
+                <w:rFonts w:ascii="Arial Nova Cond" w:hAnsi="Arial Nova Cond" w:cs="Arial"/>
+                <w:color w:val="000000"/>
+                <w:kern w:val="0"/>
                 <w:sz w:val="20"/>
                 <w:szCs w:val="20"/>
               </w:rPr>
@@ -14083,34 +13811,27 @@
         <w:tc>
           <w:tcPr>
             <w:tcW w:w="1337" w:type="dxa"/>
-            <w:tcBorders>
-              <w:top w:val="double" w:sz="4" w:space="0" w:color="47D459" w:themeColor="accent3" w:themeTint="99"/>
-              <w:left w:val="double" w:sz="4" w:space="0" w:color="47D459" w:themeColor="accent3" w:themeTint="99"/>
-              <w:bottom w:val="double" w:sz="4" w:space="0" w:color="47D459" w:themeColor="accent3" w:themeTint="99"/>
-              <w:right w:val="double" w:sz="4" w:space="0" w:color="47D459" w:themeColor="accent3" w:themeTint="99"/>
-            </w:tcBorders>
-            <w:vAlign w:val="center"/>
-            <w:hideMark/>
-          </w:tcPr>
-          <w:p>
-            <w:pPr>
-              <w:spacing w:after="160" w:line="276" w:lineRule="auto"/>
-              <w:ind w:right="-455"/>
-              <w:rPr>
-                <w:rFonts w:ascii="Arial Nova Cond Light" w:hAnsi="Arial Nova Cond Light" w:cs="Times New Roman"/>
-                <w:b/>
-                <w:bCs/>
-                <w:color w:val="000000" w:themeColor="text1"/>
-                <w:sz w:val="20"/>
-                <w:szCs w:val="20"/>
-              </w:rPr>
-            </w:pPr>
-            <w:r>
-              <w:rPr>
-                <w:rFonts w:ascii="Arial Nova Cond Light" w:hAnsi="Arial Nova Cond Light" w:cs="Times New Roman"/>
-                <w:b/>
-                <w:bCs/>
-                <w:color w:val="000000" w:themeColor="text1"/>
+            <w:vAlign w:val="center"/>
+          </w:tcPr>
+          <w:p>
+            <w:pPr>
+              <w:autoSpaceDE w:val="0"/>
+              <w:autoSpaceDN w:val="0"/>
+              <w:adjustRightInd w:val="0"/>
+              <w:jc w:val="center"/>
+              <w:rPr>
+                <w:rFonts w:ascii="Arial Nova Cond" w:hAnsi="Arial Nova Cond" w:cs="Arial"/>
+                <w:color w:val="000000"/>
+                <w:kern w:val="0"/>
+                <w:sz w:val="20"/>
+                <w:szCs w:val="20"/>
+              </w:rPr>
+            </w:pPr>
+            <w:r>
+              <w:rPr>
+                <w:rFonts w:ascii="Arial Nova Cond" w:hAnsi="Arial Nova Cond" w:cs="Arial"/>
+                <w:color w:val="000000"/>
+                <w:kern w:val="0"/>
                 <w:sz w:val="20"/>
                 <w:szCs w:val="20"/>
               </w:rPr>
@@ -14128,24 +13849,23 @@
           <w:tcPr>
             <w:tcW w:w="875" w:type="dxa"/>
             <w:vMerge w:val="restart"/>
-            <w:tcBorders>
-              <w:top w:val="double" w:sz="4" w:space="0" w:color="47D459" w:themeColor="accent3" w:themeTint="99"/>
-              <w:left w:val="double" w:sz="4" w:space="0" w:color="47D459" w:themeColor="accent3" w:themeTint="99"/>
-              <w:bottom w:val="double" w:sz="4" w:space="0" w:color="47D459" w:themeColor="accent3" w:themeTint="99"/>
-              <w:right w:val="double" w:sz="4" w:space="0" w:color="47D459" w:themeColor="accent3" w:themeTint="99"/>
-            </w:tcBorders>
-            <w:vAlign w:val="center"/>
-            <w:hideMark/>
-          </w:tcPr>
-          <w:p>
-            <w:pPr>
-              <w:spacing w:after="160" w:line="276" w:lineRule="auto"/>
-              <w:ind w:right="-455"/>
-              <w:rPr>
-                <w:rFonts w:ascii="Arial Nova Cond Light" w:hAnsi="Arial Nova Cond Light" w:cs="Times New Roman"/>
-                <w:b/>
-                <w:bCs/>
-                <w:color w:val="000000" w:themeColor="text1"/>
+            <w:vAlign w:val="center"/>
+          </w:tcPr>
+          <w:p>
+            <w:pPr>
+              <w:pStyle w:val="Prrafodelista"/>
+              <w:tabs>
+                <w:tab w:val="left" w:pos="0"/>
+                <w:tab w:val="left" w:pos="142"/>
+                <w:tab w:val="left" w:pos="284"/>
+              </w:tabs>
+              <w:spacing w:line="276" w:lineRule="auto"/>
+              <w:ind w:left="0"/>
+              <w:jc w:val="center"/>
+              <w:rPr>
+                <w:rFonts w:ascii="Arial Nova Cond" w:eastAsia="Calibri" w:hAnsi="Arial Nova Cond" w:cs="Times New Roman"/>
+                <w:b/>
+                <w:bCs/>
                 <w:sz w:val="20"/>
                 <w:szCs w:val="20"/>
                 <w:lang w:val="es-ES_tradnl"/>
@@ -14153,10 +13873,9 @@
             </w:pPr>
             <w:r>
               <w:rPr>
-                <w:rFonts w:ascii="Arial Nova Cond Light" w:hAnsi="Arial Nova Cond Light" w:cs="Times New Roman"/>
-                <w:b/>
-                <w:bCs/>
-                <w:color w:val="000000" w:themeColor="text1"/>
+                <w:rFonts w:ascii="Arial Nova Cond" w:eastAsia="Calibri" w:hAnsi="Arial Nova Cond" w:cs="Times New Roman"/>
+                <w:b/>
+                <w:bCs/>
                 <w:sz w:val="20"/>
                 <w:szCs w:val="20"/>
                 <w:lang w:val="es-ES_tradnl"/>
@@ -14168,24 +13887,23 @@
         <w:tc>
           <w:tcPr>
             <w:tcW w:w="1095" w:type="dxa"/>
-            <w:tcBorders>
-              <w:top w:val="double" w:sz="4" w:space="0" w:color="47D459" w:themeColor="accent3" w:themeTint="99"/>
-              <w:left w:val="double" w:sz="4" w:space="0" w:color="47D459" w:themeColor="accent3" w:themeTint="99"/>
-              <w:bottom w:val="double" w:sz="4" w:space="0" w:color="47D459" w:themeColor="accent3" w:themeTint="99"/>
-              <w:right w:val="double" w:sz="4" w:space="0" w:color="47D459" w:themeColor="accent3" w:themeTint="99"/>
-            </w:tcBorders>
-            <w:vAlign w:val="center"/>
-            <w:hideMark/>
-          </w:tcPr>
-          <w:p>
-            <w:pPr>
-              <w:spacing w:after="160" w:line="276" w:lineRule="auto"/>
-              <w:ind w:right="-455"/>
-              <w:rPr>
-                <w:rFonts w:ascii="Arial Nova Cond Light" w:hAnsi="Arial Nova Cond Light" w:cs="Times New Roman"/>
-                <w:b/>
-                <w:bCs/>
-                <w:color w:val="000000" w:themeColor="text1"/>
+            <w:vAlign w:val="center"/>
+          </w:tcPr>
+          <w:p>
+            <w:pPr>
+              <w:pStyle w:val="Prrafodelista"/>
+              <w:tabs>
+                <w:tab w:val="left" w:pos="0"/>
+                <w:tab w:val="left" w:pos="142"/>
+                <w:tab w:val="left" w:pos="284"/>
+              </w:tabs>
+              <w:spacing w:line="276" w:lineRule="auto"/>
+              <w:ind w:left="0"/>
+              <w:jc w:val="center"/>
+              <w:rPr>
+                <w:rFonts w:ascii="Arial Nova Cond" w:eastAsia="Calibri" w:hAnsi="Arial Nova Cond" w:cs="Times New Roman"/>
+                <w:b/>
+                <w:bCs/>
                 <w:sz w:val="20"/>
                 <w:szCs w:val="20"/>
                 <w:lang w:val="es-ES_tradnl"/>
@@ -14193,10 +13911,9 @@
             </w:pPr>
             <w:r>
               <w:rPr>
-                <w:rFonts w:ascii="Arial Nova Cond Light" w:hAnsi="Arial Nova Cond Light" w:cs="Times New Roman"/>
-                <w:b/>
-                <w:bCs/>
-                <w:color w:val="000000" w:themeColor="text1"/>
+                <w:rFonts w:ascii="Arial Nova Cond" w:eastAsia="Calibri" w:hAnsi="Arial Nova Cond" w:cs="Times New Roman"/>
+                <w:b/>
+                <w:bCs/>
                 <w:sz w:val="20"/>
                 <w:szCs w:val="20"/>
                 <w:lang w:val="es-ES_tradnl"/>
@@ -14208,23 +13925,20 @@
         <w:tc>
           <w:tcPr>
             <w:tcW w:w="1726" w:type="dxa"/>
-            <w:tcBorders>
-              <w:top w:val="double" w:sz="4" w:space="0" w:color="47D459" w:themeColor="accent3" w:themeTint="99"/>
-              <w:left w:val="double" w:sz="4" w:space="0" w:color="47D459" w:themeColor="accent3" w:themeTint="99"/>
-              <w:bottom w:val="double" w:sz="4" w:space="0" w:color="47D459" w:themeColor="accent3" w:themeTint="99"/>
-              <w:right w:val="double" w:sz="4" w:space="0" w:color="47D459" w:themeColor="accent3" w:themeTint="99"/>
-            </w:tcBorders>
-            <w:vAlign w:val="center"/>
-            <w:hideMark/>
-          </w:tcPr>
-          <w:p>
-            <w:pPr>
-              <w:spacing w:after="160" w:line="276" w:lineRule="auto"/>
-              <w:ind w:right="-455"/>
-              <w:rPr>
-                <w:rFonts w:ascii="Arial Nova Cond Light" w:hAnsi="Arial Nova Cond Light" w:cs="Times New Roman"/>
-                <w:b/>
-                <w:bCs/>
+            <w:vAlign w:val="center"/>
+          </w:tcPr>
+          <w:p>
+            <w:pPr>
+              <w:pStyle w:val="Prrafodelista"/>
+              <w:tabs>
+                <w:tab w:val="left" w:pos="0"/>
+                <w:tab w:val="left" w:pos="142"/>
+                <w:tab w:val="left" w:pos="284"/>
+              </w:tabs>
+              <w:spacing w:line="276" w:lineRule="auto"/>
+              <w:ind w:left="0"/>
+              <w:rPr>
+                <w:rFonts w:ascii="Arial Nova Cond" w:eastAsia="Calibri" w:hAnsi="Arial Nova Cond" w:cs="Times New Roman"/>
                 <w:color w:val="000000" w:themeColor="text1"/>
                 <w:sz w:val="20"/>
                 <w:szCs w:val="20"/>
@@ -14233,10 +13947,7 @@
             </w:pPr>
             <w:r>
               <w:rPr>
-                <w:rFonts w:ascii="Arial Nova Cond Light" w:hAnsi="Arial Nova Cond Light" w:cs="Times New Roman"/>
-                <w:b/>
-                <w:bCs/>
-                <w:color w:val="000000" w:themeColor="text1"/>
+                <w:rFonts w:ascii="Arial Nova Cond" w:eastAsia="Calibri" w:hAnsi="Arial Nova Cond" w:cs="Times New Roman"/>
                 <w:sz w:val="20"/>
                 <w:szCs w:val="20"/>
                 <w:lang w:val="es-ES_tradnl"/>
@@ -14248,34 +13959,29 @@
         <w:tc>
           <w:tcPr>
             <w:tcW w:w="6169" w:type="dxa"/>
-            <w:tcBorders>
-              <w:top w:val="double" w:sz="4" w:space="0" w:color="47D459" w:themeColor="accent3" w:themeTint="99"/>
-              <w:left w:val="double" w:sz="4" w:space="0" w:color="47D459" w:themeColor="accent3" w:themeTint="99"/>
-              <w:bottom w:val="double" w:sz="4" w:space="0" w:color="47D459" w:themeColor="accent3" w:themeTint="99"/>
-              <w:right w:val="double" w:sz="4" w:space="0" w:color="47D459" w:themeColor="accent3" w:themeTint="99"/>
-            </w:tcBorders>
-            <w:vAlign w:val="center"/>
-            <w:hideMark/>
-          </w:tcPr>
-          <w:p>
-            <w:pPr>
-              <w:spacing w:after="160" w:line="276" w:lineRule="auto"/>
-              <w:ind w:right="-455"/>
-              <w:rPr>
-                <w:rFonts w:ascii="Arial Nova Cond Light" w:hAnsi="Arial Nova Cond Light" w:cs="Times New Roman"/>
-                <w:b/>
-                <w:bCs/>
-                <w:color w:val="000000" w:themeColor="text1"/>
-                <w:sz w:val="20"/>
-                <w:szCs w:val="20"/>
-              </w:rPr>
-            </w:pPr>
-            <w:r>
-              <w:rPr>
-                <w:rFonts w:ascii="Arial Nova Cond Light" w:hAnsi="Arial Nova Cond Light" w:cs="Times New Roman"/>
-                <w:b/>
-                <w:bCs/>
-                <w:color w:val="000000" w:themeColor="text1"/>
+            <w:vAlign w:val="center"/>
+          </w:tcPr>
+          <w:p>
+            <w:pPr>
+              <w:pStyle w:val="Prrafodelista"/>
+              <w:tabs>
+                <w:tab w:val="left" w:pos="0"/>
+                <w:tab w:val="left" w:pos="142"/>
+                <w:tab w:val="left" w:pos="284"/>
+              </w:tabs>
+              <w:spacing w:line="276" w:lineRule="auto"/>
+              <w:ind w:left="0"/>
+              <w:jc w:val="both"/>
+              <w:rPr>
+                <w:rFonts w:ascii="Arial Nova Cond" w:hAnsi="Arial Nova Cond"/>
+                <w:color w:val="000000" w:themeColor="text1"/>
+                <w:sz w:val="20"/>
+                <w:szCs w:val="20"/>
+              </w:rPr>
+            </w:pPr>
+            <w:r>
+              <w:rPr>
+                <w:rFonts w:ascii="Arial Nova Cond" w:eastAsia="Calibri" w:hAnsi="Arial Nova Cond" w:cs="Times New Roman"/>
                 <w:sz w:val="20"/>
                 <w:szCs w:val="20"/>
                 <w:lang w:val="es-ES_tradnl"/>
@@ -14287,34 +13993,27 @@
         <w:tc>
           <w:tcPr>
             <w:tcW w:w="2015" w:type="dxa"/>
-            <w:tcBorders>
-              <w:top w:val="double" w:sz="4" w:space="0" w:color="47D459" w:themeColor="accent3" w:themeTint="99"/>
-              <w:left w:val="double" w:sz="4" w:space="0" w:color="47D459" w:themeColor="accent3" w:themeTint="99"/>
-              <w:bottom w:val="double" w:sz="4" w:space="0" w:color="47D459" w:themeColor="accent3" w:themeTint="99"/>
-              <w:right w:val="double" w:sz="4" w:space="0" w:color="47D459" w:themeColor="accent3" w:themeTint="99"/>
-            </w:tcBorders>
-            <w:vAlign w:val="center"/>
-            <w:hideMark/>
-          </w:tcPr>
-          <w:p>
-            <w:pPr>
-              <w:spacing w:after="160" w:line="276" w:lineRule="auto"/>
-              <w:ind w:right="-455"/>
-              <w:rPr>
-                <w:rFonts w:ascii="Arial Nova Cond Light" w:hAnsi="Arial Nova Cond Light" w:cs="Times New Roman"/>
-                <w:b/>
-                <w:bCs/>
-                <w:color w:val="000000" w:themeColor="text1"/>
-                <w:sz w:val="20"/>
-                <w:szCs w:val="20"/>
-              </w:rPr>
-            </w:pPr>
-            <w:r>
-              <w:rPr>
-                <w:rFonts w:ascii="Arial Nova Cond Light" w:hAnsi="Arial Nova Cond Light" w:cs="Times New Roman"/>
-                <w:b/>
-                <w:bCs/>
-                <w:color w:val="000000" w:themeColor="text1"/>
+            <w:vAlign w:val="center"/>
+          </w:tcPr>
+          <w:p>
+            <w:pPr>
+              <w:autoSpaceDE w:val="0"/>
+              <w:autoSpaceDN w:val="0"/>
+              <w:adjustRightInd w:val="0"/>
+              <w:jc w:val="center"/>
+              <w:rPr>
+                <w:rFonts w:ascii="Arial Nova Cond" w:hAnsi="Arial Nova Cond" w:cs="Arial"/>
+                <w:color w:val="000000" w:themeColor="text1"/>
+                <w:kern w:val="0"/>
+                <w:sz w:val="20"/>
+                <w:szCs w:val="20"/>
+              </w:rPr>
+            </w:pPr>
+            <w:r>
+              <w:rPr>
+                <w:rFonts w:ascii="Arial Nova Cond" w:hAnsi="Arial Nova Cond" w:cs="Arial"/>
+                <w:color w:val="000000"/>
+                <w:kern w:val="0"/>
                 <w:sz w:val="20"/>
                 <w:szCs w:val="20"/>
               </w:rPr>
@@ -14325,34 +14024,27 @@
         <w:tc>
           <w:tcPr>
             <w:tcW w:w="1634" w:type="dxa"/>
-            <w:tcBorders>
-              <w:top w:val="double" w:sz="4" w:space="0" w:color="47D459" w:themeColor="accent3" w:themeTint="99"/>
-              <w:left w:val="double" w:sz="4" w:space="0" w:color="47D459" w:themeColor="accent3" w:themeTint="99"/>
-              <w:bottom w:val="double" w:sz="4" w:space="0" w:color="47D459" w:themeColor="accent3" w:themeTint="99"/>
-              <w:right w:val="double" w:sz="4" w:space="0" w:color="47D459" w:themeColor="accent3" w:themeTint="99"/>
-            </w:tcBorders>
-            <w:vAlign w:val="center"/>
-            <w:hideMark/>
-          </w:tcPr>
-          <w:p>
-            <w:pPr>
-              <w:spacing w:after="160" w:line="276" w:lineRule="auto"/>
-              <w:ind w:right="-455"/>
-              <w:rPr>
-                <w:rFonts w:ascii="Arial Nova Cond Light" w:hAnsi="Arial Nova Cond Light" w:cs="Times New Roman"/>
-                <w:b/>
-                <w:bCs/>
-                <w:color w:val="000000" w:themeColor="text1"/>
-                <w:sz w:val="20"/>
-                <w:szCs w:val="20"/>
-              </w:rPr>
-            </w:pPr>
-            <w:r>
-              <w:rPr>
-                <w:rFonts w:ascii="Arial Nova Cond Light" w:hAnsi="Arial Nova Cond Light" w:cs="Times New Roman"/>
-                <w:b/>
-                <w:bCs/>
-                <w:color w:val="000000" w:themeColor="text1"/>
+            <w:vAlign w:val="center"/>
+          </w:tcPr>
+          <w:p>
+            <w:pPr>
+              <w:autoSpaceDE w:val="0"/>
+              <w:autoSpaceDN w:val="0"/>
+              <w:adjustRightInd w:val="0"/>
+              <w:jc w:val="both"/>
+              <w:rPr>
+                <w:rFonts w:ascii="Arial Nova Cond" w:hAnsi="Arial Nova Cond" w:cs="Arial"/>
+                <w:color w:val="000000"/>
+                <w:kern w:val="0"/>
+                <w:sz w:val="20"/>
+                <w:szCs w:val="20"/>
+              </w:rPr>
+            </w:pPr>
+            <w:r>
+              <w:rPr>
+                <w:rFonts w:ascii="Arial Nova Cond" w:hAnsi="Arial Nova Cond" w:cs="Arial"/>
+                <w:color w:val="000000"/>
+                <w:kern w:val="0"/>
                 <w:sz w:val="20"/>
                 <w:szCs w:val="20"/>
               </w:rPr>
@@ -14363,34 +14055,27 @@
         <w:tc>
           <w:tcPr>
             <w:tcW w:w="1337" w:type="dxa"/>
-            <w:tcBorders>
-              <w:top w:val="double" w:sz="4" w:space="0" w:color="47D459" w:themeColor="accent3" w:themeTint="99"/>
-              <w:left w:val="double" w:sz="4" w:space="0" w:color="47D459" w:themeColor="accent3" w:themeTint="99"/>
-              <w:bottom w:val="double" w:sz="4" w:space="0" w:color="47D459" w:themeColor="accent3" w:themeTint="99"/>
-              <w:right w:val="double" w:sz="4" w:space="0" w:color="47D459" w:themeColor="accent3" w:themeTint="99"/>
-            </w:tcBorders>
-            <w:vAlign w:val="center"/>
-            <w:hideMark/>
-          </w:tcPr>
-          <w:p>
-            <w:pPr>
-              <w:spacing w:after="160" w:line="276" w:lineRule="auto"/>
-              <w:ind w:right="-455"/>
-              <w:rPr>
-                <w:rFonts w:ascii="Arial Nova Cond Light" w:hAnsi="Arial Nova Cond Light" w:cs="Times New Roman"/>
-                <w:b/>
-                <w:bCs/>
-                <w:color w:val="000000" w:themeColor="text1"/>
-                <w:sz w:val="20"/>
-                <w:szCs w:val="20"/>
-              </w:rPr>
-            </w:pPr>
-            <w:r>
-              <w:rPr>
-                <w:rFonts w:ascii="Arial Nova Cond Light" w:hAnsi="Arial Nova Cond Light" w:cs="Times New Roman"/>
-                <w:b/>
-                <w:bCs/>
-                <w:color w:val="000000" w:themeColor="text1"/>
+            <w:vAlign w:val="center"/>
+          </w:tcPr>
+          <w:p>
+            <w:pPr>
+              <w:autoSpaceDE w:val="0"/>
+              <w:autoSpaceDN w:val="0"/>
+              <w:adjustRightInd w:val="0"/>
+              <w:jc w:val="center"/>
+              <w:rPr>
+                <w:rFonts w:ascii="Arial Nova Cond" w:hAnsi="Arial Nova Cond" w:cs="Arial"/>
+                <w:color w:val="000000"/>
+                <w:kern w:val="0"/>
+                <w:sz w:val="20"/>
+                <w:szCs w:val="20"/>
+              </w:rPr>
+            </w:pPr>
+            <w:r>
+              <w:rPr>
+                <w:rFonts w:ascii="Arial Nova Cond" w:hAnsi="Arial Nova Cond" w:cs="Arial"/>
+                <w:color w:val="000000"/>
+                <w:kern w:val="0"/>
                 <w:sz w:val="20"/>
                 <w:szCs w:val="20"/>
               </w:rPr>
@@ -14408,24 +14093,23 @@
           <w:tcPr>
             <w:tcW w:w="875" w:type="dxa"/>
             <w:vMerge/>
-            <w:tcBorders>
-              <w:top w:val="double" w:sz="4" w:space="0" w:color="47D459" w:themeColor="accent3" w:themeTint="99"/>
-              <w:left w:val="double" w:sz="4" w:space="0" w:color="47D459" w:themeColor="accent3" w:themeTint="99"/>
-              <w:bottom w:val="double" w:sz="4" w:space="0" w:color="47D459" w:themeColor="accent3" w:themeTint="99"/>
-              <w:right w:val="double" w:sz="4" w:space="0" w:color="47D459" w:themeColor="accent3" w:themeTint="99"/>
-            </w:tcBorders>
-            <w:vAlign w:val="center"/>
-            <w:hideMark/>
-          </w:tcPr>
-          <w:p>
-            <w:pPr>
-              <w:spacing w:after="160" w:line="276" w:lineRule="auto"/>
-              <w:ind w:right="-455"/>
-              <w:rPr>
-                <w:rFonts w:ascii="Arial Nova Cond Light" w:hAnsi="Arial Nova Cond Light" w:cs="Times New Roman"/>
-                <w:b/>
-                <w:bCs/>
-                <w:color w:val="000000" w:themeColor="text1"/>
+            <w:vAlign w:val="center"/>
+          </w:tcPr>
+          <w:p>
+            <w:pPr>
+              <w:pStyle w:val="Prrafodelista"/>
+              <w:tabs>
+                <w:tab w:val="left" w:pos="0"/>
+                <w:tab w:val="left" w:pos="142"/>
+                <w:tab w:val="left" w:pos="284"/>
+              </w:tabs>
+              <w:spacing w:line="276" w:lineRule="auto"/>
+              <w:ind w:left="0"/>
+              <w:jc w:val="center"/>
+              <w:rPr>
+                <w:rFonts w:ascii="Arial Nova Cond" w:eastAsia="Calibri" w:hAnsi="Arial Nova Cond" w:cs="Times New Roman"/>
+                <w:b/>
+                <w:bCs/>
                 <w:sz w:val="20"/>
                 <w:szCs w:val="20"/>
                 <w:lang w:val="es-ES_tradnl"/>
@@ -14436,24 +14120,23 @@
         <w:tc>
           <w:tcPr>
             <w:tcW w:w="1095" w:type="dxa"/>
-            <w:tcBorders>
-              <w:top w:val="double" w:sz="4" w:space="0" w:color="47D459" w:themeColor="accent3" w:themeTint="99"/>
-              <w:left w:val="double" w:sz="4" w:space="0" w:color="47D459" w:themeColor="accent3" w:themeTint="99"/>
-              <w:bottom w:val="double" w:sz="4" w:space="0" w:color="47D459" w:themeColor="accent3" w:themeTint="99"/>
-              <w:right w:val="double" w:sz="4" w:space="0" w:color="47D459" w:themeColor="accent3" w:themeTint="99"/>
-            </w:tcBorders>
-            <w:vAlign w:val="center"/>
-            <w:hideMark/>
-          </w:tcPr>
-          <w:p>
-            <w:pPr>
-              <w:spacing w:after="160" w:line="276" w:lineRule="auto"/>
-              <w:ind w:right="-455"/>
-              <w:rPr>
-                <w:rFonts w:ascii="Arial Nova Cond Light" w:hAnsi="Arial Nova Cond Light" w:cs="Times New Roman"/>
-                <w:b/>
-                <w:bCs/>
-                <w:color w:val="000000" w:themeColor="text1"/>
+            <w:vAlign w:val="center"/>
+          </w:tcPr>
+          <w:p>
+            <w:pPr>
+              <w:pStyle w:val="Prrafodelista"/>
+              <w:tabs>
+                <w:tab w:val="left" w:pos="0"/>
+                <w:tab w:val="left" w:pos="142"/>
+                <w:tab w:val="left" w:pos="284"/>
+              </w:tabs>
+              <w:spacing w:line="276" w:lineRule="auto"/>
+              <w:ind w:left="0"/>
+              <w:jc w:val="center"/>
+              <w:rPr>
+                <w:rFonts w:ascii="Arial Nova Cond" w:eastAsia="Calibri" w:hAnsi="Arial Nova Cond" w:cs="Times New Roman"/>
+                <w:b/>
+                <w:bCs/>
                 <w:sz w:val="20"/>
                 <w:szCs w:val="20"/>
                 <w:lang w:val="es-ES_tradnl"/>
@@ -14461,10 +14144,9 @@
             </w:pPr>
             <w:r>
               <w:rPr>
-                <w:rFonts w:ascii="Arial Nova Cond Light" w:hAnsi="Arial Nova Cond Light" w:cs="Times New Roman"/>
-                <w:b/>
-                <w:bCs/>
-                <w:color w:val="000000" w:themeColor="text1"/>
+                <w:rFonts w:ascii="Arial Nova Cond" w:eastAsia="Calibri" w:hAnsi="Arial Nova Cond" w:cs="Times New Roman"/>
+                <w:b/>
+                <w:bCs/>
                 <w:sz w:val="20"/>
                 <w:szCs w:val="20"/>
                 <w:lang w:val="es-ES_tradnl"/>
@@ -14476,23 +14158,20 @@
         <w:tc>
           <w:tcPr>
             <w:tcW w:w="1726" w:type="dxa"/>
-            <w:tcBorders>
-              <w:top w:val="double" w:sz="4" w:space="0" w:color="47D459" w:themeColor="accent3" w:themeTint="99"/>
-              <w:left w:val="double" w:sz="4" w:space="0" w:color="47D459" w:themeColor="accent3" w:themeTint="99"/>
-              <w:bottom w:val="double" w:sz="4" w:space="0" w:color="47D459" w:themeColor="accent3" w:themeTint="99"/>
-              <w:right w:val="double" w:sz="4" w:space="0" w:color="47D459" w:themeColor="accent3" w:themeTint="99"/>
-            </w:tcBorders>
-            <w:vAlign w:val="center"/>
-            <w:hideMark/>
-          </w:tcPr>
-          <w:p>
-            <w:pPr>
-              <w:spacing w:after="160" w:line="276" w:lineRule="auto"/>
-              <w:ind w:right="-455"/>
-              <w:rPr>
-                <w:rFonts w:ascii="Arial Nova Cond Light" w:hAnsi="Arial Nova Cond Light" w:cs="Times New Roman"/>
-                <w:b/>
-                <w:bCs/>
+            <w:vAlign w:val="center"/>
+          </w:tcPr>
+          <w:p>
+            <w:pPr>
+              <w:pStyle w:val="Prrafodelista"/>
+              <w:tabs>
+                <w:tab w:val="left" w:pos="0"/>
+                <w:tab w:val="left" w:pos="142"/>
+                <w:tab w:val="left" w:pos="284"/>
+              </w:tabs>
+              <w:spacing w:line="276" w:lineRule="auto"/>
+              <w:ind w:left="0"/>
+              <w:rPr>
+                <w:rFonts w:ascii="Arial Nova Cond" w:eastAsia="Calibri" w:hAnsi="Arial Nova Cond" w:cs="Times New Roman"/>
                 <w:color w:val="000000" w:themeColor="text1"/>
                 <w:sz w:val="20"/>
                 <w:szCs w:val="20"/>
@@ -14501,10 +14180,7 @@
             </w:pPr>
             <w:r>
               <w:rPr>
-                <w:rFonts w:ascii="Arial Nova Cond Light" w:hAnsi="Arial Nova Cond Light" w:cs="Times New Roman"/>
-                <w:b/>
-                <w:bCs/>
-                <w:color w:val="000000" w:themeColor="text1"/>
+                <w:rFonts w:ascii="Arial Nova Cond" w:eastAsia="Calibri" w:hAnsi="Arial Nova Cond" w:cs="Times New Roman"/>
                 <w:sz w:val="20"/>
                 <w:szCs w:val="20"/>
                 <w:lang w:val="es-ES_tradnl"/>
@@ -14516,23 +14192,21 @@
         <w:tc>
           <w:tcPr>
             <w:tcW w:w="6169" w:type="dxa"/>
-            <w:tcBorders>
-              <w:top w:val="double" w:sz="4" w:space="0" w:color="47D459" w:themeColor="accent3" w:themeTint="99"/>
-              <w:left w:val="double" w:sz="4" w:space="0" w:color="47D459" w:themeColor="accent3" w:themeTint="99"/>
-              <w:bottom w:val="double" w:sz="4" w:space="0" w:color="47D459" w:themeColor="accent3" w:themeTint="99"/>
-              <w:right w:val="double" w:sz="4" w:space="0" w:color="47D459" w:themeColor="accent3" w:themeTint="99"/>
-            </w:tcBorders>
-            <w:vAlign w:val="center"/>
-            <w:hideMark/>
-          </w:tcPr>
-          <w:p>
-            <w:pPr>
-              <w:spacing w:after="160" w:line="276" w:lineRule="auto"/>
-              <w:ind w:right="-455"/>
-              <w:rPr>
-                <w:rFonts w:ascii="Arial Nova Cond Light" w:hAnsi="Arial Nova Cond Light" w:cs="Times New Roman"/>
-                <w:b/>
-                <w:bCs/>
+            <w:vAlign w:val="center"/>
+          </w:tcPr>
+          <w:p>
+            <w:pPr>
+              <w:pStyle w:val="Prrafodelista"/>
+              <w:tabs>
+                <w:tab w:val="left" w:pos="0"/>
+                <w:tab w:val="left" w:pos="142"/>
+                <w:tab w:val="left" w:pos="284"/>
+              </w:tabs>
+              <w:spacing w:line="276" w:lineRule="auto"/>
+              <w:ind w:left="0"/>
+              <w:jc w:val="both"/>
+              <w:rPr>
+                <w:rFonts w:ascii="Arial Nova Cond" w:eastAsia="Calibri" w:hAnsi="Arial Nova Cond" w:cs="Times New Roman"/>
                 <w:color w:val="000000" w:themeColor="text1"/>
                 <w:sz w:val="20"/>
                 <w:szCs w:val="20"/>
@@ -14541,10 +14215,7 @@
             </w:pPr>
             <w:r>
               <w:rPr>
-                <w:rFonts w:ascii="Arial Nova Cond Light" w:hAnsi="Arial Nova Cond Light" w:cs="Times New Roman"/>
-                <w:b/>
-                <w:bCs/>
-                <w:color w:val="000000" w:themeColor="text1"/>
+                <w:rFonts w:ascii="Arial Nova Cond" w:eastAsia="Calibri" w:hAnsi="Arial Nova Cond" w:cs="Times New Roman"/>
                 <w:sz w:val="20"/>
                 <w:szCs w:val="20"/>
                 <w:lang w:val="es-ES_tradnl"/>
@@ -14556,24 +14227,16 @@
         <w:tc>
           <w:tcPr>
             <w:tcW w:w="2015" w:type="dxa"/>
-            <w:tcBorders>
-              <w:top w:val="double" w:sz="4" w:space="0" w:color="47D459" w:themeColor="accent3" w:themeTint="99"/>
-              <w:left w:val="double" w:sz="4" w:space="0" w:color="47D459" w:themeColor="accent3" w:themeTint="99"/>
-              <w:bottom w:val="double" w:sz="4" w:space="0" w:color="47D459" w:themeColor="accent3" w:themeTint="99"/>
-              <w:right w:val="double" w:sz="4" w:space="0" w:color="47D459" w:themeColor="accent3" w:themeTint="99"/>
-            </w:tcBorders>
-            <w:vAlign w:val="center"/>
-            <w:hideMark/>
-          </w:tcPr>
-          <w:p>
-            <w:pPr>
-              <w:spacing w:after="160" w:line="276" w:lineRule="auto"/>
-              <w:ind w:right="-455"/>
-              <w:rPr>
-                <w:rFonts w:ascii="Arial Nova Cond Light" w:hAnsi="Arial Nova Cond Light" w:cs="Times New Roman"/>
-                <w:b/>
-                <w:bCs/>
-                <w:color w:val="000000" w:themeColor="text1"/>
+            <w:vAlign w:val="center"/>
+          </w:tcPr>
+          <w:p>
+            <w:pPr>
+              <w:autoSpaceDE w:val="0"/>
+              <w:autoSpaceDN w:val="0"/>
+              <w:adjustRightInd w:val="0"/>
+              <w:jc w:val="center"/>
+              <w:rPr>
+                <w:rFonts w:ascii="Arial Nova Cond" w:eastAsia="Calibri" w:hAnsi="Arial Nova Cond" w:cs="Times New Roman"/>
                 <w:sz w:val="20"/>
                 <w:szCs w:val="20"/>
                 <w:lang w:val="es-ES_tradnl"/>
@@ -14581,10 +14244,9 @@
             </w:pPr>
             <w:r>
               <w:rPr>
-                <w:rFonts w:ascii="Arial Nova Cond Light" w:hAnsi="Arial Nova Cond Light" w:cs="Times New Roman"/>
-                <w:b/>
-                <w:bCs/>
-                <w:color w:val="000000" w:themeColor="text1"/>
+                <w:rFonts w:ascii="Arial Nova Cond" w:hAnsi="Arial Nova Cond" w:cs="Arial"/>
+                <w:color w:val="000000"/>
+                <w:kern w:val="0"/>
                 <w:sz w:val="20"/>
                 <w:szCs w:val="20"/>
               </w:rPr>
@@ -14595,34 +14257,27 @@
         <w:tc>
           <w:tcPr>
             <w:tcW w:w="1634" w:type="dxa"/>
-            <w:tcBorders>
-              <w:top w:val="double" w:sz="4" w:space="0" w:color="47D459" w:themeColor="accent3" w:themeTint="99"/>
-              <w:left w:val="double" w:sz="4" w:space="0" w:color="47D459" w:themeColor="accent3" w:themeTint="99"/>
-              <w:bottom w:val="double" w:sz="4" w:space="0" w:color="47D459" w:themeColor="accent3" w:themeTint="99"/>
-              <w:right w:val="double" w:sz="4" w:space="0" w:color="47D459" w:themeColor="accent3" w:themeTint="99"/>
-            </w:tcBorders>
-            <w:vAlign w:val="center"/>
-            <w:hideMark/>
-          </w:tcPr>
-          <w:p>
-            <w:pPr>
-              <w:spacing w:after="160" w:line="276" w:lineRule="auto"/>
-              <w:ind w:right="-455"/>
-              <w:rPr>
-                <w:rFonts w:ascii="Arial Nova Cond Light" w:hAnsi="Arial Nova Cond Light" w:cs="Times New Roman"/>
-                <w:b/>
-                <w:bCs/>
-                <w:color w:val="000000" w:themeColor="text1"/>
-                <w:sz w:val="20"/>
-                <w:szCs w:val="20"/>
-              </w:rPr>
-            </w:pPr>
-            <w:r>
-              <w:rPr>
-                <w:rFonts w:ascii="Arial Nova Cond Light" w:hAnsi="Arial Nova Cond Light" w:cs="Times New Roman"/>
-                <w:b/>
-                <w:bCs/>
-                <w:color w:val="000000" w:themeColor="text1"/>
+            <w:vAlign w:val="center"/>
+          </w:tcPr>
+          <w:p>
+            <w:pPr>
+              <w:autoSpaceDE w:val="0"/>
+              <w:autoSpaceDN w:val="0"/>
+              <w:adjustRightInd w:val="0"/>
+              <w:jc w:val="both"/>
+              <w:rPr>
+                <w:rFonts w:ascii="Arial Nova Cond" w:hAnsi="Arial Nova Cond" w:cs="Arial"/>
+                <w:color w:val="000000"/>
+                <w:kern w:val="0"/>
+                <w:sz w:val="20"/>
+                <w:szCs w:val="20"/>
+              </w:rPr>
+            </w:pPr>
+            <w:r>
+              <w:rPr>
+                <w:rFonts w:ascii="Arial Nova Cond" w:hAnsi="Arial Nova Cond" w:cs="Arial"/>
+                <w:color w:val="000000"/>
+                <w:kern w:val="0"/>
                 <w:sz w:val="20"/>
                 <w:szCs w:val="20"/>
               </w:rPr>
@@ -14633,34 +14288,27 @@
         <w:tc>
           <w:tcPr>
             <w:tcW w:w="1337" w:type="dxa"/>
-            <w:tcBorders>
-              <w:top w:val="double" w:sz="4" w:space="0" w:color="47D459" w:themeColor="accent3" w:themeTint="99"/>
-              <w:left w:val="double" w:sz="4" w:space="0" w:color="47D459" w:themeColor="accent3" w:themeTint="99"/>
-              <w:bottom w:val="double" w:sz="4" w:space="0" w:color="47D459" w:themeColor="accent3" w:themeTint="99"/>
-              <w:right w:val="double" w:sz="4" w:space="0" w:color="47D459" w:themeColor="accent3" w:themeTint="99"/>
-            </w:tcBorders>
-            <w:vAlign w:val="center"/>
-            <w:hideMark/>
-          </w:tcPr>
-          <w:p>
-            <w:pPr>
-              <w:spacing w:after="160" w:line="276" w:lineRule="auto"/>
-              <w:ind w:right="-455"/>
-              <w:rPr>
-                <w:rFonts w:ascii="Arial Nova Cond Light" w:hAnsi="Arial Nova Cond Light" w:cs="Times New Roman"/>
-                <w:b/>
-                <w:bCs/>
-                <w:color w:val="000000" w:themeColor="text1"/>
-                <w:sz w:val="20"/>
-                <w:szCs w:val="20"/>
-              </w:rPr>
-            </w:pPr>
-            <w:r>
-              <w:rPr>
-                <w:rFonts w:ascii="Arial Nova Cond Light" w:hAnsi="Arial Nova Cond Light" w:cs="Times New Roman"/>
-                <w:b/>
-                <w:bCs/>
-                <w:color w:val="000000" w:themeColor="text1"/>
+            <w:vAlign w:val="center"/>
+          </w:tcPr>
+          <w:p>
+            <w:pPr>
+              <w:autoSpaceDE w:val="0"/>
+              <w:autoSpaceDN w:val="0"/>
+              <w:adjustRightInd w:val="0"/>
+              <w:jc w:val="center"/>
+              <w:rPr>
+                <w:rFonts w:ascii="Arial Nova Cond" w:hAnsi="Arial Nova Cond" w:cs="Arial"/>
+                <w:color w:val="000000"/>
+                <w:kern w:val="0"/>
+                <w:sz w:val="20"/>
+                <w:szCs w:val="20"/>
+              </w:rPr>
+            </w:pPr>
+            <w:r>
+              <w:rPr>
+                <w:rFonts w:ascii="Arial Nova Cond" w:hAnsi="Arial Nova Cond" w:cs="Arial"/>
+                <w:color w:val="000000"/>
+                <w:kern w:val="0"/>
                 <w:sz w:val="20"/>
                 <w:szCs w:val="20"/>
               </w:rPr>
@@ -14669,6 +14317,7 @@
           </w:p>
         </w:tc>
       </w:tr>
+      <w:bookmarkEnd w:id="1"/>
     </w:tbl>
     <w:p>
       <w:pPr>
@@ -33071,6 +32720,7 @@
   <w:style w:type="character" w:default="1" w:styleId="Fuentedeprrafopredeter">
     <w:name w:val="Default Paragraph Font"/>
     <w:uiPriority w:val="1"/>
+    <w:semiHidden/>
     <w:unhideWhenUsed/>
   </w:style>
   <w:style w:type="table" w:default="1" w:styleId="Tablanormal">
@@ -33533,6 +33183,15 @@
       <w14:ligatures w14:val="none"/>
     </w:rPr>
   </w:style>
+  <w:style w:type="paragraph" w:styleId="Sinespaciado">
+    <w:name w:val="No Spacing"/>
+    <w:uiPriority w:val="1"/>
+    <w:qFormat/>
+    <w:rsid w:val="00CC3F3E"/>
+    <w:pPr>
+      <w:spacing w:after="0" w:line="240" w:lineRule="auto"/>
+    </w:pPr>
+  </w:style>
 </w:styles>
 </file>
 

--- a/templates/plananual/CYT 1° A 5°/CYT 2° - PROGRAMACIÓN  ANUAL.docx
+++ b/templates/plananual/CYT 1° A 5°/CYT 2° - PROGRAMACIÓN  ANUAL.docx
@@ -1,6 +1,6 @@
 
 <file path=word/document.xml><?xml version="1.0" encoding="utf-8"?>
-<w:document xmlns:wpc="http://schemas.microsoft.com/office/word/2010/wordprocessingCanvas" xmlns:cx="http://schemas.microsoft.com/office/drawing/2014/chartex" xmlns:cx1="http://schemas.microsoft.com/office/drawing/2015/9/8/chartex" xmlns:cx2="http://schemas.microsoft.com/office/drawing/2015/10/21/chartex" xmlns:cx3="http://schemas.microsoft.com/office/drawing/2016/5/9/chartex" xmlns:cx4="http://schemas.microsoft.com/office/drawing/2016/5/10/chartex" xmlns:cx5="http://schemas.microsoft.com/office/drawing/2016/5/11/chartex" xmlns:cx6="http://schemas.microsoft.com/office/drawing/2016/5/12/chartex" xmlns:cx7="http://schemas.microsoft.com/office/drawing/2016/5/13/chartex" xmlns:cx8="http://schemas.microsoft.com/office/drawing/2016/5/14/chartex" xmlns:mc="http://schemas.openxmlformats.org/markup-compatibility/2006" xmlns:aink="http://schemas.microsoft.com/office/drawing/2016/ink" xmlns:am3d="http://schemas.microsoft.com/office/drawing/2017/model3d" xmlns:o="urn:schemas-microsoft-com:office:office" xmlns:oel="http://schemas.microsoft.com/office/2019/extlst" xmlns:r="http://schemas.openxmlformats.org/officeDocument/2006/relationships" xmlns:m="http://schemas.openxmlformats.org/officeDocument/2006/math" xmlns:v="urn:schemas-microsoft-com:vml" xmlns:wp14="http://schemas.microsoft.com/office/word/2010/wordprocessingDrawing" xmlns:wp="http://schemas.openxmlformats.org/drawingml/2006/wordprocessingDrawing" xmlns:w10="urn:schemas-microsoft-com:office:word" xmlns:w="http://schemas.openxmlformats.org/wordprocessingml/2006/main" xmlns:w14="http://schemas.microsoft.com/office/word/2010/wordml" xmlns:w15="http://schemas.microsoft.com/office/word/2012/wordml" xmlns:w16cex="http://schemas.microsoft.com/office/word/2018/wordml/cex" xmlns:w16cid="http://schemas.microsoft.com/office/word/2016/wordml/cid" xmlns:w16="http://schemas.microsoft.com/office/word/2018/wordml" xmlns:w16du="http://schemas.microsoft.com/office/word/2023/wordml/word16du" xmlns:w16sdtdh="http://schemas.microsoft.com/office/word/2020/wordml/sdtdatahash" xmlns:w16se="http://schemas.microsoft.com/office/word/2015/wordml/symex" xmlns:wpg="http://schemas.microsoft.com/office/word/2010/wordprocessingGroup" xmlns:wpi="http://schemas.microsoft.com/office/word/2010/wordprocessingInk" xmlns:wne="http://schemas.microsoft.com/office/word/2006/wordml" xmlns:wps="http://schemas.microsoft.com/office/word/2010/wordprocessingShape" mc:Ignorable="w14 w15 w16se w16cid w16 w16cex w16sdtdh w16du wp14">
+<w:document xmlns:wpc="http://schemas.microsoft.com/office/word/2010/wordprocessingCanvas" xmlns:cx="http://schemas.microsoft.com/office/drawing/2014/chartex" xmlns:cx1="http://schemas.microsoft.com/office/drawing/2015/9/8/chartex" xmlns:cx2="http://schemas.microsoft.com/office/drawing/2015/10/21/chartex" xmlns:cx3="http://schemas.microsoft.com/office/drawing/2016/5/9/chartex" xmlns:cx4="http://schemas.microsoft.com/office/drawing/2016/5/10/chartex" xmlns:cx5="http://schemas.microsoft.com/office/drawing/2016/5/11/chartex" xmlns:cx6="http://schemas.microsoft.com/office/drawing/2016/5/12/chartex" xmlns:cx7="http://schemas.microsoft.com/office/drawing/2016/5/13/chartex" xmlns:cx8="http://schemas.microsoft.com/office/drawing/2016/5/14/chartex" xmlns:mc="http://schemas.openxmlformats.org/markup-compatibility/2006" xmlns:aink="http://schemas.microsoft.com/office/drawing/2016/ink" xmlns:am3d="http://schemas.microsoft.com/office/drawing/2017/model3d" xmlns:o="urn:schemas-microsoft-com:office:office" xmlns:oel="http://schemas.microsoft.com/office/2019/extlst" xmlns:r="http://schemas.openxmlformats.org/officeDocument/2006/relationships" xmlns:m="http://schemas.openxmlformats.org/officeDocument/2006/math" xmlns:v="urn:schemas-microsoft-com:vml" xmlns:wp14="http://schemas.microsoft.com/office/word/2010/wordprocessingDrawing" xmlns:wp="http://schemas.openxmlformats.org/drawingml/2006/wordprocessingDrawing" xmlns:w10="urn:schemas-microsoft-com:office:word" xmlns:w="http://schemas.openxmlformats.org/wordprocessingml/2006/main" xmlns:w14="http://schemas.microsoft.com/office/word/2010/wordml" xmlns:w15="http://schemas.microsoft.com/office/word/2012/wordml" xmlns:w16cex="http://schemas.microsoft.com/office/word/2018/wordml/cex" xmlns:w16cid="http://schemas.microsoft.com/office/word/2016/wordml/cid" xmlns:w16="http://schemas.microsoft.com/office/word/2018/wordml" xmlns:w16du="http://schemas.microsoft.com/office/word/2023/wordml/word16du" xmlns:w16sdtdh="http://schemas.microsoft.com/office/word/2020/wordml/sdtdatahash" xmlns:w16sdtfl="http://schemas.microsoft.com/office/word/2024/wordml/sdtformatlock" xmlns:w16se="http://schemas.microsoft.com/office/word/2015/wordml/symex" xmlns:wpg="http://schemas.microsoft.com/office/word/2010/wordprocessingGroup" xmlns:wpi="http://schemas.microsoft.com/office/word/2010/wordprocessingInk" xmlns:wne="http://schemas.microsoft.com/office/word/2006/wordml" xmlns:wps="http://schemas.microsoft.com/office/word/2010/wordprocessingShape" mc:Ignorable="w14 w15 w16se w16cid w16 w16cex w16sdtdh w16sdtfl w16du wp14">
   <w:body>
     <w:p>
       <w:pPr>
@@ -621,7 +621,25 @@
                 <w:sz w:val="20"/>
                 <w:szCs w:val="20"/>
               </w:rPr>
-              <w:t>{{dre}}</w:t>
+              <w:t>{{</w:t>
+            </w:r>
+            <w:proofErr w:type="spellStart"/>
+            <w:r>
+              <w:rPr>
+                <w:rFonts w:ascii="Arial Nova Cond" w:hAnsi="Arial Nova Cond" w:cs="Times New Roman"/>
+                <w:sz w:val="20"/>
+                <w:szCs w:val="20"/>
+              </w:rPr>
+              <w:t>dre</w:t>
+            </w:r>
+            <w:proofErr w:type="spellEnd"/>
+            <w:r>
+              <w:rPr>
+                <w:rFonts w:ascii="Arial Nova Cond" w:hAnsi="Arial Nova Cond" w:cs="Times New Roman"/>
+                <w:sz w:val="20"/>
+                <w:szCs w:val="20"/>
+              </w:rPr>
+              <w:t>}}</w:t>
             </w:r>
           </w:p>
         </w:tc>
@@ -671,7 +689,25 @@
                 <w:sz w:val="20"/>
                 <w:szCs w:val="20"/>
               </w:rPr>
-              <w:t>{{area}}</w:t>
+              <w:t>{{</w:t>
+            </w:r>
+            <w:proofErr w:type="spellStart"/>
+            <w:r>
+              <w:rPr>
+                <w:rFonts w:ascii="Arial Nova Cond" w:hAnsi="Arial Nova Cond" w:cs="Times New Roman"/>
+                <w:sz w:val="20"/>
+                <w:szCs w:val="20"/>
+              </w:rPr>
+              <w:t>area</w:t>
+            </w:r>
+            <w:proofErr w:type="spellEnd"/>
+            <w:r>
+              <w:rPr>
+                <w:rFonts w:ascii="Arial Nova Cond" w:hAnsi="Arial Nova Cond" w:cs="Times New Roman"/>
+                <w:sz w:val="20"/>
+                <w:szCs w:val="20"/>
+              </w:rPr>
+              <w:t>}}</w:t>
             </w:r>
           </w:p>
         </w:tc>
@@ -796,7 +832,25 @@
                 <w:sz w:val="20"/>
                 <w:szCs w:val="20"/>
               </w:rPr>
-              <w:t>{{ugel}}</w:t>
+              <w:t>{{</w:t>
+            </w:r>
+            <w:proofErr w:type="spellStart"/>
+            <w:r>
+              <w:rPr>
+                <w:rFonts w:ascii="Arial Nova Cond" w:hAnsi="Arial Nova Cond" w:cs="Times New Roman"/>
+                <w:sz w:val="20"/>
+                <w:szCs w:val="20"/>
+              </w:rPr>
+              <w:t>ugel</w:t>
+            </w:r>
+            <w:proofErr w:type="spellEnd"/>
+            <w:r>
+              <w:rPr>
+                <w:rFonts w:ascii="Arial Nova Cond" w:hAnsi="Arial Nova Cond" w:cs="Times New Roman"/>
+                <w:sz w:val="20"/>
+                <w:szCs w:val="20"/>
+              </w:rPr>
+              <w:t>}}</w:t>
             </w:r>
           </w:p>
         </w:tc>
@@ -821,7 +875,25 @@
                 <w:sz w:val="20"/>
                 <w:szCs w:val="20"/>
               </w:rPr>
-              <w:t>{{cordinador}}</w:t>
+              <w:t>{{</w:t>
+            </w:r>
+            <w:proofErr w:type="spellStart"/>
+            <w:r>
+              <w:rPr>
+                <w:rFonts w:ascii="Arial Nova Cond" w:hAnsi="Arial Nova Cond" w:cs="Times New Roman"/>
+                <w:sz w:val="20"/>
+                <w:szCs w:val="20"/>
+              </w:rPr>
+              <w:t>cordinador</w:t>
+            </w:r>
+            <w:proofErr w:type="spellEnd"/>
+            <w:r>
+              <w:rPr>
+                <w:rFonts w:ascii="Arial Nova Cond" w:hAnsi="Arial Nova Cond" w:cs="Times New Roman"/>
+                <w:sz w:val="20"/>
+                <w:szCs w:val="20"/>
+              </w:rPr>
+              <w:t>}}</w:t>
             </w:r>
           </w:p>
         </w:tc>
@@ -973,7 +1045,25 @@
                 <w:sz w:val="20"/>
                 <w:szCs w:val="20"/>
               </w:rPr>
-              <w:t>{{institucioneducativa}}</w:t>
+              <w:t>{{</w:t>
+            </w:r>
+            <w:proofErr w:type="spellStart"/>
+            <w:r>
+              <w:rPr>
+                <w:rFonts w:ascii="Arial Nova Cond" w:hAnsi="Arial Nova Cond" w:cs="Times New Roman"/>
+                <w:sz w:val="20"/>
+                <w:szCs w:val="20"/>
+              </w:rPr>
+              <w:t>institucioneducativa</w:t>
+            </w:r>
+            <w:proofErr w:type="spellEnd"/>
+            <w:r>
+              <w:rPr>
+                <w:rFonts w:ascii="Arial Nova Cond" w:hAnsi="Arial Nova Cond" w:cs="Times New Roman"/>
+                <w:sz w:val="20"/>
+                <w:szCs w:val="20"/>
+              </w:rPr>
+              <w:t>}}</w:t>
             </w:r>
           </w:p>
         </w:tc>
@@ -3179,7 +3269,29 @@
                 <w:lang w:eastAsia="es-ES"/>
               </w:rPr>
               <w:tab/>
-              <w:t>Explica que el calor se puede cuantificar y transferir de un cuerpo con mayor temperatura a otro de menor temperatura. Ejemplo: El estudiante explica que el termómetro clínico al contacto con el cuerpo recibe calor y este provoca la agitación de las moléculas de mercurio, lo que aumenta la fuerza de repulsión entre ellas, y genera que se dilate y ascienda por el capilar del termómetro hasta 39 ºC, que es un signo de fiebre.</w:t>
+              <w:t xml:space="preserve">Explica que el calor se puede cuantificar y transferir de un cuerpo con mayor temperatura a otro de menor temperatura. Ejemplo: El estudiante explica que el termómetro clínico al contacto con el cuerpo recibe calor y este provoca la agitación de las moléculas de mercurio, lo que aumenta la fuerza de repulsión entre ellas, y genera que se dilate y ascienda por el capilar del termómetro hasta 39 </w:t>
+            </w:r>
+            <w:proofErr w:type="spellStart"/>
+            <w:r>
+              <w:rPr>
+                <w:rFonts w:ascii="Arial Nova Cond Light" w:eastAsia="Times New Roman" w:hAnsi="Arial Nova Cond Light" w:cs="Arial"/>
+                <w:bCs/>
+                <w:sz w:val="20"/>
+                <w:szCs w:val="20"/>
+                <w:lang w:eastAsia="es-ES"/>
+              </w:rPr>
+              <w:t>ºC</w:t>
+            </w:r>
+            <w:proofErr w:type="spellEnd"/>
+            <w:r>
+              <w:rPr>
+                <w:rFonts w:ascii="Arial Nova Cond Light" w:eastAsia="Times New Roman" w:hAnsi="Arial Nova Cond Light" w:cs="Arial"/>
+                <w:bCs/>
+                <w:sz w:val="20"/>
+                <w:szCs w:val="20"/>
+                <w:lang w:eastAsia="es-ES"/>
+              </w:rPr>
+              <w:t>, que es un signo de fiebre.</w:t>
             </w:r>
           </w:p>
           <w:p>
@@ -11919,13 +12031,13 @@
         <w:tblLook w:val="04A0" w:firstRow="1" w:lastRow="0" w:firstColumn="1" w:lastColumn="0" w:noHBand="0" w:noVBand="1"/>
       </w:tblPr>
       <w:tblGrid>
-        <w:gridCol w:w="875"/>
-        <w:gridCol w:w="1095"/>
-        <w:gridCol w:w="1726"/>
-        <w:gridCol w:w="6169"/>
-        <w:gridCol w:w="2015"/>
-        <w:gridCol w:w="1634"/>
-        <w:gridCol w:w="1337"/>
+        <w:gridCol w:w="818"/>
+        <w:gridCol w:w="1018"/>
+        <w:gridCol w:w="5379"/>
+        <w:gridCol w:w="1984"/>
+        <w:gridCol w:w="2693"/>
+        <w:gridCol w:w="1560"/>
+        <w:gridCol w:w="1399"/>
       </w:tblGrid>
       <w:tr>
         <w:trPr>
@@ -11934,7 +12046,7 @@
         </w:trPr>
         <w:tc>
           <w:tcPr>
-            <w:tcW w:w="875" w:type="dxa"/>
+            <w:tcW w:w="818" w:type="dxa"/>
             <w:shd w:val="clear" w:color="auto" w:fill="C1F0C7" w:themeFill="accent3" w:themeFillTint="33"/>
             <w:vAlign w:val="center"/>
           </w:tcPr>
@@ -11968,7 +12080,7 @@
         </w:tc>
         <w:tc>
           <w:tcPr>
-            <w:tcW w:w="1095" w:type="dxa"/>
+            <w:tcW w:w="1018" w:type="dxa"/>
             <w:shd w:val="clear" w:color="auto" w:fill="C1F0C7" w:themeFill="accent3" w:themeFillTint="33"/>
             <w:vAlign w:val="center"/>
           </w:tcPr>
@@ -12001,7 +12113,7 @@
         </w:tc>
         <w:tc>
           <w:tcPr>
-            <w:tcW w:w="1726" w:type="dxa"/>
+            <w:tcW w:w="5379" w:type="dxa"/>
             <w:shd w:val="clear" w:color="auto" w:fill="C1F0C7" w:themeFill="accent3" w:themeFillTint="33"/>
             <w:vAlign w:val="center"/>
           </w:tcPr>
@@ -12028,13 +12140,35 @@
                 <w:sz w:val="20"/>
                 <w:szCs w:val="20"/>
               </w:rPr>
-              <w:t>PROBLEMA / POTENCIALIDAD</w:t>
-            </w:r>
-          </w:p>
-        </w:tc>
-        <w:tc>
-          <w:tcPr>
-            <w:tcW w:w="6169" w:type="dxa"/>
+              <w:t>SITUACIÓN SIGNIF</w:t>
+            </w:r>
+            <w:r>
+              <w:rPr>
+                <w:rFonts w:ascii="Arial Nova Cond" w:hAnsi="Arial Nova Cond" w:cs="Times New Roman"/>
+                <w:b/>
+                <w:bCs/>
+                <w:color w:val="000000" w:themeColor="text1"/>
+                <w:sz w:val="20"/>
+                <w:szCs w:val="20"/>
+              </w:rPr>
+              <w:t>I</w:t>
+            </w:r>
+            <w:r>
+              <w:rPr>
+                <w:rFonts w:ascii="Arial Nova Cond" w:hAnsi="Arial Nova Cond" w:cs="Times New Roman"/>
+                <w:b/>
+                <w:bCs/>
+                <w:color w:val="000000" w:themeColor="text1"/>
+                <w:sz w:val="20"/>
+                <w:szCs w:val="20"/>
+              </w:rPr>
+              <w:t>CATIVA</w:t>
+            </w:r>
+          </w:p>
+        </w:tc>
+        <w:tc>
+          <w:tcPr>
+            <w:tcW w:w="1984" w:type="dxa"/>
             <w:shd w:val="clear" w:color="auto" w:fill="C1F0C7" w:themeFill="accent3" w:themeFillTint="33"/>
             <w:vAlign w:val="center"/>
           </w:tcPr>
@@ -12061,7 +12195,7 @@
                 <w:sz w:val="20"/>
                 <w:szCs w:val="20"/>
               </w:rPr>
-              <w:t>SITUACIÓN SIGNIF</w:t>
+              <w:t>TÍTULO DE LA UNIDAD DID</w:t>
             </w:r>
             <w:r>
               <w:rPr>
@@ -12072,7 +12206,7 @@
                 <w:sz w:val="20"/>
                 <w:szCs w:val="20"/>
               </w:rPr>
-              <w:t>I</w:t>
+              <w:t>Á</w:t>
             </w:r>
             <w:r>
               <w:rPr>
@@ -12083,13 +12217,24 @@
                 <w:sz w:val="20"/>
                 <w:szCs w:val="20"/>
               </w:rPr>
-              <w:t>CATIVA</w:t>
-            </w:r>
-          </w:p>
-        </w:tc>
-        <w:tc>
-          <w:tcPr>
-            <w:tcW w:w="2015" w:type="dxa"/>
+              <w:t>CTICA</w:t>
+            </w:r>
+            <w:r>
+              <w:rPr>
+                <w:rFonts w:ascii="Arial Nova Cond" w:hAnsi="Arial Nova Cond" w:cs="Times New Roman"/>
+                <w:b/>
+                <w:bCs/>
+                <w:color w:val="000000" w:themeColor="text1"/>
+                <w:sz w:val="20"/>
+                <w:szCs w:val="20"/>
+              </w:rPr>
+              <w:t>.</w:t>
+            </w:r>
+          </w:p>
+        </w:tc>
+        <w:tc>
+          <w:tcPr>
+            <w:tcW w:w="2693" w:type="dxa"/>
             <w:shd w:val="clear" w:color="auto" w:fill="C1F0C7" w:themeFill="accent3" w:themeFillTint="33"/>
             <w:vAlign w:val="center"/>
           </w:tcPr>
@@ -12116,9 +12261,21 @@
                 <w:sz w:val="20"/>
                 <w:szCs w:val="20"/>
               </w:rPr>
-              <w:t>TÍTULO DE LA UNIDAD DID</w:t>
-            </w:r>
-            <w:r>
+              <w:t>CAMPO TEMATICO</w:t>
+            </w:r>
+          </w:p>
+        </w:tc>
+        <w:tc>
+          <w:tcPr>
+            <w:tcW w:w="1560" w:type="dxa"/>
+            <w:shd w:val="clear" w:color="auto" w:fill="C1F0C7" w:themeFill="accent3" w:themeFillTint="33"/>
+            <w:vAlign w:val="center"/>
+          </w:tcPr>
+          <w:p>
+            <w:pPr>
+              <w:pStyle w:val="Prrafodelista"/>
+              <w:ind w:left="0"/>
+              <w:jc w:val="center"/>
               <w:rPr>
                 <w:rFonts w:ascii="Arial Nova Cond" w:hAnsi="Arial Nova Cond" w:cs="Times New Roman"/>
                 <w:b/>
@@ -12127,8 +12284,7 @@
                 <w:sz w:val="20"/>
                 <w:szCs w:val="20"/>
               </w:rPr>
-              <w:t>Á</w:t>
-            </w:r>
+            </w:pPr>
             <w:r>
               <w:rPr>
                 <w:rFonts w:ascii="Arial Nova Cond" w:hAnsi="Arial Nova Cond" w:cs="Times New Roman"/>
@@ -12138,57 +12294,13 @@
                 <w:sz w:val="20"/>
                 <w:szCs w:val="20"/>
               </w:rPr>
-              <w:t>CTICA</w:t>
-            </w:r>
-            <w:r>
-              <w:rPr>
-                <w:rFonts w:ascii="Arial Nova Cond" w:hAnsi="Arial Nova Cond" w:cs="Times New Roman"/>
-                <w:b/>
-                <w:bCs/>
-                <w:color w:val="000000" w:themeColor="text1"/>
-                <w:sz w:val="20"/>
-                <w:szCs w:val="20"/>
-              </w:rPr>
-              <w:t>.</w:t>
-            </w:r>
-          </w:p>
-        </w:tc>
-        <w:tc>
-          <w:tcPr>
-            <w:tcW w:w="1634" w:type="dxa"/>
-            <w:shd w:val="clear" w:color="auto" w:fill="C1F0C7" w:themeFill="accent3" w:themeFillTint="33"/>
-            <w:vAlign w:val="center"/>
-          </w:tcPr>
-          <w:p>
-            <w:pPr>
-              <w:pStyle w:val="Prrafodelista"/>
-              <w:ind w:left="0"/>
-              <w:jc w:val="center"/>
-              <w:rPr>
-                <w:rFonts w:ascii="Arial Nova Cond" w:hAnsi="Arial Nova Cond" w:cs="Times New Roman"/>
-                <w:b/>
-                <w:bCs/>
-                <w:color w:val="000000" w:themeColor="text1"/>
-                <w:sz w:val="20"/>
-                <w:szCs w:val="20"/>
-              </w:rPr>
-            </w:pPr>
-            <w:r>
-              <w:rPr>
-                <w:rFonts w:ascii="Arial Nova Cond" w:hAnsi="Arial Nova Cond" w:cs="Times New Roman"/>
-                <w:b/>
-                <w:bCs/>
-                <w:color w:val="000000" w:themeColor="text1"/>
-                <w:sz w:val="20"/>
-                <w:szCs w:val="20"/>
-              </w:rPr>
               <w:t>COMPETENCIAS</w:t>
             </w:r>
           </w:p>
         </w:tc>
         <w:tc>
           <w:tcPr>
-            <w:tcW w:w="1337" w:type="dxa"/>
+            <w:tcW w:w="1399" w:type="dxa"/>
             <w:shd w:val="clear" w:color="auto" w:fill="C1F0C7" w:themeFill="accent3" w:themeFillTint="33"/>
             <w:vAlign w:val="center"/>
           </w:tcPr>
@@ -12227,7 +12339,7 @@
         </w:trPr>
         <w:tc>
           <w:tcPr>
-            <w:tcW w:w="875" w:type="dxa"/>
+            <w:tcW w:w="818" w:type="dxa"/>
             <w:vMerge w:val="restart"/>
             <w:vAlign w:val="center"/>
           </w:tcPr>
@@ -12266,7 +12378,7 @@
         </w:tc>
         <w:tc>
           <w:tcPr>
-            <w:tcW w:w="1095" w:type="dxa"/>
+            <w:tcW w:w="1018" w:type="dxa"/>
             <w:vAlign w:val="center"/>
           </w:tcPr>
           <w:p>
@@ -12304,7 +12416,7 @@
         </w:tc>
         <w:tc>
           <w:tcPr>
-            <w:tcW w:w="1726" w:type="dxa"/>
+            <w:tcW w:w="5379" w:type="dxa"/>
             <w:vAlign w:val="center"/>
           </w:tcPr>
           <w:p>
@@ -12332,47 +12444,13 @@
                 <w:szCs w:val="20"/>
                 <w:lang w:val="es-ES_tradnl"/>
               </w:rPr>
-              <w:t>{{problemapotencialidad0}}</w:t>
-            </w:r>
-          </w:p>
-        </w:tc>
-        <w:tc>
-          <w:tcPr>
-            <w:tcW w:w="6169" w:type="dxa"/>
-            <w:vAlign w:val="center"/>
-          </w:tcPr>
-          <w:p>
-            <w:pPr>
-              <w:pStyle w:val="Prrafodelista"/>
-              <w:tabs>
-                <w:tab w:val="left" w:pos="0"/>
-                <w:tab w:val="left" w:pos="142"/>
-                <w:tab w:val="left" w:pos="284"/>
-              </w:tabs>
-              <w:spacing w:line="276" w:lineRule="auto"/>
-              <w:ind w:left="0"/>
-              <w:jc w:val="both"/>
-              <w:rPr>
-                <w:rFonts w:ascii="Arial Nova Cond" w:eastAsia="Calibri" w:hAnsi="Arial Nova Cond" w:cs="Times New Roman"/>
-                <w:sz w:val="20"/>
-                <w:szCs w:val="20"/>
-                <w:lang w:val="es-ES_tradnl"/>
-              </w:rPr>
-            </w:pPr>
-            <w:r>
-              <w:rPr>
-                <w:rFonts w:ascii="Arial Nova Cond" w:eastAsia="Calibri" w:hAnsi="Arial Nova Cond" w:cs="Times New Roman"/>
-                <w:sz w:val="20"/>
-                <w:szCs w:val="20"/>
-                <w:lang w:val="es-ES_tradnl"/>
-              </w:rPr>
               <w:t>{{situacionsignificativa0}}</w:t>
             </w:r>
           </w:p>
         </w:tc>
         <w:tc>
           <w:tcPr>
-            <w:tcW w:w="2015" w:type="dxa"/>
+            <w:tcW w:w="1984" w:type="dxa"/>
             <w:vAlign w:val="center"/>
           </w:tcPr>
           <w:p>
@@ -12403,7 +12481,7 @@
         </w:tc>
         <w:tc>
           <w:tcPr>
-            <w:tcW w:w="1634" w:type="dxa"/>
+            <w:tcW w:w="2693" w:type="dxa"/>
             <w:vAlign w:val="center"/>
           </w:tcPr>
           <w:p>
@@ -12428,13 +12506,13 @@
                 <w:sz w:val="20"/>
                 <w:szCs w:val="20"/>
               </w:rPr>
-              <w:t>{{competencias0}}</w:t>
-            </w:r>
-          </w:p>
-        </w:tc>
-        <w:tc>
-          <w:tcPr>
-            <w:tcW w:w="1337" w:type="dxa"/>
+              <w:t>{{campotematico0}}</w:t>
+            </w:r>
+          </w:p>
+        </w:tc>
+        <w:tc>
+          <w:tcPr>
+            <w:tcW w:w="1560" w:type="dxa"/>
             <w:vAlign w:val="center"/>
           </w:tcPr>
           <w:p>
@@ -12442,7 +12520,38 @@
               <w:autoSpaceDE w:val="0"/>
               <w:autoSpaceDN w:val="0"/>
               <w:adjustRightInd w:val="0"/>
-              <w:jc w:val="center"/>
+              <w:jc w:val="both"/>
+              <w:rPr>
+                <w:rFonts w:ascii="Arial Nova Cond" w:hAnsi="Arial Nova Cond" w:cs="Arial"/>
+                <w:color w:val="000000"/>
+                <w:kern w:val="0"/>
+                <w:sz w:val="20"/>
+                <w:szCs w:val="20"/>
+              </w:rPr>
+            </w:pPr>
+            <w:r>
+              <w:rPr>
+                <w:rFonts w:ascii="Arial Nova Cond" w:hAnsi="Arial Nova Cond" w:cs="Arial"/>
+                <w:color w:val="000000"/>
+                <w:kern w:val="0"/>
+                <w:sz w:val="20"/>
+                <w:szCs w:val="20"/>
+              </w:rPr>
+              <w:t>{{competencias0}}</w:t>
+            </w:r>
+          </w:p>
+        </w:tc>
+        <w:tc>
+          <w:tcPr>
+            <w:tcW w:w="1399" w:type="dxa"/>
+            <w:vAlign w:val="center"/>
+          </w:tcPr>
+          <w:p>
+            <w:pPr>
+              <w:autoSpaceDE w:val="0"/>
+              <w:autoSpaceDN w:val="0"/>
+              <w:adjustRightInd w:val="0"/>
+              <w:jc w:val="both"/>
               <w:rPr>
                 <w:rFonts w:ascii="Arial Nova Cond" w:hAnsi="Arial Nova Cond" w:cs="Arial"/>
                 <w:color w:val="000000"/>
@@ -12471,7 +12580,7 @@
         </w:trPr>
         <w:tc>
           <w:tcPr>
-            <w:tcW w:w="875" w:type="dxa"/>
+            <w:tcW w:w="818" w:type="dxa"/>
             <w:vMerge/>
             <w:vAlign w:val="center"/>
           </w:tcPr>
@@ -12499,7 +12608,7 @@
         </w:tc>
         <w:tc>
           <w:tcPr>
-            <w:tcW w:w="1095" w:type="dxa"/>
+            <w:tcW w:w="1018" w:type="dxa"/>
             <w:vAlign w:val="center"/>
           </w:tcPr>
           <w:p>
@@ -12537,33 +12646,7 @@
         </w:tc>
         <w:tc>
           <w:tcPr>
-            <w:tcW w:w="1726" w:type="dxa"/>
-            <w:vAlign w:val="center"/>
-          </w:tcPr>
-          <w:p>
-            <w:pPr>
-              <w:pStyle w:val="NormalWeb"/>
-              <w:jc w:val="both"/>
-              <w:rPr>
-                <w:rFonts w:ascii="Arial Nova Cond" w:hAnsi="Arial Nova Cond"/>
-                <w:sz w:val="20"/>
-                <w:szCs w:val="20"/>
-              </w:rPr>
-            </w:pPr>
-            <w:r>
-              <w:rPr>
-                <w:rFonts w:ascii="Arial Nova Cond" w:eastAsia="Calibri" w:hAnsi="Arial Nova Cond"/>
-                <w:sz w:val="20"/>
-                <w:szCs w:val="20"/>
-                <w:lang w:val="es-ES_tradnl"/>
-              </w:rPr>
-              <w:t>{{problemapotencialidad1}}</w:t>
-            </w:r>
-          </w:p>
-        </w:tc>
-        <w:tc>
-          <w:tcPr>
-            <w:tcW w:w="6169" w:type="dxa"/>
+            <w:tcW w:w="5379" w:type="dxa"/>
             <w:vAlign w:val="center"/>
           </w:tcPr>
           <w:p>
@@ -12597,7 +12680,7 @@
         </w:tc>
         <w:tc>
           <w:tcPr>
-            <w:tcW w:w="2015" w:type="dxa"/>
+            <w:tcW w:w="1984" w:type="dxa"/>
             <w:vAlign w:val="center"/>
           </w:tcPr>
           <w:p>
@@ -12628,7 +12711,7 @@
         </w:tc>
         <w:tc>
           <w:tcPr>
-            <w:tcW w:w="1634" w:type="dxa"/>
+            <w:tcW w:w="2693" w:type="dxa"/>
             <w:vAlign w:val="center"/>
           </w:tcPr>
           <w:p>
@@ -12653,13 +12736,13 @@
                 <w:sz w:val="20"/>
                 <w:szCs w:val="20"/>
               </w:rPr>
-              <w:t>{{competencias1}}</w:t>
-            </w:r>
-          </w:p>
-        </w:tc>
-        <w:tc>
-          <w:tcPr>
-            <w:tcW w:w="1337" w:type="dxa"/>
+              <w:t>{{campotematico1}}</w:t>
+            </w:r>
+          </w:p>
+        </w:tc>
+        <w:tc>
+          <w:tcPr>
+            <w:tcW w:w="1560" w:type="dxa"/>
             <w:vAlign w:val="center"/>
           </w:tcPr>
           <w:p>
@@ -12667,7 +12750,38 @@
               <w:autoSpaceDE w:val="0"/>
               <w:autoSpaceDN w:val="0"/>
               <w:adjustRightInd w:val="0"/>
-              <w:jc w:val="center"/>
+              <w:jc w:val="both"/>
+              <w:rPr>
+                <w:rFonts w:ascii="Arial Nova Cond" w:hAnsi="Arial Nova Cond" w:cs="Arial"/>
+                <w:color w:val="000000"/>
+                <w:kern w:val="0"/>
+                <w:sz w:val="20"/>
+                <w:szCs w:val="20"/>
+              </w:rPr>
+            </w:pPr>
+            <w:r>
+              <w:rPr>
+                <w:rFonts w:ascii="Arial Nova Cond" w:hAnsi="Arial Nova Cond" w:cs="Arial"/>
+                <w:color w:val="000000"/>
+                <w:kern w:val="0"/>
+                <w:sz w:val="20"/>
+                <w:szCs w:val="20"/>
+              </w:rPr>
+              <w:t>{{competencias1}}</w:t>
+            </w:r>
+          </w:p>
+        </w:tc>
+        <w:tc>
+          <w:tcPr>
+            <w:tcW w:w="1399" w:type="dxa"/>
+            <w:vAlign w:val="center"/>
+          </w:tcPr>
+          <w:p>
+            <w:pPr>
+              <w:autoSpaceDE w:val="0"/>
+              <w:autoSpaceDN w:val="0"/>
+              <w:adjustRightInd w:val="0"/>
+              <w:jc w:val="both"/>
               <w:rPr>
                 <w:rFonts w:ascii="Arial Nova Cond" w:hAnsi="Arial Nova Cond" w:cs="Arial"/>
                 <w:color w:val="000000"/>
@@ -12696,7 +12810,7 @@
         </w:trPr>
         <w:tc>
           <w:tcPr>
-            <w:tcW w:w="875" w:type="dxa"/>
+            <w:tcW w:w="818" w:type="dxa"/>
             <w:vMerge/>
             <w:vAlign w:val="center"/>
           </w:tcPr>
@@ -12724,7 +12838,7 @@
         </w:tc>
         <w:tc>
           <w:tcPr>
-            <w:tcW w:w="1095" w:type="dxa"/>
+            <w:tcW w:w="1018" w:type="dxa"/>
             <w:vAlign w:val="center"/>
           </w:tcPr>
           <w:p>
@@ -12762,33 +12876,7 @@
         </w:tc>
         <w:tc>
           <w:tcPr>
-            <w:tcW w:w="1726" w:type="dxa"/>
-            <w:vAlign w:val="center"/>
-          </w:tcPr>
-          <w:p>
-            <w:pPr>
-              <w:pStyle w:val="NormalWeb"/>
-              <w:jc w:val="both"/>
-              <w:rPr>
-                <w:rFonts w:ascii="Arial Nova Cond" w:eastAsia="Calibri" w:hAnsi="Arial Nova Cond"/>
-                <w:sz w:val="20"/>
-                <w:szCs w:val="20"/>
-              </w:rPr>
-            </w:pPr>
-            <w:r>
-              <w:rPr>
-                <w:rFonts w:ascii="Arial Nova Cond" w:eastAsia="Calibri" w:hAnsi="Arial Nova Cond"/>
-                <w:sz w:val="20"/>
-                <w:szCs w:val="20"/>
-                <w:lang w:val="es-ES_tradnl"/>
-              </w:rPr>
-              <w:t>{{problemapotencialidad2}}</w:t>
-            </w:r>
-          </w:p>
-        </w:tc>
-        <w:tc>
-          <w:tcPr>
-            <w:tcW w:w="6169" w:type="dxa"/>
+            <w:tcW w:w="5379" w:type="dxa"/>
             <w:vAlign w:val="center"/>
           </w:tcPr>
           <w:p>
@@ -12822,7 +12910,7 @@
         </w:tc>
         <w:tc>
           <w:tcPr>
-            <w:tcW w:w="2015" w:type="dxa"/>
+            <w:tcW w:w="1984" w:type="dxa"/>
             <w:vAlign w:val="center"/>
           </w:tcPr>
           <w:p>
@@ -12853,7 +12941,7 @@
         </w:tc>
         <w:tc>
           <w:tcPr>
-            <w:tcW w:w="1634" w:type="dxa"/>
+            <w:tcW w:w="2693" w:type="dxa"/>
             <w:vAlign w:val="center"/>
           </w:tcPr>
           <w:p>
@@ -12878,13 +12966,13 @@
                 <w:sz w:val="20"/>
                 <w:szCs w:val="20"/>
               </w:rPr>
-              <w:t>{{competencias2}}</w:t>
-            </w:r>
-          </w:p>
-        </w:tc>
-        <w:tc>
-          <w:tcPr>
-            <w:tcW w:w="1337" w:type="dxa"/>
+              <w:t>{{campotematico2}}</w:t>
+            </w:r>
+          </w:p>
+        </w:tc>
+        <w:tc>
+          <w:tcPr>
+            <w:tcW w:w="1560" w:type="dxa"/>
             <w:vAlign w:val="center"/>
           </w:tcPr>
           <w:p>
@@ -12892,7 +12980,38 @@
               <w:autoSpaceDE w:val="0"/>
               <w:autoSpaceDN w:val="0"/>
               <w:adjustRightInd w:val="0"/>
-              <w:jc w:val="center"/>
+              <w:jc w:val="both"/>
+              <w:rPr>
+                <w:rFonts w:ascii="Arial Nova Cond" w:hAnsi="Arial Nova Cond" w:cs="Arial"/>
+                <w:color w:val="000000"/>
+                <w:kern w:val="0"/>
+                <w:sz w:val="20"/>
+                <w:szCs w:val="20"/>
+              </w:rPr>
+            </w:pPr>
+            <w:r>
+              <w:rPr>
+                <w:rFonts w:ascii="Arial Nova Cond" w:hAnsi="Arial Nova Cond" w:cs="Arial"/>
+                <w:color w:val="000000"/>
+                <w:kern w:val="0"/>
+                <w:sz w:val="20"/>
+                <w:szCs w:val="20"/>
+              </w:rPr>
+              <w:t>{{competencias2}}</w:t>
+            </w:r>
+          </w:p>
+        </w:tc>
+        <w:tc>
+          <w:tcPr>
+            <w:tcW w:w="1399" w:type="dxa"/>
+            <w:vAlign w:val="center"/>
+          </w:tcPr>
+          <w:p>
+            <w:pPr>
+              <w:autoSpaceDE w:val="0"/>
+              <w:autoSpaceDN w:val="0"/>
+              <w:adjustRightInd w:val="0"/>
+              <w:jc w:val="both"/>
               <w:rPr>
                 <w:rFonts w:ascii="Arial Nova Cond" w:hAnsi="Arial Nova Cond" w:cs="Arial"/>
                 <w:color w:val="000000"/>
@@ -12921,7 +13040,7 @@
         </w:trPr>
         <w:tc>
           <w:tcPr>
-            <w:tcW w:w="875" w:type="dxa"/>
+            <w:tcW w:w="818" w:type="dxa"/>
             <w:vMerge w:val="restart"/>
             <w:vAlign w:val="center"/>
           </w:tcPr>
@@ -12960,7 +13079,7 @@
         </w:tc>
         <w:tc>
           <w:tcPr>
-            <w:tcW w:w="1095" w:type="dxa"/>
+            <w:tcW w:w="1018" w:type="dxa"/>
             <w:vAlign w:val="center"/>
           </w:tcPr>
           <w:p>
@@ -12998,33 +13117,7 @@
         </w:tc>
         <w:tc>
           <w:tcPr>
-            <w:tcW w:w="1726" w:type="dxa"/>
-            <w:vAlign w:val="center"/>
-          </w:tcPr>
-          <w:p>
-            <w:pPr>
-              <w:pStyle w:val="Sinespaciado"/>
-              <w:jc w:val="both"/>
-              <w:rPr>
-                <w:rFonts w:ascii="Arial Nova Cond" w:eastAsia="Times New Roman" w:hAnsi="Arial Nova Cond" w:cs="Times New Roman"/>
-                <w:sz w:val="20"/>
-                <w:szCs w:val="20"/>
-              </w:rPr>
-            </w:pPr>
-            <w:r>
-              <w:rPr>
-                <w:rFonts w:ascii="Arial Nova Cond" w:eastAsia="Calibri" w:hAnsi="Arial Nova Cond" w:cs="Times New Roman"/>
-                <w:sz w:val="20"/>
-                <w:szCs w:val="20"/>
-                <w:lang w:val="es-ES_tradnl"/>
-              </w:rPr>
-              <w:t>{{problemapotencialidad3}}</w:t>
-            </w:r>
-          </w:p>
-        </w:tc>
-        <w:tc>
-          <w:tcPr>
-            <w:tcW w:w="6169" w:type="dxa"/>
+            <w:tcW w:w="5379" w:type="dxa"/>
             <w:vAlign w:val="center"/>
           </w:tcPr>
           <w:p>
@@ -13059,7 +13152,7 @@
         </w:tc>
         <w:tc>
           <w:tcPr>
-            <w:tcW w:w="2015" w:type="dxa"/>
+            <w:tcW w:w="1984" w:type="dxa"/>
             <w:vAlign w:val="center"/>
           </w:tcPr>
           <w:p>
@@ -13090,7 +13183,7 @@
         </w:tc>
         <w:tc>
           <w:tcPr>
-            <w:tcW w:w="1634" w:type="dxa"/>
+            <w:tcW w:w="2693" w:type="dxa"/>
             <w:vAlign w:val="center"/>
           </w:tcPr>
           <w:p>
@@ -13115,13 +13208,13 @@
                 <w:sz w:val="20"/>
                 <w:szCs w:val="20"/>
               </w:rPr>
-              <w:t>{{competencias3}}</w:t>
-            </w:r>
-          </w:p>
-        </w:tc>
-        <w:tc>
-          <w:tcPr>
-            <w:tcW w:w="1337" w:type="dxa"/>
+              <w:t>{{campotematico3}}</w:t>
+            </w:r>
+          </w:p>
+        </w:tc>
+        <w:tc>
+          <w:tcPr>
+            <w:tcW w:w="1560" w:type="dxa"/>
             <w:vAlign w:val="center"/>
           </w:tcPr>
           <w:p>
@@ -13129,7 +13222,38 @@
               <w:autoSpaceDE w:val="0"/>
               <w:autoSpaceDN w:val="0"/>
               <w:adjustRightInd w:val="0"/>
-              <w:jc w:val="center"/>
+              <w:jc w:val="both"/>
+              <w:rPr>
+                <w:rFonts w:ascii="Arial Nova Cond" w:hAnsi="Arial Nova Cond" w:cs="Arial"/>
+                <w:color w:val="000000"/>
+                <w:kern w:val="0"/>
+                <w:sz w:val="20"/>
+                <w:szCs w:val="20"/>
+              </w:rPr>
+            </w:pPr>
+            <w:r>
+              <w:rPr>
+                <w:rFonts w:ascii="Arial Nova Cond" w:hAnsi="Arial Nova Cond" w:cs="Arial"/>
+                <w:color w:val="000000"/>
+                <w:kern w:val="0"/>
+                <w:sz w:val="20"/>
+                <w:szCs w:val="20"/>
+              </w:rPr>
+              <w:t>{{competencias3}}</w:t>
+            </w:r>
+          </w:p>
+        </w:tc>
+        <w:tc>
+          <w:tcPr>
+            <w:tcW w:w="1399" w:type="dxa"/>
+            <w:vAlign w:val="center"/>
+          </w:tcPr>
+          <w:p>
+            <w:pPr>
+              <w:autoSpaceDE w:val="0"/>
+              <w:autoSpaceDN w:val="0"/>
+              <w:adjustRightInd w:val="0"/>
+              <w:jc w:val="both"/>
               <w:rPr>
                 <w:rFonts w:ascii="Arial Nova Cond" w:hAnsi="Arial Nova Cond" w:cs="Arial"/>
                 <w:color w:val="000000"/>
@@ -13158,7 +13282,7 @@
         </w:trPr>
         <w:tc>
           <w:tcPr>
-            <w:tcW w:w="875" w:type="dxa"/>
+            <w:tcW w:w="818" w:type="dxa"/>
             <w:vMerge/>
             <w:vAlign w:val="center"/>
           </w:tcPr>
@@ -13186,7 +13310,7 @@
         </w:tc>
         <w:tc>
           <w:tcPr>
-            <w:tcW w:w="1095" w:type="dxa"/>
+            <w:tcW w:w="1018" w:type="dxa"/>
             <w:vAlign w:val="center"/>
           </w:tcPr>
           <w:p>
@@ -13224,33 +13348,7 @@
         </w:tc>
         <w:tc>
           <w:tcPr>
-            <w:tcW w:w="1726" w:type="dxa"/>
-            <w:vAlign w:val="center"/>
-          </w:tcPr>
-          <w:p>
-            <w:pPr>
-              <w:pStyle w:val="Sinespaciado"/>
-              <w:jc w:val="both"/>
-              <w:rPr>
-                <w:rFonts w:ascii="Arial Nova Cond" w:hAnsi="Arial Nova Cond"/>
-                <w:sz w:val="20"/>
-                <w:szCs w:val="20"/>
-              </w:rPr>
-            </w:pPr>
-            <w:r>
-              <w:rPr>
-                <w:rFonts w:ascii="Arial Nova Cond" w:eastAsia="Calibri" w:hAnsi="Arial Nova Cond" w:cs="Times New Roman"/>
-                <w:sz w:val="20"/>
-                <w:szCs w:val="20"/>
-                <w:lang w:val="es-ES_tradnl"/>
-              </w:rPr>
-              <w:t>{{problemapotencialidad4}}</w:t>
-            </w:r>
-          </w:p>
-        </w:tc>
-        <w:tc>
-          <w:tcPr>
-            <w:tcW w:w="6169" w:type="dxa"/>
+            <w:tcW w:w="5379" w:type="dxa"/>
             <w:vAlign w:val="center"/>
           </w:tcPr>
           <w:p>
@@ -13285,7 +13383,7 @@
         </w:tc>
         <w:tc>
           <w:tcPr>
-            <w:tcW w:w="2015" w:type="dxa"/>
+            <w:tcW w:w="1984" w:type="dxa"/>
             <w:vAlign w:val="center"/>
           </w:tcPr>
           <w:p>
@@ -13316,7 +13414,7 @@
         </w:tc>
         <w:tc>
           <w:tcPr>
-            <w:tcW w:w="1634" w:type="dxa"/>
+            <w:tcW w:w="2693" w:type="dxa"/>
             <w:vAlign w:val="center"/>
           </w:tcPr>
           <w:p>
@@ -13341,13 +13439,13 @@
                 <w:sz w:val="20"/>
                 <w:szCs w:val="20"/>
               </w:rPr>
-              <w:t>{{competencias4}}</w:t>
-            </w:r>
-          </w:p>
-        </w:tc>
-        <w:tc>
-          <w:tcPr>
-            <w:tcW w:w="1337" w:type="dxa"/>
+              <w:t>{{campotematico4}}</w:t>
+            </w:r>
+          </w:p>
+        </w:tc>
+        <w:tc>
+          <w:tcPr>
+            <w:tcW w:w="1560" w:type="dxa"/>
             <w:vAlign w:val="center"/>
           </w:tcPr>
           <w:p>
@@ -13355,7 +13453,38 @@
               <w:autoSpaceDE w:val="0"/>
               <w:autoSpaceDN w:val="0"/>
               <w:adjustRightInd w:val="0"/>
-              <w:jc w:val="center"/>
+              <w:jc w:val="both"/>
+              <w:rPr>
+                <w:rFonts w:ascii="Arial Nova Cond" w:hAnsi="Arial Nova Cond" w:cs="Arial"/>
+                <w:color w:val="000000"/>
+                <w:kern w:val="0"/>
+                <w:sz w:val="20"/>
+                <w:szCs w:val="20"/>
+              </w:rPr>
+            </w:pPr>
+            <w:r>
+              <w:rPr>
+                <w:rFonts w:ascii="Arial Nova Cond" w:hAnsi="Arial Nova Cond" w:cs="Arial"/>
+                <w:color w:val="000000"/>
+                <w:kern w:val="0"/>
+                <w:sz w:val="20"/>
+                <w:szCs w:val="20"/>
+              </w:rPr>
+              <w:t>{{competencias4}}</w:t>
+            </w:r>
+          </w:p>
+        </w:tc>
+        <w:tc>
+          <w:tcPr>
+            <w:tcW w:w="1399" w:type="dxa"/>
+            <w:vAlign w:val="center"/>
+          </w:tcPr>
+          <w:p>
+            <w:pPr>
+              <w:autoSpaceDE w:val="0"/>
+              <w:autoSpaceDN w:val="0"/>
+              <w:adjustRightInd w:val="0"/>
+              <w:jc w:val="both"/>
               <w:rPr>
                 <w:rFonts w:ascii="Arial Nova Cond" w:hAnsi="Arial Nova Cond" w:cs="Arial"/>
                 <w:color w:val="000000"/>
@@ -13384,7 +13513,7 @@
         </w:trPr>
         <w:tc>
           <w:tcPr>
-            <w:tcW w:w="875" w:type="dxa"/>
+            <w:tcW w:w="818" w:type="dxa"/>
             <w:vMerge w:val="restart"/>
             <w:vAlign w:val="center"/>
           </w:tcPr>
@@ -13423,7 +13552,7 @@
         </w:tc>
         <w:tc>
           <w:tcPr>
-            <w:tcW w:w="1095" w:type="dxa"/>
+            <w:tcW w:w="1018" w:type="dxa"/>
             <w:vAlign w:val="center"/>
           </w:tcPr>
           <w:p>
@@ -13461,34 +13590,7 @@
         </w:tc>
         <w:tc>
           <w:tcPr>
-            <w:tcW w:w="1726" w:type="dxa"/>
-            <w:vAlign w:val="center"/>
-          </w:tcPr>
-          <w:p>
-            <w:pPr>
-              <w:pStyle w:val="Sinespaciado"/>
-              <w:jc w:val="both"/>
-              <w:rPr>
-                <w:rFonts w:ascii="Arial Nova Cond" w:hAnsi="Arial Nova Cond"/>
-                <w:color w:val="000000" w:themeColor="text1"/>
-                <w:sz w:val="20"/>
-                <w:szCs w:val="20"/>
-              </w:rPr>
-            </w:pPr>
-            <w:r>
-              <w:rPr>
-                <w:rFonts w:ascii="Arial Nova Cond" w:eastAsia="Calibri" w:hAnsi="Arial Nova Cond" w:cs="Times New Roman"/>
-                <w:sz w:val="20"/>
-                <w:szCs w:val="20"/>
-                <w:lang w:val="es-ES_tradnl"/>
-              </w:rPr>
-              <w:t>{{problemapotencialidad5}}</w:t>
-            </w:r>
-          </w:p>
-        </w:tc>
-        <w:tc>
-          <w:tcPr>
-            <w:tcW w:w="6169" w:type="dxa"/>
+            <w:tcW w:w="5379" w:type="dxa"/>
             <w:vAlign w:val="center"/>
           </w:tcPr>
           <w:p>
@@ -13517,13 +13619,13 @@
                 <w:szCs w:val="20"/>
                 <w:lang w:val="es-ES_tradnl"/>
               </w:rPr>
-              <w:t>{{situacionsignificativa5}}</w:t>
-            </w:r>
-          </w:p>
-        </w:tc>
-        <w:tc>
-          <w:tcPr>
-            <w:tcW w:w="2015" w:type="dxa"/>
+              <w:t xml:space="preserve">{{situacionsignificativa5}} </w:t>
+            </w:r>
+          </w:p>
+        </w:tc>
+        <w:tc>
+          <w:tcPr>
+            <w:tcW w:w="1984" w:type="dxa"/>
             <w:vAlign w:val="center"/>
           </w:tcPr>
           <w:p>
@@ -13554,7 +13656,7 @@
         </w:tc>
         <w:tc>
           <w:tcPr>
-            <w:tcW w:w="1634" w:type="dxa"/>
+            <w:tcW w:w="2693" w:type="dxa"/>
             <w:vAlign w:val="center"/>
           </w:tcPr>
           <w:p>
@@ -13579,13 +13681,13 @@
                 <w:sz w:val="20"/>
                 <w:szCs w:val="20"/>
               </w:rPr>
-              <w:t>{{competencias5}}</w:t>
-            </w:r>
-          </w:p>
-        </w:tc>
-        <w:tc>
-          <w:tcPr>
-            <w:tcW w:w="1337" w:type="dxa"/>
+              <w:t>{{campotematico5}}</w:t>
+            </w:r>
+          </w:p>
+        </w:tc>
+        <w:tc>
+          <w:tcPr>
+            <w:tcW w:w="1560" w:type="dxa"/>
             <w:vAlign w:val="center"/>
           </w:tcPr>
           <w:p>
@@ -13593,7 +13695,38 @@
               <w:autoSpaceDE w:val="0"/>
               <w:autoSpaceDN w:val="0"/>
               <w:adjustRightInd w:val="0"/>
-              <w:jc w:val="center"/>
+              <w:jc w:val="both"/>
+              <w:rPr>
+                <w:rFonts w:ascii="Arial Nova Cond" w:hAnsi="Arial Nova Cond" w:cs="Arial"/>
+                <w:color w:val="000000"/>
+                <w:kern w:val="0"/>
+                <w:sz w:val="20"/>
+                <w:szCs w:val="20"/>
+              </w:rPr>
+            </w:pPr>
+            <w:r>
+              <w:rPr>
+                <w:rFonts w:ascii="Arial Nova Cond" w:hAnsi="Arial Nova Cond" w:cs="Arial"/>
+                <w:color w:val="000000"/>
+                <w:kern w:val="0"/>
+                <w:sz w:val="20"/>
+                <w:szCs w:val="20"/>
+              </w:rPr>
+              <w:t>{{competencias5}}</w:t>
+            </w:r>
+          </w:p>
+        </w:tc>
+        <w:tc>
+          <w:tcPr>
+            <w:tcW w:w="1399" w:type="dxa"/>
+            <w:vAlign w:val="center"/>
+          </w:tcPr>
+          <w:p>
+            <w:pPr>
+              <w:autoSpaceDE w:val="0"/>
+              <w:autoSpaceDN w:val="0"/>
+              <w:adjustRightInd w:val="0"/>
+              <w:jc w:val="both"/>
               <w:rPr>
                 <w:rFonts w:ascii="Arial Nova Cond" w:hAnsi="Arial Nova Cond" w:cs="Arial"/>
                 <w:color w:val="000000"/>
@@ -13622,7 +13755,7 @@
         </w:trPr>
         <w:tc>
           <w:tcPr>
-            <w:tcW w:w="875" w:type="dxa"/>
+            <w:tcW w:w="818" w:type="dxa"/>
             <w:vMerge/>
             <w:vAlign w:val="center"/>
           </w:tcPr>
@@ -13650,7 +13783,7 @@
         </w:tc>
         <w:tc>
           <w:tcPr>
-            <w:tcW w:w="1095" w:type="dxa"/>
+            <w:tcW w:w="1018" w:type="dxa"/>
             <w:vAlign w:val="center"/>
           </w:tcPr>
           <w:p>
@@ -13688,33 +13821,7 @@
         </w:tc>
         <w:tc>
           <w:tcPr>
-            <w:tcW w:w="1726" w:type="dxa"/>
-            <w:vAlign w:val="center"/>
-          </w:tcPr>
-          <w:p>
-            <w:pPr>
-              <w:pStyle w:val="Sinespaciado"/>
-              <w:jc w:val="both"/>
-              <w:rPr>
-                <w:rFonts w:ascii="Arial Nova Cond" w:hAnsi="Arial Nova Cond"/>
-                <w:sz w:val="20"/>
-                <w:szCs w:val="20"/>
-              </w:rPr>
-            </w:pPr>
-            <w:r>
-              <w:rPr>
-                <w:rFonts w:ascii="Arial Nova Cond" w:eastAsia="Calibri" w:hAnsi="Arial Nova Cond" w:cs="Times New Roman"/>
-                <w:sz w:val="20"/>
-                <w:szCs w:val="20"/>
-                <w:lang w:val="es-ES_tradnl"/>
-              </w:rPr>
-              <w:t>{{problemapotencialidad6}}</w:t>
-            </w:r>
-          </w:p>
-        </w:tc>
-        <w:tc>
-          <w:tcPr>
-            <w:tcW w:w="6169" w:type="dxa"/>
+            <w:tcW w:w="5379" w:type="dxa"/>
             <w:vAlign w:val="center"/>
           </w:tcPr>
           <w:p>
@@ -13748,7 +13855,7 @@
         </w:tc>
         <w:tc>
           <w:tcPr>
-            <w:tcW w:w="2015" w:type="dxa"/>
+            <w:tcW w:w="1984" w:type="dxa"/>
             <w:vAlign w:val="center"/>
           </w:tcPr>
           <w:p>
@@ -13779,7 +13886,7 @@
         </w:tc>
         <w:tc>
           <w:tcPr>
-            <w:tcW w:w="1634" w:type="dxa"/>
+            <w:tcW w:w="2693" w:type="dxa"/>
             <w:vAlign w:val="center"/>
           </w:tcPr>
           <w:p>
@@ -13804,13 +13911,13 @@
                 <w:sz w:val="20"/>
                 <w:szCs w:val="20"/>
               </w:rPr>
-              <w:t>{{competencias6}}</w:t>
-            </w:r>
-          </w:p>
-        </w:tc>
-        <w:tc>
-          <w:tcPr>
-            <w:tcW w:w="1337" w:type="dxa"/>
+              <w:t>{{campotematico6}}</w:t>
+            </w:r>
+          </w:p>
+        </w:tc>
+        <w:tc>
+          <w:tcPr>
+            <w:tcW w:w="1560" w:type="dxa"/>
             <w:vAlign w:val="center"/>
           </w:tcPr>
           <w:p>
@@ -13818,7 +13925,38 @@
               <w:autoSpaceDE w:val="0"/>
               <w:autoSpaceDN w:val="0"/>
               <w:adjustRightInd w:val="0"/>
-              <w:jc w:val="center"/>
+              <w:jc w:val="both"/>
+              <w:rPr>
+                <w:rFonts w:ascii="Arial Nova Cond" w:hAnsi="Arial Nova Cond" w:cs="Arial"/>
+                <w:color w:val="000000"/>
+                <w:kern w:val="0"/>
+                <w:sz w:val="20"/>
+                <w:szCs w:val="20"/>
+              </w:rPr>
+            </w:pPr>
+            <w:r>
+              <w:rPr>
+                <w:rFonts w:ascii="Arial Nova Cond" w:hAnsi="Arial Nova Cond" w:cs="Arial"/>
+                <w:color w:val="000000"/>
+                <w:kern w:val="0"/>
+                <w:sz w:val="20"/>
+                <w:szCs w:val="20"/>
+              </w:rPr>
+              <w:t>{{competencias6}}</w:t>
+            </w:r>
+          </w:p>
+        </w:tc>
+        <w:tc>
+          <w:tcPr>
+            <w:tcW w:w="1399" w:type="dxa"/>
+            <w:vAlign w:val="center"/>
+          </w:tcPr>
+          <w:p>
+            <w:pPr>
+              <w:autoSpaceDE w:val="0"/>
+              <w:autoSpaceDN w:val="0"/>
+              <w:adjustRightInd w:val="0"/>
+              <w:jc w:val="both"/>
               <w:rPr>
                 <w:rFonts w:ascii="Arial Nova Cond" w:hAnsi="Arial Nova Cond" w:cs="Arial"/>
                 <w:color w:val="000000"/>
@@ -13847,7 +13985,7 @@
         </w:trPr>
         <w:tc>
           <w:tcPr>
-            <w:tcW w:w="875" w:type="dxa"/>
+            <w:tcW w:w="818" w:type="dxa"/>
             <w:vMerge w:val="restart"/>
             <w:vAlign w:val="center"/>
           </w:tcPr>
@@ -13886,7 +14024,7 @@
         </w:tc>
         <w:tc>
           <w:tcPr>
-            <w:tcW w:w="1095" w:type="dxa"/>
+            <w:tcW w:w="1018" w:type="dxa"/>
             <w:vAlign w:val="center"/>
           </w:tcPr>
           <w:p>
@@ -13924,7 +14062,7 @@
         </w:tc>
         <w:tc>
           <w:tcPr>
-            <w:tcW w:w="1726" w:type="dxa"/>
+            <w:tcW w:w="5379" w:type="dxa"/>
             <w:vAlign w:val="center"/>
           </w:tcPr>
           <w:p>
@@ -13937,62 +14075,28 @@
               </w:tabs>
               <w:spacing w:line="276" w:lineRule="auto"/>
               <w:ind w:left="0"/>
+              <w:jc w:val="both"/>
+              <w:rPr>
+                <w:rFonts w:ascii="Arial Nova Cond" w:hAnsi="Arial Nova Cond"/>
+                <w:color w:val="000000" w:themeColor="text1"/>
+                <w:sz w:val="20"/>
+                <w:szCs w:val="20"/>
+              </w:rPr>
+            </w:pPr>
+            <w:r>
               <w:rPr>
                 <w:rFonts w:ascii="Arial Nova Cond" w:eastAsia="Calibri" w:hAnsi="Arial Nova Cond" w:cs="Times New Roman"/>
-                <w:color w:val="000000" w:themeColor="text1"/>
                 <w:sz w:val="20"/>
                 <w:szCs w:val="20"/>
                 <w:lang w:val="es-ES_tradnl"/>
               </w:rPr>
-            </w:pPr>
-            <w:r>
-              <w:rPr>
-                <w:rFonts w:ascii="Arial Nova Cond" w:eastAsia="Calibri" w:hAnsi="Arial Nova Cond" w:cs="Times New Roman"/>
-                <w:sz w:val="20"/>
-                <w:szCs w:val="20"/>
-                <w:lang w:val="es-ES_tradnl"/>
-              </w:rPr>
-              <w:t>{{problemapotencialidad7}}</w:t>
-            </w:r>
-          </w:p>
-        </w:tc>
-        <w:tc>
-          <w:tcPr>
-            <w:tcW w:w="6169" w:type="dxa"/>
-            <w:vAlign w:val="center"/>
-          </w:tcPr>
-          <w:p>
-            <w:pPr>
-              <w:pStyle w:val="Prrafodelista"/>
-              <w:tabs>
-                <w:tab w:val="left" w:pos="0"/>
-                <w:tab w:val="left" w:pos="142"/>
-                <w:tab w:val="left" w:pos="284"/>
-              </w:tabs>
-              <w:spacing w:line="276" w:lineRule="auto"/>
-              <w:ind w:left="0"/>
-              <w:jc w:val="both"/>
-              <w:rPr>
-                <w:rFonts w:ascii="Arial Nova Cond" w:hAnsi="Arial Nova Cond"/>
-                <w:color w:val="000000" w:themeColor="text1"/>
-                <w:sz w:val="20"/>
-                <w:szCs w:val="20"/>
-              </w:rPr>
-            </w:pPr>
-            <w:r>
-              <w:rPr>
-                <w:rFonts w:ascii="Arial Nova Cond" w:eastAsia="Calibri" w:hAnsi="Arial Nova Cond" w:cs="Times New Roman"/>
-                <w:sz w:val="20"/>
-                <w:szCs w:val="20"/>
-                <w:lang w:val="es-ES_tradnl"/>
-              </w:rPr>
               <w:t>{{situacionsignificativa7}}</w:t>
             </w:r>
           </w:p>
         </w:tc>
         <w:tc>
           <w:tcPr>
-            <w:tcW w:w="2015" w:type="dxa"/>
+            <w:tcW w:w="1984" w:type="dxa"/>
             <w:vAlign w:val="center"/>
           </w:tcPr>
           <w:p>
@@ -14023,7 +14127,7 @@
         </w:tc>
         <w:tc>
           <w:tcPr>
-            <w:tcW w:w="1634" w:type="dxa"/>
+            <w:tcW w:w="2693" w:type="dxa"/>
             <w:vAlign w:val="center"/>
           </w:tcPr>
           <w:p>
@@ -14048,13 +14152,13 @@
                 <w:sz w:val="20"/>
                 <w:szCs w:val="20"/>
               </w:rPr>
-              <w:t>{{competencias7}}</w:t>
-            </w:r>
-          </w:p>
-        </w:tc>
-        <w:tc>
-          <w:tcPr>
-            <w:tcW w:w="1337" w:type="dxa"/>
+              <w:t>{{campotematico7}}</w:t>
+            </w:r>
+          </w:p>
+        </w:tc>
+        <w:tc>
+          <w:tcPr>
+            <w:tcW w:w="1560" w:type="dxa"/>
             <w:vAlign w:val="center"/>
           </w:tcPr>
           <w:p>
@@ -14062,7 +14166,38 @@
               <w:autoSpaceDE w:val="0"/>
               <w:autoSpaceDN w:val="0"/>
               <w:adjustRightInd w:val="0"/>
-              <w:jc w:val="center"/>
+              <w:jc w:val="both"/>
+              <w:rPr>
+                <w:rFonts w:ascii="Arial Nova Cond" w:hAnsi="Arial Nova Cond" w:cs="Arial"/>
+                <w:color w:val="000000"/>
+                <w:kern w:val="0"/>
+                <w:sz w:val="20"/>
+                <w:szCs w:val="20"/>
+              </w:rPr>
+            </w:pPr>
+            <w:r>
+              <w:rPr>
+                <w:rFonts w:ascii="Arial Nova Cond" w:hAnsi="Arial Nova Cond" w:cs="Arial"/>
+                <w:color w:val="000000"/>
+                <w:kern w:val="0"/>
+                <w:sz w:val="20"/>
+                <w:szCs w:val="20"/>
+              </w:rPr>
+              <w:t>{{competencias7}}</w:t>
+            </w:r>
+          </w:p>
+        </w:tc>
+        <w:tc>
+          <w:tcPr>
+            <w:tcW w:w="1399" w:type="dxa"/>
+            <w:vAlign w:val="center"/>
+          </w:tcPr>
+          <w:p>
+            <w:pPr>
+              <w:autoSpaceDE w:val="0"/>
+              <w:autoSpaceDN w:val="0"/>
+              <w:adjustRightInd w:val="0"/>
+              <w:jc w:val="both"/>
               <w:rPr>
                 <w:rFonts w:ascii="Arial Nova Cond" w:hAnsi="Arial Nova Cond" w:cs="Arial"/>
                 <w:color w:val="000000"/>
@@ -14091,7 +14226,7 @@
         </w:trPr>
         <w:tc>
           <w:tcPr>
-            <w:tcW w:w="875" w:type="dxa"/>
+            <w:tcW w:w="818" w:type="dxa"/>
             <w:vMerge/>
             <w:vAlign w:val="center"/>
           </w:tcPr>
@@ -14119,7 +14254,7 @@
         </w:tc>
         <w:tc>
           <w:tcPr>
-            <w:tcW w:w="1095" w:type="dxa"/>
+            <w:tcW w:w="1018" w:type="dxa"/>
             <w:vAlign w:val="center"/>
           </w:tcPr>
           <w:p>
@@ -14157,7 +14292,7 @@
         </w:tc>
         <w:tc>
           <w:tcPr>
-            <w:tcW w:w="1726" w:type="dxa"/>
+            <w:tcW w:w="5379" w:type="dxa"/>
             <w:vAlign w:val="center"/>
           </w:tcPr>
           <w:p>
@@ -14170,6 +14305,7 @@
               </w:tabs>
               <w:spacing w:line="276" w:lineRule="auto"/>
               <w:ind w:left="0"/>
+              <w:jc w:val="both"/>
               <w:rPr>
                 <w:rFonts w:ascii="Arial Nova Cond" w:eastAsia="Calibri" w:hAnsi="Arial Nova Cond" w:cs="Times New Roman"/>
                 <w:color w:val="000000" w:themeColor="text1"/>
@@ -14185,48 +14321,13 @@
                 <w:szCs w:val="20"/>
                 <w:lang w:val="es-ES_tradnl"/>
               </w:rPr>
-              <w:t>{{problemapotencialidad8}}</w:t>
-            </w:r>
-          </w:p>
-        </w:tc>
-        <w:tc>
-          <w:tcPr>
-            <w:tcW w:w="6169" w:type="dxa"/>
-            <w:vAlign w:val="center"/>
-          </w:tcPr>
-          <w:p>
-            <w:pPr>
-              <w:pStyle w:val="Prrafodelista"/>
-              <w:tabs>
-                <w:tab w:val="left" w:pos="0"/>
-                <w:tab w:val="left" w:pos="142"/>
-                <w:tab w:val="left" w:pos="284"/>
-              </w:tabs>
-              <w:spacing w:line="276" w:lineRule="auto"/>
-              <w:ind w:left="0"/>
-              <w:jc w:val="both"/>
-              <w:rPr>
-                <w:rFonts w:ascii="Arial Nova Cond" w:eastAsia="Calibri" w:hAnsi="Arial Nova Cond" w:cs="Times New Roman"/>
-                <w:color w:val="000000" w:themeColor="text1"/>
-                <w:sz w:val="20"/>
-                <w:szCs w:val="20"/>
-                <w:lang w:val="es-ES_tradnl"/>
-              </w:rPr>
-            </w:pPr>
-            <w:r>
-              <w:rPr>
-                <w:rFonts w:ascii="Arial Nova Cond" w:eastAsia="Calibri" w:hAnsi="Arial Nova Cond" w:cs="Times New Roman"/>
-                <w:sz w:val="20"/>
-                <w:szCs w:val="20"/>
-                <w:lang w:val="es-ES_tradnl"/>
-              </w:rPr>
               <w:t>{{situacionsignificativa8}}</w:t>
             </w:r>
           </w:p>
         </w:tc>
         <w:tc>
           <w:tcPr>
-            <w:tcW w:w="2015" w:type="dxa"/>
+            <w:tcW w:w="1984" w:type="dxa"/>
             <w:vAlign w:val="center"/>
           </w:tcPr>
           <w:p>
@@ -14256,7 +14357,7 @@
         </w:tc>
         <w:tc>
           <w:tcPr>
-            <w:tcW w:w="1634" w:type="dxa"/>
+            <w:tcW w:w="2693" w:type="dxa"/>
             <w:vAlign w:val="center"/>
           </w:tcPr>
           <w:p>
@@ -14281,13 +14382,13 @@
                 <w:sz w:val="20"/>
                 <w:szCs w:val="20"/>
               </w:rPr>
-              <w:t>{{competencias8}}</w:t>
-            </w:r>
-          </w:p>
-        </w:tc>
-        <w:tc>
-          <w:tcPr>
-            <w:tcW w:w="1337" w:type="dxa"/>
+              <w:t>{{campotematico8}}</w:t>
+            </w:r>
+          </w:p>
+        </w:tc>
+        <w:tc>
+          <w:tcPr>
+            <w:tcW w:w="1560" w:type="dxa"/>
             <w:vAlign w:val="center"/>
           </w:tcPr>
           <w:p>
@@ -14295,7 +14396,38 @@
               <w:autoSpaceDE w:val="0"/>
               <w:autoSpaceDN w:val="0"/>
               <w:adjustRightInd w:val="0"/>
-              <w:jc w:val="center"/>
+              <w:jc w:val="both"/>
+              <w:rPr>
+                <w:rFonts w:ascii="Arial Nova Cond" w:hAnsi="Arial Nova Cond" w:cs="Arial"/>
+                <w:color w:val="000000"/>
+                <w:kern w:val="0"/>
+                <w:sz w:val="20"/>
+                <w:szCs w:val="20"/>
+              </w:rPr>
+            </w:pPr>
+            <w:r>
+              <w:rPr>
+                <w:rFonts w:ascii="Arial Nova Cond" w:hAnsi="Arial Nova Cond" w:cs="Arial"/>
+                <w:color w:val="000000"/>
+                <w:kern w:val="0"/>
+                <w:sz w:val="20"/>
+                <w:szCs w:val="20"/>
+              </w:rPr>
+              <w:t>{{competencias8}}</w:t>
+            </w:r>
+          </w:p>
+        </w:tc>
+        <w:tc>
+          <w:tcPr>
+            <w:tcW w:w="1399" w:type="dxa"/>
+            <w:vAlign w:val="center"/>
+          </w:tcPr>
+          <w:p>
+            <w:pPr>
+              <w:autoSpaceDE w:val="0"/>
+              <w:autoSpaceDN w:val="0"/>
+              <w:adjustRightInd w:val="0"/>
+              <w:jc w:val="both"/>
               <w:rPr>
                 <w:rFonts w:ascii="Arial Nova Cond" w:hAnsi="Arial Nova Cond" w:cs="Arial"/>
                 <w:color w:val="000000"/>
@@ -26710,7 +26842,25 @@
                 <w:kern w:val="0"/>
                 <w14:ligatures w14:val="none"/>
               </w:rPr>
-              <w:t>Resolución Ministerial N.° 501-2025</w:t>
+              <w:t xml:space="preserve">Resolución Ministerial </w:t>
+            </w:r>
+            <w:proofErr w:type="spellStart"/>
+            <w:r>
+              <w:rPr>
+                <w:rFonts w:ascii="Arial Nova Cond Light" w:eastAsia="Calibri" w:hAnsi="Arial Nova Cond Light" w:cs="Calibri Light"/>
+                <w:kern w:val="0"/>
+                <w14:ligatures w14:val="none"/>
+              </w:rPr>
+              <w:t>N.°</w:t>
+            </w:r>
+            <w:proofErr w:type="spellEnd"/>
+            <w:r>
+              <w:rPr>
+                <w:rFonts w:ascii="Arial Nova Cond Light" w:eastAsia="Calibri" w:hAnsi="Arial Nova Cond Light" w:cs="Calibri Light"/>
+                <w:kern w:val="0"/>
+                <w14:ligatures w14:val="none"/>
+              </w:rPr>
+              <w:t xml:space="preserve"> 501-2025</w:t>
             </w:r>
             <w:r>
               <w:rPr>
@@ -27499,7 +27649,7 @@
 </file>
 
 <file path=word/endnotes.xml><?xml version="1.0" encoding="utf-8"?>
-<w:endnotes xmlns:wpc="http://schemas.microsoft.com/office/word/2010/wordprocessingCanvas" xmlns:cx="http://schemas.microsoft.com/office/drawing/2014/chartex" xmlns:cx1="http://schemas.microsoft.com/office/drawing/2015/9/8/chartex" xmlns:cx2="http://schemas.microsoft.com/office/drawing/2015/10/21/chartex" xmlns:cx3="http://schemas.microsoft.com/office/drawing/2016/5/9/chartex" xmlns:cx4="http://schemas.microsoft.com/office/drawing/2016/5/10/chartex" xmlns:cx5="http://schemas.microsoft.com/office/drawing/2016/5/11/chartex" xmlns:cx6="http://schemas.microsoft.com/office/drawing/2016/5/12/chartex" xmlns:cx7="http://schemas.microsoft.com/office/drawing/2016/5/13/chartex" xmlns:cx8="http://schemas.microsoft.com/office/drawing/2016/5/14/chartex" xmlns:mc="http://schemas.openxmlformats.org/markup-compatibility/2006" xmlns:aink="http://schemas.microsoft.com/office/drawing/2016/ink" xmlns:am3d="http://schemas.microsoft.com/office/drawing/2017/model3d" xmlns:o="urn:schemas-microsoft-com:office:office" xmlns:oel="http://schemas.microsoft.com/office/2019/extlst" xmlns:r="http://schemas.openxmlformats.org/officeDocument/2006/relationships" xmlns:m="http://schemas.openxmlformats.org/officeDocument/2006/math" xmlns:v="urn:schemas-microsoft-com:vml" xmlns:wp14="http://schemas.microsoft.com/office/word/2010/wordprocessingDrawing" xmlns:wp="http://schemas.openxmlformats.org/drawingml/2006/wordprocessingDrawing" xmlns:w10="urn:schemas-microsoft-com:office:word" xmlns:w="http://schemas.openxmlformats.org/wordprocessingml/2006/main" xmlns:w14="http://schemas.microsoft.com/office/word/2010/wordml" xmlns:w15="http://schemas.microsoft.com/office/word/2012/wordml" xmlns:w16cex="http://schemas.microsoft.com/office/word/2018/wordml/cex" xmlns:w16cid="http://schemas.microsoft.com/office/word/2016/wordml/cid" xmlns:w16="http://schemas.microsoft.com/office/word/2018/wordml" xmlns:w16du="http://schemas.microsoft.com/office/word/2023/wordml/word16du" xmlns:w16sdtdh="http://schemas.microsoft.com/office/word/2020/wordml/sdtdatahash" xmlns:w16se="http://schemas.microsoft.com/office/word/2015/wordml/symex" xmlns:wpg="http://schemas.microsoft.com/office/word/2010/wordprocessingGroup" xmlns:wpi="http://schemas.microsoft.com/office/word/2010/wordprocessingInk" xmlns:wne="http://schemas.microsoft.com/office/word/2006/wordml" xmlns:wps="http://schemas.microsoft.com/office/word/2010/wordprocessingShape" mc:Ignorable="w14 w15 w16se w16cid w16 w16cex w16sdtdh w16du wp14">
+<w:endnotes xmlns:wpc="http://schemas.microsoft.com/office/word/2010/wordprocessingCanvas" xmlns:cx="http://schemas.microsoft.com/office/drawing/2014/chartex" xmlns:cx1="http://schemas.microsoft.com/office/drawing/2015/9/8/chartex" xmlns:cx2="http://schemas.microsoft.com/office/drawing/2015/10/21/chartex" xmlns:cx3="http://schemas.microsoft.com/office/drawing/2016/5/9/chartex" xmlns:cx4="http://schemas.microsoft.com/office/drawing/2016/5/10/chartex" xmlns:cx5="http://schemas.microsoft.com/office/drawing/2016/5/11/chartex" xmlns:cx6="http://schemas.microsoft.com/office/drawing/2016/5/12/chartex" xmlns:cx7="http://schemas.microsoft.com/office/drawing/2016/5/13/chartex" xmlns:cx8="http://schemas.microsoft.com/office/drawing/2016/5/14/chartex" xmlns:mc="http://schemas.openxmlformats.org/markup-compatibility/2006" xmlns:aink="http://schemas.microsoft.com/office/drawing/2016/ink" xmlns:am3d="http://schemas.microsoft.com/office/drawing/2017/model3d" xmlns:o="urn:schemas-microsoft-com:office:office" xmlns:oel="http://schemas.microsoft.com/office/2019/extlst" xmlns:r="http://schemas.openxmlformats.org/officeDocument/2006/relationships" xmlns:m="http://schemas.openxmlformats.org/officeDocument/2006/math" xmlns:v="urn:schemas-microsoft-com:vml" xmlns:wp14="http://schemas.microsoft.com/office/word/2010/wordprocessingDrawing" xmlns:wp="http://schemas.openxmlformats.org/drawingml/2006/wordprocessingDrawing" xmlns:w10="urn:schemas-microsoft-com:office:word" xmlns:w="http://schemas.openxmlformats.org/wordprocessingml/2006/main" xmlns:w14="http://schemas.microsoft.com/office/word/2010/wordml" xmlns:w15="http://schemas.microsoft.com/office/word/2012/wordml" xmlns:w16cex="http://schemas.microsoft.com/office/word/2018/wordml/cex" xmlns:w16cid="http://schemas.microsoft.com/office/word/2016/wordml/cid" xmlns:w16="http://schemas.microsoft.com/office/word/2018/wordml" xmlns:w16du="http://schemas.microsoft.com/office/word/2023/wordml/word16du" xmlns:w16sdtdh="http://schemas.microsoft.com/office/word/2020/wordml/sdtdatahash" xmlns:w16sdtfl="http://schemas.microsoft.com/office/word/2024/wordml/sdtformatlock" xmlns:w16se="http://schemas.microsoft.com/office/word/2015/wordml/symex" xmlns:wpg="http://schemas.microsoft.com/office/word/2010/wordprocessingGroup" xmlns:wpi="http://schemas.microsoft.com/office/word/2010/wordprocessingInk" xmlns:wne="http://schemas.microsoft.com/office/word/2006/wordml" xmlns:wps="http://schemas.microsoft.com/office/word/2010/wordprocessingShape" mc:Ignorable="w14 w15 w16se w16cid w16 w16cex w16sdtdh w16sdtfl w16du wp14">
   <w:endnote w:type="separator" w:id="-1">
     <w:p>
       <w:pPr>
@@ -27524,7 +27674,7 @@
 </file>
 
 <file path=word/footer1.xml><?xml version="1.0" encoding="utf-8"?>
-<w:ftr xmlns:wpc="http://schemas.microsoft.com/office/word/2010/wordprocessingCanvas" xmlns:cx="http://schemas.microsoft.com/office/drawing/2014/chartex" xmlns:cx1="http://schemas.microsoft.com/office/drawing/2015/9/8/chartex" xmlns:cx2="http://schemas.microsoft.com/office/drawing/2015/10/21/chartex" xmlns:cx3="http://schemas.microsoft.com/office/drawing/2016/5/9/chartex" xmlns:cx4="http://schemas.microsoft.com/office/drawing/2016/5/10/chartex" xmlns:cx5="http://schemas.microsoft.com/office/drawing/2016/5/11/chartex" xmlns:cx6="http://schemas.microsoft.com/office/drawing/2016/5/12/chartex" xmlns:cx7="http://schemas.microsoft.com/office/drawing/2016/5/13/chartex" xmlns:cx8="http://schemas.microsoft.com/office/drawing/2016/5/14/chartex" xmlns:mc="http://schemas.openxmlformats.org/markup-compatibility/2006" xmlns:aink="http://schemas.microsoft.com/office/drawing/2016/ink" xmlns:am3d="http://schemas.microsoft.com/office/drawing/2017/model3d" xmlns:o="urn:schemas-microsoft-com:office:office" xmlns:oel="http://schemas.microsoft.com/office/2019/extlst" xmlns:r="http://schemas.openxmlformats.org/officeDocument/2006/relationships" xmlns:m="http://schemas.openxmlformats.org/officeDocument/2006/math" xmlns:v="urn:schemas-microsoft-com:vml" xmlns:wp14="http://schemas.microsoft.com/office/word/2010/wordprocessingDrawing" xmlns:wp="http://schemas.openxmlformats.org/drawingml/2006/wordprocessingDrawing" xmlns:w10="urn:schemas-microsoft-com:office:word" xmlns:w="http://schemas.openxmlformats.org/wordprocessingml/2006/main" xmlns:w14="http://schemas.microsoft.com/office/word/2010/wordml" xmlns:w15="http://schemas.microsoft.com/office/word/2012/wordml" xmlns:w16cex="http://schemas.microsoft.com/office/word/2018/wordml/cex" xmlns:w16cid="http://schemas.microsoft.com/office/word/2016/wordml/cid" xmlns:w16="http://schemas.microsoft.com/office/word/2018/wordml" xmlns:w16du="http://schemas.microsoft.com/office/word/2023/wordml/word16du" xmlns:w16sdtdh="http://schemas.microsoft.com/office/word/2020/wordml/sdtdatahash" xmlns:w16se="http://schemas.microsoft.com/office/word/2015/wordml/symex" xmlns:wpg="http://schemas.microsoft.com/office/word/2010/wordprocessingGroup" xmlns:wpi="http://schemas.microsoft.com/office/word/2010/wordprocessingInk" xmlns:wne="http://schemas.microsoft.com/office/word/2006/wordml" xmlns:wps="http://schemas.microsoft.com/office/word/2010/wordprocessingShape" mc:Ignorable="w14 w15 w16se w16cid w16 w16cex w16sdtdh w16du wp14">
+<w:ftr xmlns:wpc="http://schemas.microsoft.com/office/word/2010/wordprocessingCanvas" xmlns:cx="http://schemas.microsoft.com/office/drawing/2014/chartex" xmlns:cx1="http://schemas.microsoft.com/office/drawing/2015/9/8/chartex" xmlns:cx2="http://schemas.microsoft.com/office/drawing/2015/10/21/chartex" xmlns:cx3="http://schemas.microsoft.com/office/drawing/2016/5/9/chartex" xmlns:cx4="http://schemas.microsoft.com/office/drawing/2016/5/10/chartex" xmlns:cx5="http://schemas.microsoft.com/office/drawing/2016/5/11/chartex" xmlns:cx6="http://schemas.microsoft.com/office/drawing/2016/5/12/chartex" xmlns:cx7="http://schemas.microsoft.com/office/drawing/2016/5/13/chartex" xmlns:cx8="http://schemas.microsoft.com/office/drawing/2016/5/14/chartex" xmlns:mc="http://schemas.openxmlformats.org/markup-compatibility/2006" xmlns:aink="http://schemas.microsoft.com/office/drawing/2016/ink" xmlns:am3d="http://schemas.microsoft.com/office/drawing/2017/model3d" xmlns:o="urn:schemas-microsoft-com:office:office" xmlns:oel="http://schemas.microsoft.com/office/2019/extlst" xmlns:r="http://schemas.openxmlformats.org/officeDocument/2006/relationships" xmlns:m="http://schemas.openxmlformats.org/officeDocument/2006/math" xmlns:v="urn:schemas-microsoft-com:vml" xmlns:wp14="http://schemas.microsoft.com/office/word/2010/wordprocessingDrawing" xmlns:wp="http://schemas.openxmlformats.org/drawingml/2006/wordprocessingDrawing" xmlns:w10="urn:schemas-microsoft-com:office:word" xmlns:w="http://schemas.openxmlformats.org/wordprocessingml/2006/main" xmlns:w14="http://schemas.microsoft.com/office/word/2010/wordml" xmlns:w15="http://schemas.microsoft.com/office/word/2012/wordml" xmlns:w16cex="http://schemas.microsoft.com/office/word/2018/wordml/cex" xmlns:w16cid="http://schemas.microsoft.com/office/word/2016/wordml/cid" xmlns:w16="http://schemas.microsoft.com/office/word/2018/wordml" xmlns:w16du="http://schemas.microsoft.com/office/word/2023/wordml/word16du" xmlns:w16sdtdh="http://schemas.microsoft.com/office/word/2020/wordml/sdtdatahash" xmlns:w16sdtfl="http://schemas.microsoft.com/office/word/2024/wordml/sdtformatlock" xmlns:w16se="http://schemas.microsoft.com/office/word/2015/wordml/symex" xmlns:wpg="http://schemas.microsoft.com/office/word/2010/wordprocessingGroup" xmlns:wpi="http://schemas.microsoft.com/office/word/2010/wordprocessingInk" xmlns:wne="http://schemas.microsoft.com/office/word/2006/wordml" xmlns:wps="http://schemas.microsoft.com/office/word/2010/wordprocessingShape" mc:Ignorable="w14 w15 w16se w16cid w16 w16cex w16sdtdh w16sdtfl w16du wp14">
   <w:p>
     <w:pPr>
       <w:pStyle w:val="Piedepgina"/>
@@ -27989,7 +28139,7 @@
 </file>
 
 <file path=word/footnotes.xml><?xml version="1.0" encoding="utf-8"?>
-<w:footnotes xmlns:wpc="http://schemas.microsoft.com/office/word/2010/wordprocessingCanvas" xmlns:cx="http://schemas.microsoft.com/office/drawing/2014/chartex" xmlns:cx1="http://schemas.microsoft.com/office/drawing/2015/9/8/chartex" xmlns:cx2="http://schemas.microsoft.com/office/drawing/2015/10/21/chartex" xmlns:cx3="http://schemas.microsoft.com/office/drawing/2016/5/9/chartex" xmlns:cx4="http://schemas.microsoft.com/office/drawing/2016/5/10/chartex" xmlns:cx5="http://schemas.microsoft.com/office/drawing/2016/5/11/chartex" xmlns:cx6="http://schemas.microsoft.com/office/drawing/2016/5/12/chartex" xmlns:cx7="http://schemas.microsoft.com/office/drawing/2016/5/13/chartex" xmlns:cx8="http://schemas.microsoft.com/office/drawing/2016/5/14/chartex" xmlns:mc="http://schemas.openxmlformats.org/markup-compatibility/2006" xmlns:aink="http://schemas.microsoft.com/office/drawing/2016/ink" xmlns:am3d="http://schemas.microsoft.com/office/drawing/2017/model3d" xmlns:o="urn:schemas-microsoft-com:office:office" xmlns:oel="http://schemas.microsoft.com/office/2019/extlst" xmlns:r="http://schemas.openxmlformats.org/officeDocument/2006/relationships" xmlns:m="http://schemas.openxmlformats.org/officeDocument/2006/math" xmlns:v="urn:schemas-microsoft-com:vml" xmlns:wp14="http://schemas.microsoft.com/office/word/2010/wordprocessingDrawing" xmlns:wp="http://schemas.openxmlformats.org/drawingml/2006/wordprocessingDrawing" xmlns:w10="urn:schemas-microsoft-com:office:word" xmlns:w="http://schemas.openxmlformats.org/wordprocessingml/2006/main" xmlns:w14="http://schemas.microsoft.com/office/word/2010/wordml" xmlns:w15="http://schemas.microsoft.com/office/word/2012/wordml" xmlns:w16cex="http://schemas.microsoft.com/office/word/2018/wordml/cex" xmlns:w16cid="http://schemas.microsoft.com/office/word/2016/wordml/cid" xmlns:w16="http://schemas.microsoft.com/office/word/2018/wordml" xmlns:w16du="http://schemas.microsoft.com/office/word/2023/wordml/word16du" xmlns:w16sdtdh="http://schemas.microsoft.com/office/word/2020/wordml/sdtdatahash" xmlns:w16se="http://schemas.microsoft.com/office/word/2015/wordml/symex" xmlns:wpg="http://schemas.microsoft.com/office/word/2010/wordprocessingGroup" xmlns:wpi="http://schemas.microsoft.com/office/word/2010/wordprocessingInk" xmlns:wne="http://schemas.microsoft.com/office/word/2006/wordml" xmlns:wps="http://schemas.microsoft.com/office/word/2010/wordprocessingShape" mc:Ignorable="w14 w15 w16se w16cid w16 w16cex w16sdtdh w16du wp14">
+<w:footnotes xmlns:wpc="http://schemas.microsoft.com/office/word/2010/wordprocessingCanvas" xmlns:cx="http://schemas.microsoft.com/office/drawing/2014/chartex" xmlns:cx1="http://schemas.microsoft.com/office/drawing/2015/9/8/chartex" xmlns:cx2="http://schemas.microsoft.com/office/drawing/2015/10/21/chartex" xmlns:cx3="http://schemas.microsoft.com/office/drawing/2016/5/9/chartex" xmlns:cx4="http://schemas.microsoft.com/office/drawing/2016/5/10/chartex" xmlns:cx5="http://schemas.microsoft.com/office/drawing/2016/5/11/chartex" xmlns:cx6="http://schemas.microsoft.com/office/drawing/2016/5/12/chartex" xmlns:cx7="http://schemas.microsoft.com/office/drawing/2016/5/13/chartex" xmlns:cx8="http://schemas.microsoft.com/office/drawing/2016/5/14/chartex" xmlns:mc="http://schemas.openxmlformats.org/markup-compatibility/2006" xmlns:aink="http://schemas.microsoft.com/office/drawing/2016/ink" xmlns:am3d="http://schemas.microsoft.com/office/drawing/2017/model3d" xmlns:o="urn:schemas-microsoft-com:office:office" xmlns:oel="http://schemas.microsoft.com/office/2019/extlst" xmlns:r="http://schemas.openxmlformats.org/officeDocument/2006/relationships" xmlns:m="http://schemas.openxmlformats.org/officeDocument/2006/math" xmlns:v="urn:schemas-microsoft-com:vml" xmlns:wp14="http://schemas.microsoft.com/office/word/2010/wordprocessingDrawing" xmlns:wp="http://schemas.openxmlformats.org/drawingml/2006/wordprocessingDrawing" xmlns:w10="urn:schemas-microsoft-com:office:word" xmlns:w="http://schemas.openxmlformats.org/wordprocessingml/2006/main" xmlns:w14="http://schemas.microsoft.com/office/word/2010/wordml" xmlns:w15="http://schemas.microsoft.com/office/word/2012/wordml" xmlns:w16cex="http://schemas.microsoft.com/office/word/2018/wordml/cex" xmlns:w16cid="http://schemas.microsoft.com/office/word/2016/wordml/cid" xmlns:w16="http://schemas.microsoft.com/office/word/2018/wordml" xmlns:w16du="http://schemas.microsoft.com/office/word/2023/wordml/word16du" xmlns:w16sdtdh="http://schemas.microsoft.com/office/word/2020/wordml/sdtdatahash" xmlns:w16sdtfl="http://schemas.microsoft.com/office/word/2024/wordml/sdtformatlock" xmlns:w16se="http://schemas.microsoft.com/office/word/2015/wordml/symex" xmlns:wpg="http://schemas.microsoft.com/office/word/2010/wordprocessingGroup" xmlns:wpi="http://schemas.microsoft.com/office/word/2010/wordprocessingInk" xmlns:wne="http://schemas.microsoft.com/office/word/2006/wordml" xmlns:wps="http://schemas.microsoft.com/office/word/2010/wordprocessingShape" mc:Ignorable="w14 w15 w16se w16cid w16 w16cex w16sdtdh w16sdtfl w16du wp14">
   <w:footnote w:type="separator" w:id="-1">
     <w:p>
       <w:pPr>
@@ -28014,7 +28164,7 @@
 </file>
 
 <file path=word/header1.xml><?xml version="1.0" encoding="utf-8"?>
-<w:hdr xmlns:wpc="http://schemas.microsoft.com/office/word/2010/wordprocessingCanvas" xmlns:cx="http://schemas.microsoft.com/office/drawing/2014/chartex" xmlns:cx1="http://schemas.microsoft.com/office/drawing/2015/9/8/chartex" xmlns:cx2="http://schemas.microsoft.com/office/drawing/2015/10/21/chartex" xmlns:cx3="http://schemas.microsoft.com/office/drawing/2016/5/9/chartex" xmlns:cx4="http://schemas.microsoft.com/office/drawing/2016/5/10/chartex" xmlns:cx5="http://schemas.microsoft.com/office/drawing/2016/5/11/chartex" xmlns:cx6="http://schemas.microsoft.com/office/drawing/2016/5/12/chartex" xmlns:cx7="http://schemas.microsoft.com/office/drawing/2016/5/13/chartex" xmlns:cx8="http://schemas.microsoft.com/office/drawing/2016/5/14/chartex" xmlns:mc="http://schemas.openxmlformats.org/markup-compatibility/2006" xmlns:aink="http://schemas.microsoft.com/office/drawing/2016/ink" xmlns:am3d="http://schemas.microsoft.com/office/drawing/2017/model3d" xmlns:o="urn:schemas-microsoft-com:office:office" xmlns:oel="http://schemas.microsoft.com/office/2019/extlst" xmlns:r="http://schemas.openxmlformats.org/officeDocument/2006/relationships" xmlns:m="http://schemas.openxmlformats.org/officeDocument/2006/math" xmlns:v="urn:schemas-microsoft-com:vml" xmlns:wp14="http://schemas.microsoft.com/office/word/2010/wordprocessingDrawing" xmlns:wp="http://schemas.openxmlformats.org/drawingml/2006/wordprocessingDrawing" xmlns:w10="urn:schemas-microsoft-com:office:word" xmlns:w="http://schemas.openxmlformats.org/wordprocessingml/2006/main" xmlns:w14="http://schemas.microsoft.com/office/word/2010/wordml" xmlns:w15="http://schemas.microsoft.com/office/word/2012/wordml" xmlns:w16cex="http://schemas.microsoft.com/office/word/2018/wordml/cex" xmlns:w16cid="http://schemas.microsoft.com/office/word/2016/wordml/cid" xmlns:w16="http://schemas.microsoft.com/office/word/2018/wordml" xmlns:w16du="http://schemas.microsoft.com/office/word/2023/wordml/word16du" xmlns:w16sdtdh="http://schemas.microsoft.com/office/word/2020/wordml/sdtdatahash" xmlns:w16se="http://schemas.microsoft.com/office/word/2015/wordml/symex" xmlns:wpg="http://schemas.microsoft.com/office/word/2010/wordprocessingGroup" xmlns:wpi="http://schemas.microsoft.com/office/word/2010/wordprocessingInk" xmlns:wne="http://schemas.microsoft.com/office/word/2006/wordml" xmlns:wps="http://schemas.microsoft.com/office/word/2010/wordprocessingShape" mc:Ignorable="w14 w15 w16se w16cid w16 w16cex w16sdtdh w16du wp14">
+<w:hdr xmlns:wpc="http://schemas.microsoft.com/office/word/2010/wordprocessingCanvas" xmlns:cx="http://schemas.microsoft.com/office/drawing/2014/chartex" xmlns:cx1="http://schemas.microsoft.com/office/drawing/2015/9/8/chartex" xmlns:cx2="http://schemas.microsoft.com/office/drawing/2015/10/21/chartex" xmlns:cx3="http://schemas.microsoft.com/office/drawing/2016/5/9/chartex" xmlns:cx4="http://schemas.microsoft.com/office/drawing/2016/5/10/chartex" xmlns:cx5="http://schemas.microsoft.com/office/drawing/2016/5/11/chartex" xmlns:cx6="http://schemas.microsoft.com/office/drawing/2016/5/12/chartex" xmlns:cx7="http://schemas.microsoft.com/office/drawing/2016/5/13/chartex" xmlns:cx8="http://schemas.microsoft.com/office/drawing/2016/5/14/chartex" xmlns:mc="http://schemas.openxmlformats.org/markup-compatibility/2006" xmlns:aink="http://schemas.microsoft.com/office/drawing/2016/ink" xmlns:am3d="http://schemas.microsoft.com/office/drawing/2017/model3d" xmlns:o="urn:schemas-microsoft-com:office:office" xmlns:oel="http://schemas.microsoft.com/office/2019/extlst" xmlns:r="http://schemas.openxmlformats.org/officeDocument/2006/relationships" xmlns:m="http://schemas.openxmlformats.org/officeDocument/2006/math" xmlns:v="urn:schemas-microsoft-com:vml" xmlns:wp14="http://schemas.microsoft.com/office/word/2010/wordprocessingDrawing" xmlns:wp="http://schemas.openxmlformats.org/drawingml/2006/wordprocessingDrawing" xmlns:w10="urn:schemas-microsoft-com:office:word" xmlns:w="http://schemas.openxmlformats.org/wordprocessingml/2006/main" xmlns:w14="http://schemas.microsoft.com/office/word/2010/wordml" xmlns:w15="http://schemas.microsoft.com/office/word/2012/wordml" xmlns:w16cex="http://schemas.microsoft.com/office/word/2018/wordml/cex" xmlns:w16cid="http://schemas.microsoft.com/office/word/2016/wordml/cid" xmlns:w16="http://schemas.microsoft.com/office/word/2018/wordml" xmlns:w16du="http://schemas.microsoft.com/office/word/2023/wordml/word16du" xmlns:w16sdtdh="http://schemas.microsoft.com/office/word/2020/wordml/sdtdatahash" xmlns:w16sdtfl="http://schemas.microsoft.com/office/word/2024/wordml/sdtformatlock" xmlns:w16se="http://schemas.microsoft.com/office/word/2015/wordml/symex" xmlns:wpg="http://schemas.microsoft.com/office/word/2010/wordprocessingGroup" xmlns:wpi="http://schemas.microsoft.com/office/word/2010/wordprocessingInk" xmlns:wne="http://schemas.microsoft.com/office/word/2006/wordml" xmlns:wps="http://schemas.microsoft.com/office/word/2010/wordprocessingShape" mc:Ignorable="w14 w15 w16se w16cid w16 w16cex w16sdtdh w16sdtfl w16du wp14">
   <w:tbl>
     <w:tblPr>
       <w:tblStyle w:val="Tablaconcuadrcula"/>
@@ -28304,7 +28454,7 @@
 </file>
 
 <file path=word/numbering.xml><?xml version="1.0" encoding="utf-8"?>
-<w:numbering xmlns:wpc="http://schemas.microsoft.com/office/word/2010/wordprocessingCanvas" xmlns:cx="http://schemas.microsoft.com/office/drawing/2014/chartex" xmlns:cx1="http://schemas.microsoft.com/office/drawing/2015/9/8/chartex" xmlns:cx2="http://schemas.microsoft.com/office/drawing/2015/10/21/chartex" xmlns:cx3="http://schemas.microsoft.com/office/drawing/2016/5/9/chartex" xmlns:cx4="http://schemas.microsoft.com/office/drawing/2016/5/10/chartex" xmlns:cx5="http://schemas.microsoft.com/office/drawing/2016/5/11/chartex" xmlns:cx6="http://schemas.microsoft.com/office/drawing/2016/5/12/chartex" xmlns:cx7="http://schemas.microsoft.com/office/drawing/2016/5/13/chartex" xmlns:cx8="http://schemas.microsoft.com/office/drawing/2016/5/14/chartex" xmlns:mc="http://schemas.openxmlformats.org/markup-compatibility/2006" xmlns:aink="http://schemas.microsoft.com/office/drawing/2016/ink" xmlns:am3d="http://schemas.microsoft.com/office/drawing/2017/model3d" xmlns:o="urn:schemas-microsoft-com:office:office" xmlns:oel="http://schemas.microsoft.com/office/2019/extlst" xmlns:r="http://schemas.openxmlformats.org/officeDocument/2006/relationships" xmlns:m="http://schemas.openxmlformats.org/officeDocument/2006/math" xmlns:v="urn:schemas-microsoft-com:vml" xmlns:wp14="http://schemas.microsoft.com/office/word/2010/wordprocessingDrawing" xmlns:wp="http://schemas.openxmlformats.org/drawingml/2006/wordprocessingDrawing" xmlns:w10="urn:schemas-microsoft-com:office:word" xmlns:w="http://schemas.openxmlformats.org/wordprocessingml/2006/main" xmlns:w14="http://schemas.microsoft.com/office/word/2010/wordml" xmlns:w15="http://schemas.microsoft.com/office/word/2012/wordml" xmlns:w16cex="http://schemas.microsoft.com/office/word/2018/wordml/cex" xmlns:w16cid="http://schemas.microsoft.com/office/word/2016/wordml/cid" xmlns:w16="http://schemas.microsoft.com/office/word/2018/wordml" xmlns:w16du="http://schemas.microsoft.com/office/word/2023/wordml/word16du" xmlns:w16sdtdh="http://schemas.microsoft.com/office/word/2020/wordml/sdtdatahash" xmlns:w16se="http://schemas.microsoft.com/office/word/2015/wordml/symex" xmlns:wpg="http://schemas.microsoft.com/office/word/2010/wordprocessingGroup" xmlns:wpi="http://schemas.microsoft.com/office/word/2010/wordprocessingInk" xmlns:wne="http://schemas.microsoft.com/office/word/2006/wordml" xmlns:wps="http://schemas.microsoft.com/office/word/2010/wordprocessingShape" mc:Ignorable="w14 w15 w16se w16cid w16 w16cex w16sdtdh w16du wp14">
+<w:numbering xmlns:wpc="http://schemas.microsoft.com/office/word/2010/wordprocessingCanvas" xmlns:cx="http://schemas.microsoft.com/office/drawing/2014/chartex" xmlns:cx1="http://schemas.microsoft.com/office/drawing/2015/9/8/chartex" xmlns:cx2="http://schemas.microsoft.com/office/drawing/2015/10/21/chartex" xmlns:cx3="http://schemas.microsoft.com/office/drawing/2016/5/9/chartex" xmlns:cx4="http://schemas.microsoft.com/office/drawing/2016/5/10/chartex" xmlns:cx5="http://schemas.microsoft.com/office/drawing/2016/5/11/chartex" xmlns:cx6="http://schemas.microsoft.com/office/drawing/2016/5/12/chartex" xmlns:cx7="http://schemas.microsoft.com/office/drawing/2016/5/13/chartex" xmlns:cx8="http://schemas.microsoft.com/office/drawing/2016/5/14/chartex" xmlns:mc="http://schemas.openxmlformats.org/markup-compatibility/2006" xmlns:aink="http://schemas.microsoft.com/office/drawing/2016/ink" xmlns:am3d="http://schemas.microsoft.com/office/drawing/2017/model3d" xmlns:o="urn:schemas-microsoft-com:office:office" xmlns:oel="http://schemas.microsoft.com/office/2019/extlst" xmlns:r="http://schemas.openxmlformats.org/officeDocument/2006/relationships" xmlns:m="http://schemas.openxmlformats.org/officeDocument/2006/math" xmlns:v="urn:schemas-microsoft-com:vml" xmlns:wp14="http://schemas.microsoft.com/office/word/2010/wordprocessingDrawing" xmlns:wp="http://schemas.openxmlformats.org/drawingml/2006/wordprocessingDrawing" xmlns:w10="urn:schemas-microsoft-com:office:word" xmlns:w="http://schemas.openxmlformats.org/wordprocessingml/2006/main" xmlns:w14="http://schemas.microsoft.com/office/word/2010/wordml" xmlns:w15="http://schemas.microsoft.com/office/word/2012/wordml" xmlns:w16cex="http://schemas.microsoft.com/office/word/2018/wordml/cex" xmlns:w16cid="http://schemas.microsoft.com/office/word/2016/wordml/cid" xmlns:w16="http://schemas.microsoft.com/office/word/2018/wordml" xmlns:w16du="http://schemas.microsoft.com/office/word/2023/wordml/word16du" xmlns:w16sdtdh="http://schemas.microsoft.com/office/word/2020/wordml/sdtdatahash" xmlns:w16sdtfl="http://schemas.microsoft.com/office/word/2024/wordml/sdtformatlock" xmlns:w16se="http://schemas.microsoft.com/office/word/2015/wordml/symex" xmlns:wpg="http://schemas.microsoft.com/office/word/2010/wordprocessingGroup" xmlns:wpi="http://schemas.microsoft.com/office/word/2010/wordprocessingInk" xmlns:wne="http://schemas.microsoft.com/office/word/2006/wordml" xmlns:wps="http://schemas.microsoft.com/office/word/2010/wordprocessingShape" mc:Ignorable="w14 w15 w16se w16cid w16 w16cex w16sdtdh w16sdtfl w16du wp14">
   <w:abstractNum w:abstractNumId="0" w15:restartNumberingAfterBreak="0">
     <w:nsid w:val="05A65B82"/>
     <w:multiLevelType w:val="hybridMultilevel"/>
@@ -32117,7 +32267,7 @@
 </file>
 
 <file path=word/styles.xml><?xml version="1.0" encoding="utf-8"?>
-<w:styles xmlns:mc="http://schemas.openxmlformats.org/markup-compatibility/2006" xmlns:r="http://schemas.openxmlformats.org/officeDocument/2006/relationships" xmlns:w="http://schemas.openxmlformats.org/wordprocessingml/2006/main" xmlns:w14="http://schemas.microsoft.com/office/word/2010/wordml" xmlns:w15="http://schemas.microsoft.com/office/word/2012/wordml" xmlns:w16cex="http://schemas.microsoft.com/office/word/2018/wordml/cex" xmlns:w16cid="http://schemas.microsoft.com/office/word/2016/wordml/cid" xmlns:w16="http://schemas.microsoft.com/office/word/2018/wordml" xmlns:w16du="http://schemas.microsoft.com/office/word/2023/wordml/word16du" xmlns:w16sdtdh="http://schemas.microsoft.com/office/word/2020/wordml/sdtdatahash" xmlns:w16se="http://schemas.microsoft.com/office/word/2015/wordml/symex" mc:Ignorable="w14 w15 w16se w16cid w16 w16cex w16sdtdh w16du">
+<w:styles xmlns:mc="http://schemas.openxmlformats.org/markup-compatibility/2006" xmlns:r="http://schemas.openxmlformats.org/officeDocument/2006/relationships" xmlns:w="http://schemas.openxmlformats.org/wordprocessingml/2006/main" xmlns:w14="http://schemas.microsoft.com/office/word/2010/wordml" xmlns:w15="http://schemas.microsoft.com/office/word/2012/wordml" xmlns:w16cex="http://schemas.microsoft.com/office/word/2018/wordml/cex" xmlns:w16cid="http://schemas.microsoft.com/office/word/2016/wordml/cid" xmlns:w16="http://schemas.microsoft.com/office/word/2018/wordml" xmlns:w16du="http://schemas.microsoft.com/office/word/2023/wordml/word16du" xmlns:w16sdtdh="http://schemas.microsoft.com/office/word/2020/wordml/sdtdatahash" xmlns:w16sdtfl="http://schemas.microsoft.com/office/word/2024/wordml/sdtformatlock" xmlns:w16se="http://schemas.microsoft.com/office/word/2015/wordml/symex" mc:Ignorable="w14 w15 w16se w16cid w16 w16cex w16sdtdh w16sdtfl w16du">
   <w:docDefaults>
     <w:rPrDefault>
       <w:rPr>
